--- a/docs/entregables/09-matriz-revistas/Matriz-decision-revistas.docx
+++ b/docs/entregables/09-matriz-revistas/Matriz-decision-revistas.docx
@@ -521,6 +521,65 @@
           </w:p>
         </w:tc>
       </w:tr>
+      <w:tr>
+        <w:tc>
+          <w:tcPr>
+            <w:tcW w:type="dxa" w:w="1361"/>
+          </w:tcPr>
+          <w:p>
+            <w:pPr>
+              <w:spacing w:after="20"/>
+            </w:pPr>
+            <w:r/>
+            <w:r>
+              <w:rPr>
+                <w:b w:val="0"/>
+                <w:color w:val="131B2E"/>
+                <w:sz w:val="15"/>
+              </w:rPr>
+              <w:t>CIT</w:t>
+            </w:r>
+          </w:p>
+        </w:tc>
+        <w:tc>
+          <w:tcPr>
+            <w:tcW w:type="dxa" w:w="1701"/>
+          </w:tcPr>
+          <w:p>
+            <w:pPr>
+              <w:spacing w:after="20"/>
+            </w:pPr>
+            <w:r/>
+            <w:r>
+              <w:rPr>
+                <w:b w:val="0"/>
+                <w:color w:val="131B2E"/>
+                <w:sz w:val="15"/>
+              </w:rPr>
+              <w:t>Supera</w:t>
+            </w:r>
+          </w:p>
+        </w:tc>
+        <w:tc>
+          <w:tcPr>
+            <w:tcW w:type="dxa" w:w="7030"/>
+          </w:tcPr>
+          <w:p>
+            <w:pPr>
+              <w:spacing w:after="20"/>
+            </w:pPr>
+            <w:r/>
+            <w:r>
+              <w:rPr>
+                <w:b w:val="0"/>
+                <w:color w:val="131B2E"/>
+                <w:sz w:val="15"/>
+              </w:rPr>
+              <w:t>ISSN confirmado, ficha activa en Scopus, indexación adicional en Web of Science ESCI, DOAJ, INSPEC, ACM Digital Library y Engineering Village; adhesión declarada a las Core Practices de COPE, revisión por pares en tres fases con cribado antiplagio iThenticate y archivo de números desde 2001. Fuera de la lista de revistas depredadoras consultada</w:t>
+            </w:r>
+          </w:p>
+        </w:tc>
+      </w:tr>
     </w:tbl>
     <w:p>
       <w:pPr>
@@ -569,7 +628,536 @@
           <w:color w:val="1F4E79"/>
           <w:sz w:val="23"/>
         </w:rPr>
-        <w:t>2 · Criterios y pesos</w:t>
+        <w:t>2 · Filtro de disponibilidad: la lista de control de la coordinación</w:t>
+      </w:r>
+    </w:p>
+    <w:p>
+      <w:pPr>
+        <w:spacing w:after="80"/>
+        <w:jc w:val="both"/>
+      </w:pPr>
+      <w:r>
+        <w:rPr>
+          <w:b w:val="0"/>
+          <w:i w:val="0"/>
+          <w:color w:val="131B2E"/>
+          <w:sz w:val="17"/>
+        </w:rPr>
+        <w:t xml:space="preserve">La coordinación mantiene una lista de control con 17 revistas ya registradas. Tres de las candidatas figuran en ella, así que la lista actúa como un </w:t>
+      </w:r>
+      <w:r>
+        <w:rPr>
+          <w:b/>
+          <w:i w:val="0"/>
+          <w:color w:val="131B2E"/>
+          <w:sz w:val="17"/>
+        </w:rPr>
+        <w:t>segundo filtro de entrada</w:t>
+      </w:r>
+      <w:r>
+        <w:rPr>
+          <w:b w:val="0"/>
+          <w:i w:val="0"/>
+          <w:color w:val="131B2E"/>
+          <w:sz w:val="17"/>
+        </w:rPr>
+        <w:t>: no cambia el puntaje de ninguna revista, decide cuáles siguen disponibles.</w:t>
+      </w:r>
+    </w:p>
+    <w:tbl>
+      <w:tblPr>
+        <w:tblW w:type="auto" w:w="0"/>
+        <w:jc w:val="center"/>
+        <w:tblLayout w:type="fixed"/>
+        <w:tblLook w:firstColumn="1" w:firstRow="1" w:lastColumn="0" w:lastRow="0" w:noHBand="0" w:noVBand="1" w:val="04A0"/>
+        <w:tblBorders>
+          <w:top w:val="single" w:sz="4" w:color="BFBFBF"/>
+          <w:left w:val="single" w:sz="4" w:color="BFBFBF"/>
+          <w:bottom w:val="single" w:sz="4" w:color="BFBFBF"/>
+          <w:right w:val="single" w:sz="4" w:color="BFBFBF"/>
+          <w:insideH w:val="single" w:sz="4" w:color="BFBFBF"/>
+          <w:insideV w:val="single" w:sz="4" w:color="BFBFBF"/>
+        </w:tblBorders>
+      </w:tblPr>
+      <w:tblGrid>
+        <w:gridCol w:w="3475"/>
+        <w:gridCol w:w="3475"/>
+        <w:gridCol w:w="3475"/>
+      </w:tblGrid>
+      <w:tr>
+        <w:tc>
+          <w:tcPr>
+            <w:tcW w:type="dxa" w:w="1361"/>
+            <w:shd w:val="clear" w:fill="1F4E79"/>
+          </w:tcPr>
+          <w:p>
+            <w:r/>
+            <w:r>
+              <w:rPr>
+                <w:b/>
+                <w:color w:val="FFFFFF"/>
+                <w:sz w:val="16"/>
+              </w:rPr>
+              <w:t>Revista</w:t>
+            </w:r>
+          </w:p>
+        </w:tc>
+        <w:tc>
+          <w:tcPr>
+            <w:tcW w:type="dxa" w:w="1928"/>
+            <w:shd w:val="clear" w:fill="1F4E79"/>
+          </w:tcPr>
+          <w:p>
+            <w:r/>
+            <w:r>
+              <w:rPr>
+                <w:b/>
+                <w:color w:val="FFFFFF"/>
+                <w:sz w:val="16"/>
+              </w:rPr>
+              <w:t>Lista de control</w:t>
+            </w:r>
+          </w:p>
+        </w:tc>
+        <w:tc>
+          <w:tcPr>
+            <w:tcW w:type="dxa" w:w="6803"/>
+            <w:shd w:val="clear" w:fill="1F4E79"/>
+          </w:tcPr>
+          <w:p>
+            <w:r/>
+            <w:r>
+              <w:rPr>
+                <w:b/>
+                <w:color w:val="FFFFFF"/>
+                <w:sz w:val="16"/>
+              </w:rPr>
+              <w:t>Detalle</w:t>
+            </w:r>
+          </w:p>
+        </w:tc>
+      </w:tr>
+      <w:tr>
+        <w:tc>
+          <w:tcPr>
+            <w:tcW w:type="dxa" w:w="1361"/>
+            <w:shd w:val="clear" w:fill="FDECD2"/>
+          </w:tcPr>
+          <w:p>
+            <w:pPr>
+              <w:spacing w:after="20"/>
+            </w:pPr>
+            <w:r/>
+            <w:r>
+              <w:rPr>
+                <w:b w:val="0"/>
+                <w:color w:val="131B2E"/>
+                <w:sz w:val="15"/>
+              </w:rPr>
+              <w:t>BEEI</w:t>
+            </w:r>
+          </w:p>
+        </w:tc>
+        <w:tc>
+          <w:tcPr>
+            <w:tcW w:type="dxa" w:w="1928"/>
+            <w:shd w:val="clear" w:fill="FDECD2"/>
+          </w:tcPr>
+          <w:p>
+            <w:pPr>
+              <w:spacing w:after="20"/>
+            </w:pPr>
+            <w:r/>
+            <w:r>
+              <w:rPr>
+                <w:b w:val="0"/>
+                <w:color w:val="131B2E"/>
+                <w:sz w:val="15"/>
+              </w:rPr>
+              <w:t>Ya registrada</w:t>
+            </w:r>
+          </w:p>
+        </w:tc>
+        <w:tc>
+          <w:tcPr>
+            <w:tcW w:type="dxa" w:w="6803"/>
+            <w:shd w:val="clear" w:fill="FDECD2"/>
+          </w:tcPr>
+          <w:p>
+            <w:pPr>
+              <w:spacing w:after="20"/>
+            </w:pPr>
+            <w:r/>
+            <w:r>
+              <w:rPr>
+                <w:b w:val="0"/>
+                <w:color w:val="131B2E"/>
+                <w:sz w:val="15"/>
+              </w:rPr>
+              <w:t>N.º 8 de la lista de control institucional, registrada como Q1 · Indonesia · USD 385</w:t>
+            </w:r>
+          </w:p>
+        </w:tc>
+      </w:tr>
+      <w:tr>
+        <w:tc>
+          <w:tcPr>
+            <w:tcW w:type="dxa" w:w="1361"/>
+            <w:shd w:val="clear" w:fill="FDECD2"/>
+          </w:tcPr>
+          <w:p>
+            <w:pPr>
+              <w:spacing w:after="20"/>
+            </w:pPr>
+            <w:r/>
+            <w:r>
+              <w:rPr>
+                <w:b w:val="0"/>
+                <w:color w:val="131B2E"/>
+                <w:sz w:val="15"/>
+              </w:rPr>
+              <w:t>IJSSE</w:t>
+            </w:r>
+          </w:p>
+        </w:tc>
+        <w:tc>
+          <w:tcPr>
+            <w:tcW w:type="dxa" w:w="1928"/>
+            <w:shd w:val="clear" w:fill="FDECD2"/>
+          </w:tcPr>
+          <w:p>
+            <w:pPr>
+              <w:spacing w:after="20"/>
+            </w:pPr>
+            <w:r/>
+            <w:r>
+              <w:rPr>
+                <w:b w:val="0"/>
+                <w:color w:val="131B2E"/>
+                <w:sz w:val="15"/>
+              </w:rPr>
+              <w:t>Ya registrada</w:t>
+            </w:r>
+          </w:p>
+        </w:tc>
+        <w:tc>
+          <w:tcPr>
+            <w:tcW w:type="dxa" w:w="6803"/>
+            <w:shd w:val="clear" w:fill="FDECD2"/>
+          </w:tcPr>
+          <w:p>
+            <w:pPr>
+              <w:spacing w:after="20"/>
+            </w:pPr>
+            <w:r/>
+            <w:r>
+              <w:rPr>
+                <w:b w:val="0"/>
+                <w:color w:val="131B2E"/>
+                <w:sz w:val="15"/>
+              </w:rPr>
+              <w:t>N.º 7 de la lista de control institucional, registrada como Q3 · Reino Unido · USD 700</w:t>
+            </w:r>
+          </w:p>
+        </w:tc>
+      </w:tr>
+      <w:tr>
+        <w:tc>
+          <w:tcPr>
+            <w:tcW w:type="dxa" w:w="1361"/>
+            <w:shd w:val="clear" w:fill="E0F3E6"/>
+          </w:tcPr>
+          <w:p>
+            <w:pPr>
+              <w:spacing w:after="20"/>
+            </w:pPr>
+            <w:r/>
+            <w:r>
+              <w:rPr>
+                <w:b w:val="0"/>
+                <w:color w:val="131B2E"/>
+                <w:sz w:val="15"/>
+              </w:rPr>
+              <w:t>ISJ</w:t>
+            </w:r>
+          </w:p>
+        </w:tc>
+        <w:tc>
+          <w:tcPr>
+            <w:tcW w:type="dxa" w:w="1928"/>
+            <w:shd w:val="clear" w:fill="E0F3E6"/>
+          </w:tcPr>
+          <w:p>
+            <w:pPr>
+              <w:spacing w:after="20"/>
+            </w:pPr>
+            <w:r/>
+            <w:r>
+              <w:rPr>
+                <w:b w:val="0"/>
+                <w:color w:val="131B2E"/>
+                <w:sz w:val="15"/>
+              </w:rPr>
+              <w:t>Disponible</w:t>
+            </w:r>
+          </w:p>
+        </w:tc>
+        <w:tc>
+          <w:tcPr>
+            <w:tcW w:type="dxa" w:w="6803"/>
+            <w:shd w:val="clear" w:fill="E0F3E6"/>
+          </w:tcPr>
+          <w:p>
+            <w:pPr>
+              <w:spacing w:after="20"/>
+            </w:pPr>
+            <w:r/>
+            <w:r>
+              <w:rPr>
+                <w:b w:val="0"/>
+                <w:color w:val="131B2E"/>
+                <w:sz w:val="15"/>
+              </w:rPr>
+              <w:t>No figura entre las 17 revistas de la lista de control institucional</w:t>
+            </w:r>
+          </w:p>
+        </w:tc>
+      </w:tr>
+      <w:tr>
+        <w:tc>
+          <w:tcPr>
+            <w:tcW w:type="dxa" w:w="1361"/>
+            <w:shd w:val="clear" w:fill="E0F3E6"/>
+          </w:tcPr>
+          <w:p>
+            <w:pPr>
+              <w:spacing w:after="20"/>
+            </w:pPr>
+            <w:r/>
+            <w:r>
+              <w:rPr>
+                <w:b w:val="0"/>
+                <w:color w:val="131B2E"/>
+                <w:sz w:val="15"/>
+              </w:rPr>
+              <w:t>ICS</w:t>
+            </w:r>
+          </w:p>
+        </w:tc>
+        <w:tc>
+          <w:tcPr>
+            <w:tcW w:type="dxa" w:w="1928"/>
+            <w:shd w:val="clear" w:fill="E0F3E6"/>
+          </w:tcPr>
+          <w:p>
+            <w:pPr>
+              <w:spacing w:after="20"/>
+            </w:pPr>
+            <w:r/>
+            <w:r>
+              <w:rPr>
+                <w:b w:val="0"/>
+                <w:color w:val="131B2E"/>
+                <w:sz w:val="15"/>
+              </w:rPr>
+              <w:t>Disponible</w:t>
+            </w:r>
+          </w:p>
+        </w:tc>
+        <w:tc>
+          <w:tcPr>
+            <w:tcW w:type="dxa" w:w="6803"/>
+            <w:shd w:val="clear" w:fill="E0F3E6"/>
+          </w:tcPr>
+          <w:p>
+            <w:pPr>
+              <w:spacing w:after="20"/>
+            </w:pPr>
+            <w:r/>
+            <w:r>
+              <w:rPr>
+                <w:b w:val="0"/>
+                <w:color w:val="131B2E"/>
+                <w:sz w:val="15"/>
+              </w:rPr>
+              <w:t>No figura entre las 17 revistas de la lista de control institucional</w:t>
+            </w:r>
+          </w:p>
+        </w:tc>
+      </w:tr>
+      <w:tr>
+        <w:tc>
+          <w:tcPr>
+            <w:tcW w:type="dxa" w:w="1361"/>
+            <w:shd w:val="clear" w:fill="FDECD2"/>
+          </w:tcPr>
+          <w:p>
+            <w:pPr>
+              <w:spacing w:after="20"/>
+            </w:pPr>
+            <w:r/>
+            <w:r>
+              <w:rPr>
+                <w:b w:val="0"/>
+                <w:color w:val="131B2E"/>
+                <w:sz w:val="15"/>
+              </w:rPr>
+              <w:t>IJACSA</w:t>
+            </w:r>
+          </w:p>
+        </w:tc>
+        <w:tc>
+          <w:tcPr>
+            <w:tcW w:type="dxa" w:w="1928"/>
+            <w:shd w:val="clear" w:fill="FDECD2"/>
+          </w:tcPr>
+          <w:p>
+            <w:pPr>
+              <w:spacing w:after="20"/>
+            </w:pPr>
+            <w:r/>
+            <w:r>
+              <w:rPr>
+                <w:b w:val="0"/>
+                <w:color w:val="131B2E"/>
+                <w:sz w:val="15"/>
+              </w:rPr>
+              <w:t>Ya registrada</w:t>
+            </w:r>
+          </w:p>
+        </w:tc>
+        <w:tc>
+          <w:tcPr>
+            <w:tcW w:type="dxa" w:w="6803"/>
+            <w:shd w:val="clear" w:fill="FDECD2"/>
+          </w:tcPr>
+          <w:p>
+            <w:pPr>
+              <w:spacing w:after="20"/>
+            </w:pPr>
+            <w:r/>
+            <w:r>
+              <w:rPr>
+                <w:b w:val="0"/>
+                <w:color w:val="131B2E"/>
+                <w:sz w:val="15"/>
+              </w:rPr>
+              <w:t>N.º 5 de la lista de control institucional, registrada como Q3 · Reino Unido · USD 1 100</w:t>
+            </w:r>
+          </w:p>
+        </w:tc>
+      </w:tr>
+      <w:tr>
+        <w:tc>
+          <w:tcPr>
+            <w:tcW w:type="dxa" w:w="1361"/>
+            <w:shd w:val="clear" w:fill="E0F3E6"/>
+          </w:tcPr>
+          <w:p>
+            <w:pPr>
+              <w:spacing w:after="20"/>
+            </w:pPr>
+            <w:r/>
+            <w:r>
+              <w:rPr>
+                <w:b w:val="0"/>
+                <w:color w:val="131B2E"/>
+                <w:sz w:val="15"/>
+              </w:rPr>
+              <w:t>CIT</w:t>
+            </w:r>
+          </w:p>
+        </w:tc>
+        <w:tc>
+          <w:tcPr>
+            <w:tcW w:type="dxa" w:w="1928"/>
+            <w:shd w:val="clear" w:fill="E0F3E6"/>
+          </w:tcPr>
+          <w:p>
+            <w:pPr>
+              <w:spacing w:after="20"/>
+            </w:pPr>
+            <w:r/>
+            <w:r>
+              <w:rPr>
+                <w:b w:val="0"/>
+                <w:color w:val="131B2E"/>
+                <w:sz w:val="15"/>
+              </w:rPr>
+              <w:t>Disponible</w:t>
+            </w:r>
+          </w:p>
+        </w:tc>
+        <w:tc>
+          <w:tcPr>
+            <w:tcW w:type="dxa" w:w="6803"/>
+            <w:shd w:val="clear" w:fill="E0F3E6"/>
+          </w:tcPr>
+          <w:p>
+            <w:pPr>
+              <w:spacing w:after="20"/>
+            </w:pPr>
+            <w:r/>
+            <w:r>
+              <w:rPr>
+                <w:b w:val="0"/>
+                <w:color w:val="131B2E"/>
+                <w:sz w:val="15"/>
+              </w:rPr>
+              <w:t>No figura entre las 17 revistas de la lista de control institucional</w:t>
+            </w:r>
+          </w:p>
+        </w:tc>
+      </w:tr>
+    </w:tbl>
+    <w:p>
+      <w:pPr>
+        <w:spacing w:after="40"/>
+      </w:pPr>
+    </w:p>
+    <w:p>
+      <w:pPr>
+        <w:spacing w:after="80"/>
+        <w:jc w:val="both"/>
+      </w:pPr>
+      <w:r>
+        <w:rPr>
+          <w:b w:val="0"/>
+          <w:i/>
+          <w:color w:val="5B6B8C"/>
+          <w:sz w:val="16"/>
+        </w:rPr>
+      </w:r>
+      <w:r>
+        <w:rPr>
+          <w:b/>
+          <w:i/>
+          <w:color w:val="5B6B8C"/>
+          <w:sz w:val="16"/>
+        </w:rPr>
+        <w:t>Se separa del puntaje a propósito.</w:t>
+      </w:r>
+      <w:r>
+        <w:rPr>
+          <w:b w:val="0"/>
+          <w:i/>
+          <w:color w:val="5B6B8C"/>
+          <w:sz w:val="16"/>
+        </w:rPr>
+        <w:t xml:space="preserve"> Bajar la nota de una revista por estar en la lista mezclaría una restricción administrativa con una evaluación técnica y haría irreproducible la matriz. Nota aparte: la lista registra a BEEI como Q1 y el APC de IJSSE como USD 700; las fuentes oficiales consultadas el 26/08/2026 dan Q1 por CiteScore y Q3 por SJR, y USD 850. Las discrepancias se dejan a la vista.</w:t>
+      </w:r>
+    </w:p>
+    <w:p>
+      <w:pPr>
+        <w:spacing w:before="180" w:after="60"/>
+      </w:pPr>
+      <w:r>
+        <w:rPr>
+          <w:b/>
+          <w:color w:val="1F4E79"/>
+          <w:sz w:val="23"/>
+        </w:rPr>
+        <w:t>3 · Criterios y pesos</w:t>
       </w:r>
     </w:p>
     <w:tbl>
@@ -1015,7 +1603,7 @@
           <w:color w:val="1F4E79"/>
           <w:sz w:val="23"/>
         </w:rPr>
-        <w:t>3 · Matriz de decisión</w:t>
+        <w:t>4 · Matriz de decisión</w:t>
       </w:r>
     </w:p>
     <w:tbl>
@@ -1034,12 +1622,13 @@
         </w:tblBorders>
       </w:tblPr>
       <w:tblGrid>
-        <w:gridCol w:w="1738"/>
-        <w:gridCol w:w="1738"/>
-        <w:gridCol w:w="1738"/>
-        <w:gridCol w:w="1738"/>
-        <w:gridCol w:w="1738"/>
-        <w:gridCol w:w="1738"/>
+        <w:gridCol w:w="1489"/>
+        <w:gridCol w:w="1489"/>
+        <w:gridCol w:w="1489"/>
+        <w:gridCol w:w="1489"/>
+        <w:gridCol w:w="1489"/>
+        <w:gridCol w:w="1489"/>
+        <w:gridCol w:w="1489"/>
       </w:tblGrid>
       <w:tr>
         <w:tc>
@@ -1073,6 +1662,23 @@
                 <w:sz w:val="16"/>
               </w:rPr>
               <w:t>BEEI</w:t>
+            </w:r>
+          </w:p>
+        </w:tc>
+        <w:tc>
+          <w:tcPr>
+            <w:tcW w:type="dxa" w:w="1417"/>
+            <w:shd w:val="clear" w:fill="1F4E79"/>
+          </w:tcPr>
+          <w:p>
+            <w:r/>
+            <w:r>
+              <w:rPr>
+                <w:b/>
+                <w:color w:val="FFFFFF"/>
+                <w:sz w:val="16"/>
+              </w:rPr>
+              <w:t>CIT</w:t>
             </w:r>
           </w:p>
         </w:tc>
@@ -1242,6 +1848,26 @@
                 <w:color w:val="131B2E"/>
                 <w:sz w:val="15"/>
               </w:rPr>
+              <w:t>9</w:t>
+            </w:r>
+          </w:p>
+        </w:tc>
+        <w:tc>
+          <w:tcPr>
+            <w:tcW w:type="dxa" w:w="1417"/>
+            <w:shd w:val="clear" w:fill="EEF3FA"/>
+          </w:tcPr>
+          <w:p>
+            <w:pPr>
+              <w:spacing w:after="20"/>
+            </w:pPr>
+            <w:r/>
+            <w:r>
+              <w:rPr>
+                <w:b w:val="0"/>
+                <w:color w:val="131B2E"/>
+                <w:sz w:val="15"/>
+              </w:rPr>
               <w:t>6</w:t>
             </w:r>
           </w:p>
@@ -1303,6 +1929,25 @@
                 <w:sz w:val="15"/>
               </w:rPr>
               <w:t>8</w:t>
+            </w:r>
+          </w:p>
+        </w:tc>
+        <w:tc>
+          <w:tcPr>
+            <w:tcW w:type="dxa" w:w="1417"/>
+          </w:tcPr>
+          <w:p>
+            <w:pPr>
+              <w:spacing w:after="20"/>
+            </w:pPr>
+            <w:r/>
+            <w:r>
+              <w:rPr>
+                <w:b w:val="0"/>
+                <w:color w:val="131B2E"/>
+                <w:sz w:val="15"/>
+              </w:rPr>
+              <w:t>9</w:t>
             </w:r>
           </w:p>
         </w:tc>
@@ -1421,6 +2066,26 @@
                 <w:sz w:val="15"/>
               </w:rPr>
               <w:t>9</w:t>
+            </w:r>
+          </w:p>
+        </w:tc>
+        <w:tc>
+          <w:tcPr>
+            <w:tcW w:type="dxa" w:w="1417"/>
+            <w:shd w:val="clear" w:fill="EEF3FA"/>
+          </w:tcPr>
+          <w:p>
+            <w:pPr>
+              <w:spacing w:after="20"/>
+            </w:pPr>
+            <w:r/>
+            <w:r>
+              <w:rPr>
+                <w:b w:val="0"/>
+                <w:color w:val="131B2E"/>
+                <w:sz w:val="15"/>
+              </w:rPr>
+              <w:t>5</w:t>
             </w:r>
           </w:p>
         </w:tc>
@@ -1559,6 +2224,25 @@
                 <w:color w:val="131B2E"/>
                 <w:sz w:val="15"/>
               </w:rPr>
+              <w:t>6</w:t>
+            </w:r>
+          </w:p>
+        </w:tc>
+        <w:tc>
+          <w:tcPr>
+            <w:tcW w:type="dxa" w:w="1417"/>
+          </w:tcPr>
+          <w:p>
+            <w:pPr>
+              <w:spacing w:after="20"/>
+            </w:pPr>
+            <w:r/>
+            <w:r>
+              <w:rPr>
+                <w:b w:val="0"/>
+                <w:color w:val="131B2E"/>
+                <w:sz w:val="15"/>
+              </w:rPr>
               <w:t>10</w:t>
             </w:r>
           </w:p>
@@ -1659,6 +2343,26 @@
                 <w:sz w:val="15"/>
               </w:rPr>
               <w:t>7</w:t>
+            </w:r>
+          </w:p>
+        </w:tc>
+        <w:tc>
+          <w:tcPr>
+            <w:tcW w:type="dxa" w:w="1417"/>
+            <w:shd w:val="clear" w:fill="EEF3FA"/>
+          </w:tcPr>
+          <w:p>
+            <w:pPr>
+              <w:spacing w:after="20"/>
+            </w:pPr>
+            <w:r/>
+            <w:r>
+              <w:rPr>
+                <w:b w:val="0"/>
+                <w:color w:val="131B2E"/>
+                <w:sz w:val="15"/>
+              </w:rPr>
+              <w:t>9</w:t>
             </w:r>
           </w:p>
         </w:tc>
@@ -1788,6 +2492,40 @@
                 <w:sz w:val="15"/>
               </w:rPr>
               <w:t>84.0</w:t>
+            </w:r>
+            <w:r>
+              <w:rPr>
+                <w:b w:val="0"/>
+                <w:color w:val="131B2E"/>
+                <w:sz w:val="15"/>
+              </w:rPr>
+            </w:r>
+          </w:p>
+        </w:tc>
+        <w:tc>
+          <w:tcPr>
+            <w:tcW w:type="dxa" w:w="1417"/>
+            <w:shd w:val="clear" w:fill="E0F3E6"/>
+          </w:tcPr>
+          <w:p>
+            <w:pPr>
+              <w:spacing w:after="20"/>
+            </w:pPr>
+            <w:r/>
+            <w:r>
+              <w:rPr>
+                <w:b w:val="0"/>
+                <w:color w:val="131B2E"/>
+                <w:sz w:val="15"/>
+              </w:rPr>
+            </w:r>
+            <w:r>
+              <w:rPr>
+                <w:b/>
+                <w:color w:val="131B2E"/>
+                <w:sz w:val="15"/>
+              </w:rPr>
+              <w:t>77.5</w:t>
             </w:r>
             <w:r>
               <w:rPr>
@@ -1992,6 +2730,26 @@
                 <w:color w:val="131B2E"/>
                 <w:sz w:val="15"/>
               </w:rPr>
+              <w:t>6/6</w:t>
+            </w:r>
+          </w:p>
+        </w:tc>
+        <w:tc>
+          <w:tcPr>
+            <w:tcW w:type="dxa" w:w="1417"/>
+            <w:shd w:val="clear" w:fill="FDECD2"/>
+          </w:tcPr>
+          <w:p>
+            <w:pPr>
+              <w:spacing w:after="20"/>
+            </w:pPr>
+            <w:r/>
+            <w:r>
+              <w:rPr>
+                <w:b w:val="0"/>
+                <w:color w:val="131B2E"/>
+                <w:sz w:val="15"/>
+              </w:rPr>
               <w:t>0/6</w:t>
             </w:r>
           </w:p>
@@ -2073,7 +2831,40 @@
           <w:color w:val="1F4E79"/>
           <w:sz w:val="23"/>
         </w:rPr>
-        <w:t>4 · Plan A, B y C</w:t>
+        <w:t>5 · Plan A, B y C</w:t>
+      </w:r>
+    </w:p>
+    <w:p>
+      <w:pPr>
+        <w:spacing w:after="80"/>
+        <w:jc w:val="both"/>
+      </w:pPr>
+      <w:r>
+        <w:rPr>
+          <w:b w:val="0"/>
+          <w:i w:val="0"/>
+          <w:color w:val="131B2E"/>
+          <w:sz w:val="16"/>
+        </w:rPr>
+        <w:t xml:space="preserve">Los planes se asignan </w:t>
+      </w:r>
+      <w:r>
+        <w:rPr>
+          <w:b/>
+          <w:i w:val="0"/>
+          <w:color w:val="131B2E"/>
+          <w:sz w:val="16"/>
+        </w:rPr>
+        <w:t>solo entre las candidatas disponibles</w:t>
+      </w:r>
+      <w:r>
+        <w:rPr>
+          <w:b w:val="0"/>
+          <w:i w:val="0"/>
+          <w:color w:val="131B2E"/>
+          <w:sz w:val="16"/>
+        </w:rPr>
+        <w:t>. Los puntajes de las tres ya registradas se conservan a la vista para que la comparación siga completa.</w:t>
       </w:r>
     </w:p>
     <w:tbl>
@@ -2170,6 +2961,104 @@
         <w:tc>
           <w:tcPr>
             <w:tcW w:type="dxa" w:w="1020"/>
+            <w:shd w:val="clear" w:fill="EEF3FA"/>
+          </w:tcPr>
+          <w:p>
+            <w:pPr>
+              <w:spacing w:after="20"/>
+            </w:pPr>
+            <w:r/>
+            <w:r>
+              <w:rPr>
+                <w:b w:val="0"/>
+                <w:color w:val="131B2E"/>
+                <w:sz w:val="15"/>
+              </w:rPr>
+              <w:t>—</w:t>
+            </w:r>
+          </w:p>
+        </w:tc>
+        <w:tc>
+          <w:tcPr>
+            <w:tcW w:type="dxa" w:w="1361"/>
+            <w:shd w:val="clear" w:fill="EEF3FA"/>
+          </w:tcPr>
+          <w:p>
+            <w:pPr>
+              <w:spacing w:after="20"/>
+            </w:pPr>
+            <w:r/>
+            <w:r>
+              <w:rPr>
+                <w:b w:val="0"/>
+                <w:color w:val="131B2E"/>
+                <w:sz w:val="15"/>
+              </w:rPr>
+              <w:t>BEEI</w:t>
+            </w:r>
+          </w:p>
+        </w:tc>
+        <w:tc>
+          <w:tcPr>
+            <w:tcW w:type="dxa" w:w="1020"/>
+            <w:shd w:val="clear" w:fill="EEF3FA"/>
+          </w:tcPr>
+          <w:p>
+            <w:pPr>
+              <w:spacing w:after="20"/>
+            </w:pPr>
+            <w:r/>
+            <w:r>
+              <w:rPr>
+                <w:b w:val="0"/>
+                <w:color w:val="131B2E"/>
+                <w:sz w:val="15"/>
+              </w:rPr>
+              <w:t>84.0</w:t>
+            </w:r>
+          </w:p>
+        </w:tc>
+        <w:tc>
+          <w:tcPr>
+            <w:tcW w:type="dxa" w:w="6690"/>
+            <w:shd w:val="clear" w:fill="EEF3FA"/>
+          </w:tcPr>
+          <w:p>
+            <w:pPr>
+              <w:spacing w:after="20"/>
+            </w:pPr>
+            <w:r/>
+            <w:r>
+              <w:rPr>
+                <w:b w:val="0"/>
+                <w:color w:val="131B2E"/>
+                <w:sz w:val="15"/>
+              </w:rPr>
+              <w:t xml:space="preserve">Mejor puntaje absoluto, pero </w:t>
+            </w:r>
+            <w:r>
+              <w:rPr>
+                <w:b/>
+                <w:color w:val="131B2E"/>
+                <w:sz w:val="15"/>
+              </w:rPr>
+              <w:t>ya registrada</w:t>
+            </w:r>
+            <w:r>
+              <w:rPr>
+                <w:b w:val="0"/>
+                <w:color w:val="131B2E"/>
+                <w:sz w:val="15"/>
+              </w:rPr>
+              <w:t xml:space="preserve"> en la lista de control.</w:t>
+            </w:r>
+          </w:p>
+        </w:tc>
+      </w:tr>
+      <w:tr>
+        <w:tc>
+          <w:tcPr>
+            <w:tcW w:type="dxa" w:w="1020"/>
             <w:shd w:val="clear" w:fill="E0F3E6"/>
           </w:tcPr>
           <w:p>
@@ -2203,7 +3092,7 @@
                 <w:color w:val="131B2E"/>
                 <w:sz w:val="15"/>
               </w:rPr>
-              <w:t>BEEI</w:t>
+              <w:t>CIT</w:t>
             </w:r>
           </w:p>
         </w:tc>
@@ -2223,7 +3112,7 @@
                 <w:color w:val="131B2E"/>
                 <w:sz w:val="15"/>
               </w:rPr>
-              <w:t>84.0</w:t>
+              <w:t>77.5</w:t>
             </w:r>
           </w:p>
         </w:tc>
@@ -2243,7 +3132,23 @@
                 <w:color w:val="131B2E"/>
                 <w:sz w:val="15"/>
               </w:rPr>
-              <w:t>Gana en tres de los cinco criterios y es la que más datos tiene verificados en fuente primaria. Mejor combinación de encaje, visibilidad y coste.</w:t>
+              <w:t xml:space="preserve">La mejor de las disponibles. Única con Q2 y factor de impacto de Web of Science verificados en la propia revista, y única que publica detección </w:t>
+            </w:r>
+            <w:r>
+              <w:rPr>
+                <w:b/>
+                <w:color w:val="131B2E"/>
+                <w:sz w:val="15"/>
+              </w:rPr>
+              <w:t>y mitigación</w:t>
+            </w:r>
+            <w:r>
+              <w:rPr>
+                <w:b w:val="0"/>
+                <w:color w:val="131B2E"/>
+                <w:sz w:val="15"/>
+              </w:rPr>
+              <w:t>. Su coste es el plazo: 3–6 meses hasta la primera decisión.</w:t>
             </w:r>
           </w:p>
         </w:tc>
@@ -2252,6 +3157,7 @@
         <w:tc>
           <w:tcPr>
             <w:tcW w:type="dxa" w:w="1020"/>
+            <w:shd w:val="clear" w:fill="E0F3E6"/>
           </w:tcPr>
           <w:p>
             <w:pPr>
@@ -2271,6 +3177,7 @@
         <w:tc>
           <w:tcPr>
             <w:tcW w:type="dxa" w:w="1361"/>
+            <w:shd w:val="clear" w:fill="E0F3E6"/>
           </w:tcPr>
           <w:p>
             <w:pPr>
@@ -2290,6 +3197,7 @@
         <w:tc>
           <w:tcPr>
             <w:tcW w:type="dxa" w:w="1020"/>
+            <w:shd w:val="clear" w:fill="E0F3E6"/>
           </w:tcPr>
           <w:p>
             <w:pPr>
@@ -2309,6 +3217,7 @@
         <w:tc>
           <w:tcPr>
             <w:tcW w:type="dxa" w:w="6690"/>
+            <w:shd w:val="clear" w:fill="E0F3E6"/>
           </w:tcPr>
           <w:p>
             <w:pPr>
@@ -2337,89 +3246,7 @@
                 <w:color w:val="131B2E"/>
                 <w:sz w:val="15"/>
               </w:rPr>
-              <w:t>, pero publica solo 21 artículos al año: capacidad y probabilidad de aceptación mucho menores.</w:t>
-            </w:r>
-          </w:p>
-        </w:tc>
-      </w:tr>
-      <w:tr>
-        <w:tc>
-          <w:tcPr>
-            <w:tcW w:type="dxa" w:w="1020"/>
-            <w:shd w:val="clear" w:fill="EEF3FA"/>
-          </w:tcPr>
-          <w:p>
-            <w:pPr>
-              <w:spacing w:after="20"/>
-            </w:pPr>
-            <w:r/>
-            <w:r>
-              <w:rPr>
-                <w:b w:val="0"/>
-                <w:color w:val="131B2E"/>
-                <w:sz w:val="15"/>
-              </w:rPr>
-              <w:t>Plan C</w:t>
-            </w:r>
-          </w:p>
-        </w:tc>
-        <w:tc>
-          <w:tcPr>
-            <w:tcW w:type="dxa" w:w="1361"/>
-            <w:shd w:val="clear" w:fill="EEF3FA"/>
-          </w:tcPr>
-          <w:p>
-            <w:pPr>
-              <w:spacing w:after="20"/>
-            </w:pPr>
-            <w:r/>
-            <w:r>
-              <w:rPr>
-                <w:b w:val="0"/>
-                <w:color w:val="131B2E"/>
-                <w:sz w:val="15"/>
-              </w:rPr>
-              <w:t>IJSSE</w:t>
-            </w:r>
-          </w:p>
-        </w:tc>
-        <w:tc>
-          <w:tcPr>
-            <w:tcW w:type="dxa" w:w="1020"/>
-            <w:shd w:val="clear" w:fill="EEF3FA"/>
-          </w:tcPr>
-          <w:p>
-            <w:pPr>
-              <w:spacing w:after="20"/>
-            </w:pPr>
-            <w:r/>
-            <w:r>
-              <w:rPr>
-                <w:b w:val="0"/>
-                <w:color w:val="131B2E"/>
-                <w:sz w:val="15"/>
-              </w:rPr>
-              <w:t>75.5</w:t>
-            </w:r>
-          </w:p>
-        </w:tc>
-        <w:tc>
-          <w:tcPr>
-            <w:tcW w:type="dxa" w:w="6690"/>
-            <w:shd w:val="clear" w:fill="EEF3FA"/>
-          </w:tcPr>
-          <w:p>
-            <w:pPr>
-              <w:spacing w:after="20"/>
-            </w:pPr>
-            <w:r/>
-            <w:r>
-              <w:rPr>
-                <w:b w:val="0"/>
-                <w:color w:val="131B2E"/>
-                <w:sz w:val="15"/>
-              </w:rPr>
-              <w:t>Encaje idéntico al de BEEI y ciclo rápido, pero menor visibilidad (CiteScore 2,8 frente a 4,2) y APC del doble.</w:t>
+              <w:t xml:space="preserve"> por la vía de suscripción, pero publica solo 21 artículos al año: capacidad y probabilidad de aceptación mucho menores.</w:t>
             </w:r>
           </w:p>
         </w:tc>
@@ -2440,13 +3267,109 @@
                 <w:color w:val="131B2E"/>
                 <w:sz w:val="15"/>
               </w:rPr>
-              <w:t>4.º</w:t>
+              <w:t>—</w:t>
             </w:r>
           </w:p>
         </w:tc>
         <w:tc>
           <w:tcPr>
             <w:tcW w:type="dxa" w:w="1361"/>
+          </w:tcPr>
+          <w:p>
+            <w:pPr>
+              <w:spacing w:after="20"/>
+            </w:pPr>
+            <w:r/>
+            <w:r>
+              <w:rPr>
+                <w:b w:val="0"/>
+                <w:color w:val="131B2E"/>
+                <w:sz w:val="15"/>
+              </w:rPr>
+              <w:t>IJSSE</w:t>
+            </w:r>
+          </w:p>
+        </w:tc>
+        <w:tc>
+          <w:tcPr>
+            <w:tcW w:type="dxa" w:w="1020"/>
+          </w:tcPr>
+          <w:p>
+            <w:pPr>
+              <w:spacing w:after="20"/>
+            </w:pPr>
+            <w:r/>
+            <w:r>
+              <w:rPr>
+                <w:b w:val="0"/>
+                <w:color w:val="131B2E"/>
+                <w:sz w:val="15"/>
+              </w:rPr>
+              <w:t>75.5</w:t>
+            </w:r>
+          </w:p>
+        </w:tc>
+        <w:tc>
+          <w:tcPr>
+            <w:tcW w:type="dxa" w:w="6690"/>
+          </w:tcPr>
+          <w:p>
+            <w:pPr>
+              <w:spacing w:after="20"/>
+            </w:pPr>
+            <w:r/>
+            <w:r>
+              <w:rPr>
+                <w:b w:val="0"/>
+                <w:color w:val="131B2E"/>
+                <w:sz w:val="15"/>
+              </w:rPr>
+              <w:t xml:space="preserve">Encaje idéntico al de BEEI y ciclo rápido, pero menor visibilidad y APC del doble. </w:t>
+            </w:r>
+            <w:r>
+              <w:rPr>
+                <w:b/>
+                <w:color w:val="131B2E"/>
+                <w:sz w:val="15"/>
+              </w:rPr>
+              <w:t>Ya registrada</w:t>
+            </w:r>
+            <w:r>
+              <w:rPr>
+                <w:b w:val="0"/>
+                <w:color w:val="131B2E"/>
+                <w:sz w:val="15"/>
+              </w:rPr>
+              <w:t xml:space="preserve"> en la lista de control.</w:t>
+            </w:r>
+          </w:p>
+        </w:tc>
+      </w:tr>
+      <w:tr>
+        <w:tc>
+          <w:tcPr>
+            <w:tcW w:type="dxa" w:w="1020"/>
+            <w:shd w:val="clear" w:fill="E0F3E6"/>
+          </w:tcPr>
+          <w:p>
+            <w:pPr>
+              <w:spacing w:after="20"/>
+            </w:pPr>
+            <w:r/>
+            <w:r>
+              <w:rPr>
+                <w:b w:val="0"/>
+                <w:color w:val="131B2E"/>
+                <w:sz w:val="15"/>
+              </w:rPr>
+              <w:t>Plan C</w:t>
+            </w:r>
+          </w:p>
+        </w:tc>
+        <w:tc>
+          <w:tcPr>
+            <w:tcW w:type="dxa" w:w="1361"/>
+            <w:shd w:val="clear" w:fill="E0F3E6"/>
           </w:tcPr>
           <w:p>
             <w:pPr>
@@ -2466,6 +3389,7 @@
         <w:tc>
           <w:tcPr>
             <w:tcW w:type="dxa" w:w="1020"/>
+            <w:shd w:val="clear" w:fill="E0F3E6"/>
           </w:tcPr>
           <w:p>
             <w:pPr>
@@ -2485,6 +3409,7 @@
         <w:tc>
           <w:tcPr>
             <w:tcW w:type="dxa" w:w="6690"/>
+            <w:shd w:val="clear" w:fill="E0F3E6"/>
           </w:tcPr>
           <w:p>
             <w:pPr>
@@ -2506,7 +3431,6 @@
         <w:tc>
           <w:tcPr>
             <w:tcW w:type="dxa" w:w="1020"/>
-            <w:shd w:val="clear" w:fill="EEF3FA"/>
           </w:tcPr>
           <w:p>
             <w:pPr>
@@ -2519,14 +3443,13 @@
                 <w:color w:val="131B2E"/>
                 <w:sz w:val="15"/>
               </w:rPr>
-              <w:t>5.º</w:t>
+              <w:t>—</w:t>
             </w:r>
           </w:p>
         </w:tc>
         <w:tc>
           <w:tcPr>
             <w:tcW w:type="dxa" w:w="1361"/>
-            <w:shd w:val="clear" w:fill="EEF3FA"/>
           </w:tcPr>
           <w:p>
             <w:pPr>
@@ -2546,7 +3469,6 @@
         <w:tc>
           <w:tcPr>
             <w:tcW w:type="dxa" w:w="1020"/>
-            <w:shd w:val="clear" w:fill="EEF3FA"/>
           </w:tcPr>
           <w:p>
             <w:pPr>
@@ -2566,7 +3488,6 @@
         <w:tc>
           <w:tcPr>
             <w:tcW w:type="dxa" w:w="6690"/>
-            <w:shd w:val="clear" w:fill="EEF3FA"/>
           </w:tcPr>
           <w:p>
             <w:pPr>
@@ -2579,7 +3500,23 @@
                 <w:color w:val="131B2E"/>
                 <w:sz w:val="15"/>
               </w:rPr>
-              <w:t>La más rápida, pero de alcance genérico y con el APC más alto.</w:t>
+              <w:t xml:space="preserve">La más rápida, pero de alcance genérico, con el APC más alto y </w:t>
+            </w:r>
+            <w:r>
+              <w:rPr>
+                <w:b/>
+                <w:color w:val="131B2E"/>
+                <w:sz w:val="15"/>
+              </w:rPr>
+              <w:t>ya registrada</w:t>
+            </w:r>
+            <w:r>
+              <w:rPr>
+                <w:b w:val="0"/>
+                <w:color w:val="131B2E"/>
+                <w:sz w:val="15"/>
+              </w:rPr>
+              <w:t xml:space="preserve"> en la lista de control.</w:t>
             </w:r>
           </w:p>
         </w:tc>
@@ -2619,7 +3556,7 @@
           <w:color w:val="5B6B8C"/>
           <w:sz w:val="16"/>
         </w:rPr>
-        <w:t xml:space="preserve"> Solo BEEI e IJSSE tienen sus datos sensibles verificados en fuente primaria; las otras tres se puntuaron con fuentes secundarias, y una verificación completa puede reordenar las posiciones 2 a 5.</w:t>
+        <w:t xml:space="preserve"> Solo BEEI, IJSSE y CIT tienen sus datos sensibles verificados en fuente primaria; ISJ, ICS e IJACSA se puntuaron con fuentes secundarias, y completar esa verificación puede reordenarlas. La distancia entre CIT (77,5) y ISJ (77,0) es de medio punto: menor que el margen que puede mover una sola verificación pendiente.</w:t>
       </w:r>
     </w:p>
     <w:p>
@@ -2632,7 +3569,7 @@
           <w:color w:val="1F4E79"/>
           <w:sz w:val="23"/>
         </w:rPr>
-        <w:t>5 · Justificación</w:t>
+        <w:t>6 · Justificación</w:t>
       </w:r>
     </w:p>
     <w:p>
@@ -2655,7 +3592,7 @@
           <w:color w:val="131B2E"/>
           <w:sz w:val="17"/>
         </w:rPr>
-        <w:t>BEEI es el Plan A</w:t>
+        <w:t>CIT es el Plan A.</w:t>
       </w:r>
       <w:r>
         <w:rPr>
@@ -2664,7 +3601,7 @@
           <w:color w:val="131B2E"/>
           <w:sz w:val="17"/>
         </w:rPr>
-        <w:t xml:space="preserve"> porque obtiene el puntaje ponderado más alto (84.0 sobre 100) y porque es la candidata con más datos verificados en fuente primaria (5 de 6). Su alcance editorial nombra de forma explícita los cuatro ejes del artículo —redes de comunicaciones, seguridad de redes, aprendizaje automático y ciberseguridad—, presenta el CiteScore y el percentil más altos del conjunto (4,2 y 65) y su APC de USD 415 con coautoría es el más bajo entre las revistas que cobran.</w:t>
+        <w:t xml:space="preserve"> Con 77.5 puntos sobre 100 es la mejor puntuada entre las disponibles y la única candidata con los 6 datos sensibles verificados en la propia revista. BEEI puntúa más alto (84.0), pero queda fuera por el filtro de disponibilidad, no por una debilidad técnica.</w:t>
       </w:r>
     </w:p>
     <w:p>
@@ -2687,7 +3624,7 @@
           <w:color w:val="131B2E"/>
           <w:sz w:val="17"/>
         </w:rPr>
-        <w:t>No se eligió ISJ</w:t>
+        <w:t>Publica exactamente este problema</w:t>
       </w:r>
       <w:r>
         <w:rPr>
@@ -2696,7 +3633,7 @@
           <w:color w:val="131B2E"/>
           <w:sz w:val="17"/>
         </w:rPr>
-        <w:t xml:space="preserve"> pese a no exigir APC: publica solo 21 artículos al año, de modo que su probabilidad de aceptación es sustancialmente menor. Se conserva como Plan B porque su coste nulo la vuelve la mejor alternativa si desaparece el presupuesto. </w:t>
+        <w:t xml:space="preserve">, y no se infiere del alcance declarado sino de sus números: detección de intrusiones con IA explicable (2024), con redes convolucionales (2026), detección de DDoS entre conjuntos de datos (2026) y una arquitectura de detección </w:t>
       </w:r>
       <w:r>
         <w:rPr>
@@ -2705,7 +3642,7 @@
           <w:color w:val="131B2E"/>
           <w:sz w:val="17"/>
         </w:rPr>
-        <w:t>No se eligió IJSSE</w:t>
+        <w:t>y mitigación</w:t>
       </w:r>
       <w:r>
         <w:rPr>
@@ -2714,7 +3651,89 @@
           <w:color w:val="131B2E"/>
           <w:sz w:val="17"/>
         </w:rPr>
-        <w:t xml:space="preserve"> aunque su encaje temático es equivalente: pierde en visibilidad y su APC duplica al del Plan A, sin una ventaja editorial que lo compense.</w:t>
+        <w:t xml:space="preserve"> de DDoS (2025). Esa última es el único antecedente, entre todas las candidatas, de un trabajo que no solo detecta sino que responde: el mismo par detección + control inline de este proyecto.</w:t>
+      </w:r>
+    </w:p>
+    <w:p>
+      <w:pPr>
+        <w:spacing w:after="80"/>
+        <w:jc w:val="both"/>
+      </w:pPr>
+      <w:r>
+        <w:rPr>
+          <w:b w:val="0"/>
+          <w:i w:val="0"/>
+          <w:color w:val="131B2E"/>
+          <w:sz w:val="17"/>
+        </w:rPr>
+      </w:r>
+      <w:r>
+        <w:rPr>
+          <w:b/>
+          <w:i w:val="0"/>
+          <w:color w:val="131B2E"/>
+          <w:sz w:val="17"/>
+        </w:rPr>
+        <w:t>Doble indexación verificada:</w:t>
+      </w:r>
+      <w:r>
+        <w:rPr>
+          <w:b w:val="0"/>
+          <w:i w:val="0"/>
+          <w:color w:val="131B2E"/>
+          <w:sz w:val="17"/>
+        </w:rPr>
+        <w:t xml:space="preserve"> es la única cuyo Q2 aparece confirmado en la propia revista junto a un factor de impacto de Web of Science (1,7 · Q3 · ESCI). Y su </w:t>
+      </w:r>
+      <w:r>
+        <w:rPr>
+          <w:b/>
+          <w:i w:val="0"/>
+          <w:color w:val="131B2E"/>
+          <w:sz w:val="17"/>
+        </w:rPr>
+        <w:t>límite de 20 páginas</w:t>
+      </w:r>
+      <w:r>
+        <w:rPr>
+          <w:b w:val="0"/>
+          <w:i w:val="0"/>
+          <w:color w:val="131B2E"/>
+          <w:sz w:val="17"/>
+        </w:rPr>
+        <w:t xml:space="preserve"> permite exponer las 28 variables, la calibración del umbral y la brecha entre error de laboratorio y de operación sin comprimir ni pagar por página adicional; en BEEI, con 8 páginas de base, ese contenido obligaría a recortar.</w:t>
+      </w:r>
+    </w:p>
+    <w:p>
+      <w:pPr>
+        <w:spacing w:after="80"/>
+        <w:jc w:val="both"/>
+      </w:pPr>
+      <w:r>
+        <w:rPr>
+          <w:b w:val="0"/>
+          <w:i w:val="0"/>
+          <w:color w:val="131B2E"/>
+          <w:sz w:val="17"/>
+        </w:rPr>
+      </w:r>
+      <w:r>
+        <w:rPr>
+          <w:b/>
+          <w:i w:val="0"/>
+          <w:color w:val="131B2E"/>
+          <w:sz w:val="17"/>
+        </w:rPr>
+        <w:t>Lo que cuesta esa elección:</w:t>
+      </w:r>
+      <w:r>
+        <w:rPr>
+          <w:b w:val="0"/>
+          <w:i w:val="0"/>
+          <w:color w:val="131B2E"/>
+          <w:sz w:val="17"/>
+        </w:rPr>
+        <w:t xml:space="preserve"> la primera decisión tarda de 3 a 6 meses, el plazo más largo del conjunto, y la revista publica unos 55 artículos al año frente a los ≈360 de BEEI. Si la fecha de sustentación manda sobre el indexado, el Plan A deja de ser el correcto y hay que revisar el peso de la viabilidad antes de enviar, no después.</w:t>
       </w:r>
     </w:p>
     <w:p>
@@ -2729,7 +3748,24 @@
           <w:color w:val="131B2E"/>
           <w:sz w:val="17"/>
         </w:rPr>
-        <w:t xml:space="preserve">La decisión </w:t>
+      </w:r>
+      <w:r>
+        <w:rPr>
+          <w:b/>
+          <w:i/>
+          <w:color w:val="131B2E"/>
+          <w:sz w:val="17"/>
+        </w:rPr>
+        <w:t>ISJ queda como Plan B</w:t>
+      </w:r>
+      <w:r>
+        <w:rPr>
+          <w:b w:val="0"/>
+          <w:i/>
+          <w:color w:val="131B2E"/>
+          <w:sz w:val="17"/>
+        </w:rPr>
+        <w:t xml:space="preserve"> porque no exige APC por la vía de suscripción: es la mejor alternativa si desaparece el presupuesto. La decisión </w:t>
       </w:r>
       <w:r>
         <w:rPr>
@@ -2747,7 +3783,7 @@
           <w:color w:val="131B2E"/>
           <w:sz w:val="17"/>
         </w:rPr>
-        <w:t>. Si la visibilidad hubiera pesado el 70 %, como es habitual, el orden habría sido otro y se habría perseguido prestigio a costa del encaje y del plazo.</w:t>
+        <w:t>; si la visibilidad hubiera pesado el 70 %, como es habitual, se habría perseguido prestigio a costa del encaje y del plazo.</w:t>
       </w:r>
     </w:p>
     <w:p>
@@ -2760,7 +3796,7 @@
           <w:color w:val="1F4E79"/>
           <w:sz w:val="23"/>
         </w:rPr>
-        <w:t>6 · Pendientes antes del envío</w:t>
+        <w:t>7 · Pendientes antes del envío</w:t>
       </w:r>
     </w:p>
     <w:p>
@@ -2775,7 +3811,60 @@
           <w:color w:val="131B2E"/>
           <w:sz w:val="16"/>
         </w:rPr>
-        <w:t xml:space="preserve">Verificar el </w:t>
+      </w:r>
+      <w:r>
+        <w:rPr>
+          <w:b/>
+          <w:i w:val="0"/>
+          <w:color w:val="131B2E"/>
+          <w:sz w:val="16"/>
+        </w:rPr>
+        <w:t>Confirmar con la coordinación qué significa estar en la lista de control:</w:t>
+      </w:r>
+      <w:r>
+        <w:rPr>
+          <w:b w:val="0"/>
+          <w:i w:val="0"/>
+          <w:color w:val="131B2E"/>
+          <w:sz w:val="16"/>
+        </w:rPr>
+        <w:t xml:space="preserve"> si inhabilita la revista o solo la registra. Toda la sección 2 depende de esa respuesta. · </w:t>
+      </w:r>
+      <w:r>
+        <w:rPr>
+          <w:b/>
+          <w:i w:val="0"/>
+          <w:color w:val="131B2E"/>
+          <w:sz w:val="16"/>
+        </w:rPr>
+        <w:t>Preguntar por escrito a CIT si el APC de 600 EUR aplica por fecha de envío o de aceptación</w:t>
+      </w:r>
+      <w:r>
+        <w:rPr>
+          <w:b w:val="0"/>
+          <w:i w:val="0"/>
+          <w:color w:val="131B2E"/>
+          <w:sz w:val="16"/>
+        </w:rPr>
+        <w:t xml:space="preserve">: la política dice «a partir del 1 de septiembre de 2026» sin precisar el disparador, y con 3 a 6 meses de revisión un envío de hoy se acepta después de esa fecha en cualquier escenario. · Pasar el manuscrito por un detector de texto generado por IA: CIT rechaza </w:t>
+      </w:r>
+      <w:r>
+        <w:rPr>
+          <w:b/>
+          <w:i w:val="0"/>
+          <w:color w:val="131B2E"/>
+          <w:sz w:val="16"/>
+        </w:rPr>
+        <w:t>sin derecho a revisión</w:t>
+      </w:r>
+      <w:r>
+        <w:rPr>
+          <w:b w:val="0"/>
+          <w:i w:val="0"/>
+          <w:color w:val="131B2E"/>
+          <w:sz w:val="16"/>
+        </w:rPr>
+        <w:t xml:space="preserve"> por encima del 20 %. · Completar en fuente primaria los datos de ISJ, ICS e IJACSA, hoy en 0 de 6. · Verificar el </w:t>
       </w:r>
       <w:r>
         <w:rPr>
@@ -2793,7 +3882,7 @@
           <w:color w:val="131B2E"/>
           <w:sz w:val="16"/>
         </w:rPr>
-        <w:t xml:space="preserve"> de las cinco en Scimago: aquí figura como fuente secundaria, y </w:t>
+        <w:t xml:space="preserve"> en Scimago: </w:t>
       </w:r>
       <w:r>
         <w:rPr>
@@ -2811,25 +3900,7 @@
           <w:color w:val="131B2E"/>
           <w:sz w:val="16"/>
         </w:rPr>
-        <w:t xml:space="preserve">. · Completar en fuente primaria los datos de ISJ, ICS e IJACSA. · Reverificar el APC de las cinco: el de IJSSE pasó de USD 700 a USD 850 entre dos consultas. · Confirmar por escrito con la coordinación académica el requisito de cuartil del programa, que es un </w:t>
-      </w:r>
-      <w:r>
-        <w:rPr>
-          <w:b/>
-          <w:i w:val="0"/>
-          <w:color w:val="131B2E"/>
-          <w:sz w:val="16"/>
-        </w:rPr>
-        <w:t>filtro</w:t>
-      </w:r>
-      <w:r>
-        <w:rPr>
-          <w:b w:val="0"/>
-          <w:i w:val="0"/>
-          <w:color w:val="131B2E"/>
-          <w:sz w:val="16"/>
-        </w:rPr>
-        <w:t xml:space="preserve"> y no un criterio ponderado. · Comprobar que el artículo cabe en el límite base de 8 páginas de BEEI.</w:t>
+        <w:t>. · Reverificar todos los APC: el de IJSSE pasó de USD 700 a USD 850 entre dos consultas.</w:t>
       </w:r>
     </w:p>
     <w:p>

--- a/docs/entregables/09-matriz-revistas/Matriz-decision-revistas.docx
+++ b/docs/entregables/09-matriz-revistas/Matriz-decision-revistas.docx
@@ -1678,7 +1678,7 @@
                 <w:color w:val="FFFFFF"/>
                 <w:sz w:val="16"/>
               </w:rPr>
-              <w:t>CIT</w:t>
+              <w:t>ISJ</w:t>
             </w:r>
           </w:p>
         </w:tc>
@@ -1695,7 +1695,7 @@
                 <w:color w:val="FFFFFF"/>
                 <w:sz w:val="16"/>
               </w:rPr>
-              <w:t>ISJ</w:t>
+              <w:t>CIT</w:t>
             </w:r>
           </w:p>
         </w:tc>
@@ -1947,7 +1947,7 @@
                 <w:color w:val="131B2E"/>
                 <w:sz w:val="15"/>
               </w:rPr>
-              <w:t>9</w:t>
+              <w:t>8</w:t>
             </w:r>
           </w:p>
         </w:tc>
@@ -1966,7 +1966,7 @@
                 <w:color w:val="131B2E"/>
                 <w:sz w:val="15"/>
               </w:rPr>
-              <w:t>8</w:t>
+              <w:t>9</w:t>
             </w:r>
           </w:p>
         </w:tc>
@@ -2085,7 +2085,7 @@
                 <w:color w:val="131B2E"/>
                 <w:sz w:val="15"/>
               </w:rPr>
-              <w:t>5</w:t>
+              <w:t>6</w:t>
             </w:r>
           </w:p>
         </w:tc>
@@ -2105,7 +2105,7 @@
                 <w:color w:val="131B2E"/>
                 <w:sz w:val="15"/>
               </w:rPr>
-              <w:t>4</w:t>
+              <w:t>5</w:t>
             </w:r>
           </w:p>
         </w:tc>
@@ -2145,7 +2145,7 @@
                 <w:color w:val="131B2E"/>
                 <w:sz w:val="15"/>
               </w:rPr>
-              <w:t>5</w:t>
+              <w:t>6</w:t>
             </w:r>
           </w:p>
         </w:tc>
@@ -2224,7 +2224,7 @@
                 <w:color w:val="131B2E"/>
                 <w:sz w:val="15"/>
               </w:rPr>
-              <w:t>6</w:t>
+              <w:t>10</w:t>
             </w:r>
           </w:p>
         </w:tc>
@@ -2243,7 +2243,7 @@
                 <w:color w:val="131B2E"/>
                 <w:sz w:val="15"/>
               </w:rPr>
-              <w:t>10</w:t>
+              <w:t>6</w:t>
             </w:r>
           </w:p>
         </w:tc>
@@ -2362,7 +2362,7 @@
                 <w:color w:val="131B2E"/>
                 <w:sz w:val="15"/>
               </w:rPr>
-              <w:t>9</w:t>
+              <w:t>7</w:t>
             </w:r>
           </w:p>
         </w:tc>
@@ -2382,7 +2382,7 @@
                 <w:color w:val="131B2E"/>
                 <w:sz w:val="15"/>
               </w:rPr>
-              <w:t>7</w:t>
+              <w:t>9</w:t>
             </w:r>
           </w:p>
         </w:tc>
@@ -2525,7 +2525,7 @@
                 <w:color w:val="131B2E"/>
                 <w:sz w:val="15"/>
               </w:rPr>
-              <w:t>77.5</w:t>
+              <w:t>81.0</w:t>
             </w:r>
             <w:r>
               <w:rPr>
@@ -2559,7 +2559,7 @@
                 <w:color w:val="131B2E"/>
                 <w:sz w:val="15"/>
               </w:rPr>
-              <w:t>77.0</w:t>
+              <w:t>77.5</w:t>
             </w:r>
             <w:r>
               <w:rPr>
@@ -2627,7 +2627,7 @@
                 <w:color w:val="131B2E"/>
                 <w:sz w:val="15"/>
               </w:rPr>
-              <w:t>71.5</w:t>
+              <w:t>73.5</w:t>
             </w:r>
             <w:r>
               <w:rPr>
@@ -2730,7 +2730,7 @@
                 <w:color w:val="131B2E"/>
                 <w:sz w:val="15"/>
               </w:rPr>
-              <w:t>6/6</w:t>
+              <w:t>0/6</w:t>
             </w:r>
           </w:p>
         </w:tc>
@@ -2750,7 +2750,7 @@
                 <w:color w:val="131B2E"/>
                 <w:sz w:val="15"/>
               </w:rPr>
-              <w:t>0/6</w:t>
+              <w:t>6/6</w:t>
             </w:r>
           </w:p>
         </w:tc>
@@ -3092,7 +3092,7 @@
                 <w:color w:val="131B2E"/>
                 <w:sz w:val="15"/>
               </w:rPr>
-              <w:t>CIT</w:t>
+              <w:t>ISJ</w:t>
             </w:r>
           </w:p>
         </w:tc>
@@ -3112,7 +3112,7 @@
                 <w:color w:val="131B2E"/>
                 <w:sz w:val="15"/>
               </w:rPr>
-              <w:t>77.5</w:t>
+              <w:t>81.0</w:t>
             </w:r>
           </w:p>
         </w:tc>
@@ -3132,7 +3132,6 @@
                 <w:color w:val="131B2E"/>
                 <w:sz w:val="15"/>
               </w:rPr>
-              <w:t xml:space="preserve">La mejor de las disponibles. Única con Q2 y factor de impacto de Web of Science verificados en la propia revista, y única que publica detección </w:t>
             </w:r>
             <w:r>
               <w:rPr>
@@ -3140,7 +3139,7 @@
                 <w:color w:val="131B2E"/>
                 <w:sz w:val="15"/>
               </w:rPr>
-              <w:t>y mitigación</w:t>
+              <w:t>No exige APC</w:t>
             </w:r>
             <w:r>
               <w:rPr>
@@ -3148,7 +3147,7 @@
                 <w:color w:val="131B2E"/>
                 <w:sz w:val="15"/>
               </w:rPr>
-              <w:t>. Su coste es el plazo: 3–6 meses hasta la primera decisión.</w:t>
+              <w:t xml:space="preserve"> por la vía de suscripción. Sube al primer puesto al corregirse su capacidad, que no era de 21 artículos al año sino de 35-38. Su puntaje es el más frágil del conjunto: 0 de 6 datos verificados en la revista.</w:t>
             </w:r>
           </w:p>
         </w:tc>
@@ -3190,7 +3189,7 @@
                 <w:color w:val="131B2E"/>
                 <w:sz w:val="15"/>
               </w:rPr>
-              <w:t>ISJ</w:t>
+              <w:t>CIT</w:t>
             </w:r>
           </w:p>
         </w:tc>
@@ -3210,7 +3209,7 @@
                 <w:color w:val="131B2E"/>
                 <w:sz w:val="15"/>
               </w:rPr>
-              <w:t>77.0</w:t>
+              <w:t>77.5</w:t>
             </w:r>
           </w:p>
         </w:tc>
@@ -3230,23 +3229,7 @@
                 <w:color w:val="131B2E"/>
                 <w:sz w:val="15"/>
               </w:rPr>
-              <w:t xml:space="preserve">Empata en pertinencia y </w:t>
-            </w:r>
-            <w:r>
-              <w:rPr>
-                <w:b/>
-                <w:color w:val="131B2E"/>
-                <w:sz w:val="15"/>
-              </w:rPr>
-              <w:t>no exige APC</w:t>
-            </w:r>
-            <w:r>
-              <w:rPr>
-                <w:b w:val="0"/>
-                <w:color w:val="131B2E"/>
-                <w:sz w:val="15"/>
-              </w:rPr>
-              <w:t xml:space="preserve"> por la vía de suscripción, pero publica solo 21 artículos al año: capacidad y probabilidad de aceptación mucho menores.</w:t>
+              <w:t>Puntúa menos, pero es la única con los seis datos verificados en la propia revista, la única con Q2 y factor de impacto de Web of Science confirmados, y la única que publica detección y mitigación. Su desventaja está declarada: 3-6 meses.</w:t>
             </w:r>
           </w:p>
         </w:tc>
@@ -3402,7 +3385,7 @@
                 <w:color w:val="131B2E"/>
                 <w:sz w:val="15"/>
               </w:rPr>
-              <w:t>71.5</w:t>
+              <w:t>73.5</w:t>
             </w:r>
           </w:p>
         </w:tc>
@@ -3592,7 +3575,7 @@
           <w:color w:val="131B2E"/>
           <w:sz w:val="17"/>
         </w:rPr>
-        <w:t>CIT es el Plan A.</w:t>
+        <w:t>ISJ encabeza la aritmética</w:t>
       </w:r>
       <w:r>
         <w:rPr>
@@ -3601,7 +3584,7 @@
           <w:color w:val="131B2E"/>
           <w:sz w:val="17"/>
         </w:rPr>
-        <w:t xml:space="preserve"> Con 77.5 puntos sobre 100 es la mejor puntuada entre las disponibles y la única candidata con los 6 datos sensibles verificados en la propia revista. BEEI puntúa más alto (84.0), pero queda fuera por el filtro de disponibilidad, no por una debilidad técnica.</w:t>
+        <w:t xml:space="preserve"> con 81.0 puntos entre las disponibles, por delante de CIT (77.5). BEEI puntúa más alto que ambas (84.0), pero queda fuera por el filtro de disponibilidad, no por una debilidad técnica.</w:t>
       </w:r>
     </w:p>
     <w:p>
@@ -3624,7 +3607,7 @@
           <w:color w:val="131B2E"/>
           <w:sz w:val="17"/>
         </w:rPr>
-        <w:t>Publica exactamente este problema</w:t>
+        <w:t>El orden entre el Plan A y el Plan B no está resuelto, y hay que decirlo primero.</w:t>
       </w:r>
       <w:r>
         <w:rPr>
@@ -3633,7 +3616,7 @@
           <w:color w:val="131B2E"/>
           <w:sz w:val="17"/>
         </w:rPr>
-        <w:t xml:space="preserve">, y no se infiere del alcance declarado sino de sus números: detección de intrusiones con IA explicable (2024), con redes convolucionales (2026), detección de DDoS entre conjuntos de datos (2026) y una arquitectura de detección </w:t>
+        <w:t xml:space="preserve"> ISJ tiene 0 de 6 datos verificados en la revista; CIT tiene 6 de 6. El criterio de viabilidad pondera cuatro componentes —tipo de revisión, tiempo, periodicidad y capacidad— y en ISJ dos están sin verificar, mientras que CIT declara los cuatro y es penalizada precisamente por declarar el plazo más lento del conjunto. </w:t>
       </w:r>
       <w:r>
         <w:rPr>
@@ -3642,7 +3625,7 @@
           <w:color w:val="131B2E"/>
           <w:sz w:val="17"/>
         </w:rPr>
-        <w:t>y mitigación</w:t>
+        <w:t>Una matriz que premia el desconocimiento está mal construida, y esta lo hace en este punto.</w:t>
       </w:r>
       <w:r>
         <w:rPr>
@@ -3651,7 +3634,7 @@
           <w:color w:val="131B2E"/>
           <w:sz w:val="17"/>
         </w:rPr>
-        <w:t xml:space="preserve"> de DDoS (2025). Esa última es el único antecedente, entre todas las candidatas, de un trabajo que no solo detecta sino que responde: el mismo par detección + control inline de este proyecto.</w:t>
+        <w:t xml:space="preserve"> No se arregla inventando una penalización a posteriori, que sería el sesgo inverso: se arregla verificando. Si el tiempo de revisión de ISJ supera los 3-6 meses de CIT, el orden se invierte.</w:t>
       </w:r>
     </w:p>
     <w:p>
@@ -3674,7 +3657,7 @@
           <w:color w:val="131B2E"/>
           <w:sz w:val="17"/>
         </w:rPr>
-        <w:t>Doble indexación verificada:</w:t>
+        <w:t>Por qué ISJ está arriba:</w:t>
       </w:r>
       <w:r>
         <w:rPr>
@@ -3683,25 +3666,7 @@
           <w:color w:val="131B2E"/>
           <w:sz w:val="17"/>
         </w:rPr>
-        <w:t xml:space="preserve"> es la única cuyo Q2 aparece confirmado en la propia revista junto a un factor de impacto de Web of Science (1,7 · Q3 · ESCI). Y su </w:t>
-      </w:r>
-      <w:r>
-        <w:rPr>
-          <w:b/>
-          <w:i w:val="0"/>
-          <w:color w:val="131B2E"/>
-          <w:sz w:val="17"/>
-        </w:rPr>
-        <w:t>límite de 20 páginas</w:t>
-      </w:r>
-      <w:r>
-        <w:rPr>
-          <w:b w:val="0"/>
-          <w:i w:val="0"/>
-          <w:color w:val="131B2E"/>
-          <w:sz w:val="17"/>
-        </w:rPr>
-        <w:t xml:space="preserve"> permite exponer las 28 variables, la calibración del umbral y la brecha entre error de laboratorio y de operación sin comprimir ni pagar por página adicional; en BEEI, con 8 páginas de base, ese contenido obligaría a recortar.</w:t>
+        <w:t xml:space="preserve"> no cobra —es híbrida y la vía de suscripción no exige APC, y su ausencia de DOAJ es coherente con que no haya migrado a acceso abierto de pago—; publica ataques SSH y denegación de servicio HTTP, dos de las familias etiquetadas del corpus; y la objeción que la frenaba era falsa: no publica 21 artículos al año sino 35-38 según el índice completo de dblp. Corregir ese dato es lo que la movió del cuarto lugar al primero.</w:t>
       </w:r>
     </w:p>
     <w:p>
@@ -3724,7 +3689,7 @@
           <w:color w:val="131B2E"/>
           <w:sz w:val="17"/>
         </w:rPr>
-        <w:t>Lo que cuesta esa elección:</w:t>
+        <w:t>Por qué CIT sigue siendo la apuesta más segura</w:t>
       </w:r>
       <w:r>
         <w:rPr>
@@ -3733,7 +3698,7 @@
           <w:color w:val="131B2E"/>
           <w:sz w:val="17"/>
         </w:rPr>
-        <w:t xml:space="preserve"> la primera decisión tarda de 3 a 6 meses, el plazo más largo del conjunto, y la revista publica unos 55 artículos al año frente a los ≈360 de BEEI. Si la fecha de sustentación manda sobre el indexado, el Plan A deja de ser el correcto y hay que revisar el peso de la viabilidad antes de enviar, no después.</w:t>
+        <w:t xml:space="preserve"> aunque puntúe menos: es la única con los seis datos verificados en la propia revista; publica exactamente este problema, comprobado en sus números —incluida en 2025 una arquitectura de detección Y mitigación de DDoS, único antecedente entre las seis candidatas de un trabajo que no solo detecta sino que responde—; es la única con Q2 y factor de impacto de Web of Science confirmados; y su límite de 20 páginas permite exponer las 28 variables y la brecha entre error de laboratorio y de operación sin recortar. Su plazo de 3-6 meses es una desventaja conocida, que es distinto de una desventaja ausente.</w:t>
       </w:r>
     </w:p>
     <w:p>
@@ -3756,7 +3721,7 @@
           <w:color w:val="131B2E"/>
           <w:sz w:val="17"/>
         </w:rPr>
-        <w:t>ISJ queda como Plan B</w:t>
+        <w:t>Cómo decidir:</w:t>
       </w:r>
       <w:r>
         <w:rPr>
@@ -3765,25 +3730,7 @@
           <w:color w:val="131B2E"/>
           <w:sz w:val="17"/>
         </w:rPr>
-        <w:t xml:space="preserve"> porque no exige APC por la vía de suscripción: es la mejor alternativa si desaparece el presupuesto. La decisión </w:t>
-      </w:r>
-      <w:r>
-        <w:rPr>
-          <w:b/>
-          <w:i/>
-          <w:color w:val="131B2E"/>
-          <w:sz w:val="17"/>
-        </w:rPr>
-        <w:t>no se tomó por cuartil</w:t>
-      </w:r>
-      <w:r>
-        <w:rPr>
-          <w:b w:val="0"/>
-          <w:i/>
-          <w:color w:val="131B2E"/>
-          <w:sz w:val="17"/>
-        </w:rPr>
-        <w:t>; si la visibilidad hubiera pesado el 70 %, como es habitual, se habría perseguido prestigio a costa del encaje y del plazo.</w:t>
+        <w:t xml:space="preserve"> si la restricción es el presupuesto, ISJ o ICS, que no cobran por la vía de suscripción. Si es la certeza sobre el proceso editorial o el encaje con un antecedente de detección y respuesta, CIT. Si es la fecha de sustentación, ninguna de las tres: CIT declara 3-6 meses y las dos híbridas no publican su plazo.</w:t>
       </w:r>
     </w:p>
     <w:p>
@@ -3819,6 +3766,42 @@
           <w:color w:val="131B2E"/>
           <w:sz w:val="16"/>
         </w:rPr>
+        <w:t>Verificar el tipo y el tiempo de revisión de ISJ:</w:t>
+      </w:r>
+      <w:r>
+        <w:rPr>
+          <w:b w:val="0"/>
+          <w:i w:val="0"/>
+          <w:color w:val="131B2E"/>
+          <w:sz w:val="16"/>
+        </w:rPr>
+        <w:t xml:space="preserve"> decide entre el Plan A y el Plan B. · </w:t>
+      </w:r>
+      <w:r>
+        <w:rPr>
+          <w:b/>
+          <w:i w:val="0"/>
+          <w:color w:val="131B2E"/>
+          <w:sz w:val="16"/>
+        </w:rPr>
+        <w:t>Confirmar que ISJ e ICS siguen aceptando la vía de suscripción sin APC:</w:t>
+      </w:r>
+      <w:r>
+        <w:rPr>
+          <w:b w:val="0"/>
+          <w:i w:val="0"/>
+          <w:color w:val="131B2E"/>
+          <w:sz w:val="16"/>
+        </w:rPr>
+        <w:t xml:space="preserve"> su puntaje de coste de 10 sostiene el primer puesto. · </w:t>
+      </w:r>
+      <w:r>
+        <w:rPr>
+          <w:b/>
+          <w:i w:val="0"/>
+          <w:color w:val="131B2E"/>
+          <w:sz w:val="16"/>
+        </w:rPr>
         <w:t>Confirmar con la coordinación qué significa estar en la lista de control:</w:t>
       </w:r>
       <w:r>
@@ -3837,7 +3820,7 @@
           <w:color w:val="131B2E"/>
           <w:sz w:val="16"/>
         </w:rPr>
-        <w:t>Preguntar por escrito a CIT si el APC de 600 EUR aplica por fecha de envío o de aceptación</w:t>
+        <w:t>Aclarar el APC vigente de CIT:</w:t>
       </w:r>
       <w:r>
         <w:rPr>
@@ -3846,7 +3829,7 @@
           <w:color w:val="131B2E"/>
           <w:sz w:val="16"/>
         </w:rPr>
-        <w:t xml:space="preserve">: la política dice «a partir del 1 de septiembre de 2026» sin precisar el disparador, y con 3 a 6 meses de revisión un envío de hoy se acepta después de esa fecha en cualquier escenario. · Pasar el manuscrito por un detector de texto generado por IA: CIT rechaza </w:t>
+        <w:t xml:space="preserve"> su registro en DOAJ declara 360 EUR y sus instrucciones para autores 600 EUR desde el 1 de septiembre de 2026; y preguntar si aplica por fecha de envío o de aceptación. · Pasar el manuscrito por un detector de texto generado por IA: CIT rechaza </w:t>
       </w:r>
       <w:r>
         <w:rPr>

--- a/docs/entregables/09-matriz-revistas/Matriz-decision-revistas.docx
+++ b/docs/entregables/09-matriz-revistas/Matriz-decision-revistas.docx
@@ -580,6 +580,159 @@
           </w:p>
         </w:tc>
       </w:tr>
+      <w:tr>
+        <w:tc>
+          <w:tcPr>
+            <w:tcW w:type="dxa" w:w="1361"/>
+            <w:shd w:val="clear" w:fill="EEF3FA"/>
+          </w:tcPr>
+          <w:p>
+            <w:pPr>
+              <w:spacing w:after="20"/>
+            </w:pPr>
+            <w:r/>
+            <w:r>
+              <w:rPr>
+                <w:b w:val="0"/>
+                <w:color w:val="131B2E"/>
+                <w:sz w:val="15"/>
+              </w:rPr>
+              <w:t>IJIES</w:t>
+            </w:r>
+          </w:p>
+        </w:tc>
+        <w:tc>
+          <w:tcPr>
+            <w:tcW w:type="dxa" w:w="1701"/>
+            <w:shd w:val="clear" w:fill="EEF3FA"/>
+          </w:tcPr>
+          <w:p>
+            <w:pPr>
+              <w:spacing w:after="20"/>
+            </w:pPr>
+            <w:r/>
+            <w:r>
+              <w:rPr>
+                <w:b w:val="0"/>
+                <w:color w:val="131B2E"/>
+                <w:sz w:val="15"/>
+              </w:rPr>
+              <w:t>Supera con reserva</w:t>
+            </w:r>
+          </w:p>
+        </w:tc>
+        <w:tc>
+          <w:tcPr>
+            <w:tcW w:type="dxa" w:w="7030"/>
+            <w:shd w:val="clear" w:fill="EEF3FA"/>
+          </w:tcPr>
+          <w:p>
+            <w:pPr>
+              <w:spacing w:after="20"/>
+            </w:pPr>
+            <w:r/>
+            <w:r>
+              <w:rPr>
+                <w:b w:val="0"/>
+                <w:color w:val="131B2E"/>
+                <w:sz w:val="15"/>
+              </w:rPr>
+              <w:t xml:space="preserve">ISSN confirmado, ficha en Scopus, política de revisión y tarifas publicadas, y </w:t>
+            </w:r>
+            <w:r>
+              <w:rPr>
+                <w:b/>
+                <w:color w:val="131B2E"/>
+                <w:sz w:val="15"/>
+              </w:rPr>
+              <w:t>publica su tasa de aceptación</w:t>
+            </w:r>
+            <w:r>
+              <w:rPr>
+                <w:b w:val="0"/>
+                <w:color w:val="131B2E"/>
+                <w:sz w:val="15"/>
+              </w:rPr>
+              <w:t xml:space="preserve">, transparencia poco habitual. Fuera de la lista de depredadoras. </w:t>
+            </w:r>
+            <w:r>
+              <w:rPr>
+                <w:b/>
+                <w:color w:val="131B2E"/>
+                <w:sz w:val="15"/>
+              </w:rPr>
+              <w:t>La reserva es concreta</w:t>
+            </w:r>
+            <w:r>
+              <w:rPr>
+                <w:b w:val="0"/>
+                <w:color w:val="131B2E"/>
+                <w:sz w:val="15"/>
+              </w:rPr>
+              <w:t>: hay que confirmar que su cobertura en Scopus sigue activa, porque TELKOMNIKA, IJECE e IJEECS —revistas del mismo perfil de alto volumen— fueron descontinuadas en 2025</w:t>
+            </w:r>
+          </w:p>
+        </w:tc>
+      </w:tr>
+      <w:tr>
+        <w:tc>
+          <w:tcPr>
+            <w:tcW w:type="dxa" w:w="1361"/>
+          </w:tcPr>
+          <w:p>
+            <w:pPr>
+              <w:spacing w:after="20"/>
+            </w:pPr>
+            <w:r/>
+            <w:r>
+              <w:rPr>
+                <w:b w:val="0"/>
+                <w:color w:val="131B2E"/>
+                <w:sz w:val="15"/>
+              </w:rPr>
+              <w:t>IJIT</w:t>
+            </w:r>
+          </w:p>
+        </w:tc>
+        <w:tc>
+          <w:tcPr>
+            <w:tcW w:type="dxa" w:w="1701"/>
+          </w:tcPr>
+          <w:p>
+            <w:pPr>
+              <w:spacing w:after="20"/>
+            </w:pPr>
+            <w:r/>
+            <w:r>
+              <w:rPr>
+                <w:b w:val="0"/>
+                <w:color w:val="131B2E"/>
+                <w:sz w:val="15"/>
+              </w:rPr>
+              <w:t>Supera</w:t>
+            </w:r>
+          </w:p>
+        </w:tc>
+        <w:tc>
+          <w:tcPr>
+            <w:tcW w:type="dxa" w:w="7030"/>
+          </w:tcPr>
+          <w:p>
+            <w:pPr>
+              <w:spacing w:after="20"/>
+            </w:pPr>
+            <w:r/>
+            <w:r>
+              <w:rPr>
+                <w:b w:val="0"/>
+                <w:color w:val="131B2E"/>
+                <w:sz w:val="15"/>
+              </w:rPr>
+              <w:t>Editada por Springer Nature, con ficha activa en Scopus, política editorial pública y archivo mensual. Fuera de la lista de depredadoras. Su respaldo editorial elimina el riesgo de descontinuación que sí tienen las revistas independientes de alto volumen</w:t>
+            </w:r>
+          </w:p>
+        </w:tc>
+      </w:tr>
     </w:tbl>
     <w:p>
       <w:pPr>
@@ -1065,6 +1218,130 @@
                 <w:sz w:val="15"/>
               </w:rPr>
               <w:t>CIT</w:t>
+            </w:r>
+          </w:p>
+        </w:tc>
+        <w:tc>
+          <w:tcPr>
+            <w:tcW w:type="dxa" w:w="1928"/>
+            <w:shd w:val="clear" w:fill="E0F3E6"/>
+          </w:tcPr>
+          <w:p>
+            <w:pPr>
+              <w:spacing w:after="20"/>
+            </w:pPr>
+            <w:r/>
+            <w:r>
+              <w:rPr>
+                <w:b w:val="0"/>
+                <w:color w:val="131B2E"/>
+                <w:sz w:val="15"/>
+              </w:rPr>
+              <w:t>Disponible</w:t>
+            </w:r>
+          </w:p>
+        </w:tc>
+        <w:tc>
+          <w:tcPr>
+            <w:tcW w:type="dxa" w:w="6803"/>
+            <w:shd w:val="clear" w:fill="E0F3E6"/>
+          </w:tcPr>
+          <w:p>
+            <w:pPr>
+              <w:spacing w:after="20"/>
+            </w:pPr>
+            <w:r/>
+            <w:r>
+              <w:rPr>
+                <w:b w:val="0"/>
+                <w:color w:val="131B2E"/>
+                <w:sz w:val="15"/>
+              </w:rPr>
+              <w:t>No figura entre las 17 revistas de la lista de control institucional</w:t>
+            </w:r>
+          </w:p>
+        </w:tc>
+      </w:tr>
+      <w:tr>
+        <w:tc>
+          <w:tcPr>
+            <w:tcW w:type="dxa" w:w="1361"/>
+            <w:shd w:val="clear" w:fill="E0F3E6"/>
+          </w:tcPr>
+          <w:p>
+            <w:pPr>
+              <w:spacing w:after="20"/>
+            </w:pPr>
+            <w:r/>
+            <w:r>
+              <w:rPr>
+                <w:b w:val="0"/>
+                <w:color w:val="131B2E"/>
+                <w:sz w:val="15"/>
+              </w:rPr>
+              <w:t>IJIES</w:t>
+            </w:r>
+          </w:p>
+        </w:tc>
+        <w:tc>
+          <w:tcPr>
+            <w:tcW w:type="dxa" w:w="1928"/>
+            <w:shd w:val="clear" w:fill="E0F3E6"/>
+          </w:tcPr>
+          <w:p>
+            <w:pPr>
+              <w:spacing w:after="20"/>
+            </w:pPr>
+            <w:r/>
+            <w:r>
+              <w:rPr>
+                <w:b w:val="0"/>
+                <w:color w:val="131B2E"/>
+                <w:sz w:val="15"/>
+              </w:rPr>
+              <w:t>Disponible</w:t>
+            </w:r>
+          </w:p>
+        </w:tc>
+        <w:tc>
+          <w:tcPr>
+            <w:tcW w:type="dxa" w:w="6803"/>
+            <w:shd w:val="clear" w:fill="E0F3E6"/>
+          </w:tcPr>
+          <w:p>
+            <w:pPr>
+              <w:spacing w:after="20"/>
+            </w:pPr>
+            <w:r/>
+            <w:r>
+              <w:rPr>
+                <w:b w:val="0"/>
+                <w:color w:val="131B2E"/>
+                <w:sz w:val="15"/>
+              </w:rPr>
+              <w:t>No figura entre las 17 revistas de la lista de control institucional</w:t>
+            </w:r>
+          </w:p>
+        </w:tc>
+      </w:tr>
+      <w:tr>
+        <w:tc>
+          <w:tcPr>
+            <w:tcW w:type="dxa" w:w="1361"/>
+            <w:shd w:val="clear" w:fill="E0F3E6"/>
+          </w:tcPr>
+          <w:p>
+            <w:pPr>
+              <w:spacing w:after="20"/>
+            </w:pPr>
+            <w:r/>
+            <w:r>
+              <w:rPr>
+                <w:b w:val="0"/>
+                <w:color w:val="131B2E"/>
+                <w:sz w:val="15"/>
+              </w:rPr>
+              <w:t>IJIT</w:t>
             </w:r>
           </w:p>
         </w:tc>
@@ -1622,13 +1899,15 @@
         </w:tblBorders>
       </w:tblPr>
       <w:tblGrid>
-        <w:gridCol w:w="1489"/>
-        <w:gridCol w:w="1489"/>
-        <w:gridCol w:w="1489"/>
-        <w:gridCol w:w="1489"/>
-        <w:gridCol w:w="1489"/>
-        <w:gridCol w:w="1489"/>
-        <w:gridCol w:w="1489"/>
+        <w:gridCol w:w="1158"/>
+        <w:gridCol w:w="1158"/>
+        <w:gridCol w:w="1158"/>
+        <w:gridCol w:w="1158"/>
+        <w:gridCol w:w="1158"/>
+        <w:gridCol w:w="1158"/>
+        <w:gridCol w:w="1158"/>
+        <w:gridCol w:w="1158"/>
+        <w:gridCol w:w="1158"/>
       </w:tblGrid>
       <w:tr>
         <w:tc>
@@ -1661,7 +1940,41 @@
                 <w:color w:val="FFFFFF"/>
                 <w:sz w:val="16"/>
               </w:rPr>
+              <w:t>IJIES</w:t>
+            </w:r>
+          </w:p>
+        </w:tc>
+        <w:tc>
+          <w:tcPr>
+            <w:tcW w:type="dxa" w:w="1417"/>
+            <w:shd w:val="clear" w:fill="1F4E79"/>
+          </w:tcPr>
+          <w:p>
+            <w:r/>
+            <w:r>
+              <w:rPr>
+                <w:b/>
+                <w:color w:val="FFFFFF"/>
+                <w:sz w:val="16"/>
+              </w:rPr>
               <w:t>BEEI</w:t>
+            </w:r>
+          </w:p>
+        </w:tc>
+        <w:tc>
+          <w:tcPr>
+            <w:tcW w:type="dxa" w:w="1417"/>
+            <w:shd w:val="clear" w:fill="1F4E79"/>
+          </w:tcPr>
+          <w:p>
+            <w:r/>
+            <w:r>
+              <w:rPr>
+                <w:b/>
+                <w:color w:val="FFFFFF"/>
+                <w:sz w:val="16"/>
+              </w:rPr>
+              <w:t>IJIT</w:t>
             </w:r>
           </w:p>
         </w:tc>
@@ -1789,6 +2102,46 @@
                 <w:sz w:val="15"/>
               </w:rPr>
               <w:t>9</w:t>
+            </w:r>
+          </w:p>
+        </w:tc>
+        <w:tc>
+          <w:tcPr>
+            <w:tcW w:type="dxa" w:w="1417"/>
+            <w:shd w:val="clear" w:fill="EEF3FA"/>
+          </w:tcPr>
+          <w:p>
+            <w:pPr>
+              <w:spacing w:after="20"/>
+            </w:pPr>
+            <w:r/>
+            <w:r>
+              <w:rPr>
+                <w:b w:val="0"/>
+                <w:color w:val="131B2E"/>
+                <w:sz w:val="15"/>
+              </w:rPr>
+              <w:t>9</w:t>
+            </w:r>
+          </w:p>
+        </w:tc>
+        <w:tc>
+          <w:tcPr>
+            <w:tcW w:type="dxa" w:w="1417"/>
+            <w:shd w:val="clear" w:fill="EEF3FA"/>
+          </w:tcPr>
+          <w:p>
+            <w:pPr>
+              <w:spacing w:after="20"/>
+            </w:pPr>
+            <w:r/>
+            <w:r>
+              <w:rPr>
+                <w:b w:val="0"/>
+                <w:color w:val="131B2E"/>
+                <w:sz w:val="15"/>
+              </w:rPr>
+              <w:t>8</w:t>
             </w:r>
           </w:p>
         </w:tc>
@@ -1966,6 +2319,44 @@
                 <w:color w:val="131B2E"/>
                 <w:sz w:val="15"/>
               </w:rPr>
+              <w:t>8</w:t>
+            </w:r>
+          </w:p>
+        </w:tc>
+        <w:tc>
+          <w:tcPr>
+            <w:tcW w:type="dxa" w:w="1417"/>
+          </w:tcPr>
+          <w:p>
+            <w:pPr>
+              <w:spacing w:after="20"/>
+            </w:pPr>
+            <w:r/>
+            <w:r>
+              <w:rPr>
+                <w:b w:val="0"/>
+                <w:color w:val="131B2E"/>
+                <w:sz w:val="15"/>
+              </w:rPr>
+              <w:t>8</w:t>
+            </w:r>
+          </w:p>
+        </w:tc>
+        <w:tc>
+          <w:tcPr>
+            <w:tcW w:type="dxa" w:w="1417"/>
+          </w:tcPr>
+          <w:p>
+            <w:pPr>
+              <w:spacing w:after="20"/>
+            </w:pPr>
+            <w:r/>
+            <w:r>
+              <w:rPr>
+                <w:b w:val="0"/>
+                <w:color w:val="131B2E"/>
+                <w:sz w:val="15"/>
+              </w:rPr>
               <w:t>9</w:t>
             </w:r>
           </w:p>
@@ -2065,7 +2456,47 @@
                 <w:color w:val="131B2E"/>
                 <w:sz w:val="15"/>
               </w:rPr>
+              <w:t>10</w:t>
+            </w:r>
+          </w:p>
+        </w:tc>
+        <w:tc>
+          <w:tcPr>
+            <w:tcW w:type="dxa" w:w="1417"/>
+            <w:shd w:val="clear" w:fill="EEF3FA"/>
+          </w:tcPr>
+          <w:p>
+            <w:pPr>
+              <w:spacing w:after="20"/>
+            </w:pPr>
+            <w:r/>
+            <w:r>
+              <w:rPr>
+                <w:b w:val="0"/>
+                <w:color w:val="131B2E"/>
+                <w:sz w:val="15"/>
+              </w:rPr>
               <w:t>9</w:t>
+            </w:r>
+          </w:p>
+        </w:tc>
+        <w:tc>
+          <w:tcPr>
+            <w:tcW w:type="dxa" w:w="1417"/>
+            <w:shd w:val="clear" w:fill="EEF3FA"/>
+          </w:tcPr>
+          <w:p>
+            <w:pPr>
+              <w:spacing w:after="20"/>
+            </w:pPr>
+            <w:r/>
+            <w:r>
+              <w:rPr>
+                <w:b w:val="0"/>
+                <w:color w:val="131B2E"/>
+                <w:sz w:val="15"/>
+              </w:rPr>
+              <w:t>8</w:t>
             </w:r>
           </w:p>
         </w:tc>
@@ -2205,7 +2636,45 @@
                 <w:color w:val="131B2E"/>
                 <w:sz w:val="15"/>
               </w:rPr>
+              <w:t>9</w:t>
+            </w:r>
+          </w:p>
+        </w:tc>
+        <w:tc>
+          <w:tcPr>
+            <w:tcW w:type="dxa" w:w="1417"/>
+          </w:tcPr>
+          <w:p>
+            <w:pPr>
+              <w:spacing w:after="20"/>
+            </w:pPr>
+            <w:r/>
+            <w:r>
+              <w:rPr>
+                <w:b w:val="0"/>
+                <w:color w:val="131B2E"/>
+                <w:sz w:val="15"/>
+              </w:rPr>
               <w:t>8</w:t>
+            </w:r>
+          </w:p>
+        </w:tc>
+        <w:tc>
+          <w:tcPr>
+            <w:tcW w:type="dxa" w:w="1417"/>
+          </w:tcPr>
+          <w:p>
+            <w:pPr>
+              <w:spacing w:after="20"/>
+            </w:pPr>
+            <w:r/>
+            <w:r>
+              <w:rPr>
+                <w:b w:val="0"/>
+                <w:color w:val="131B2E"/>
+                <w:sz w:val="15"/>
+              </w:rPr>
+              <w:t>10</w:t>
             </w:r>
           </w:p>
         </w:tc>
@@ -2382,6 +2851,46 @@
                 <w:color w:val="131B2E"/>
                 <w:sz w:val="15"/>
               </w:rPr>
+              <w:t>7</w:t>
+            </w:r>
+          </w:p>
+        </w:tc>
+        <w:tc>
+          <w:tcPr>
+            <w:tcW w:type="dxa" w:w="1417"/>
+            <w:shd w:val="clear" w:fill="EEF3FA"/>
+          </w:tcPr>
+          <w:p>
+            <w:pPr>
+              <w:spacing w:after="20"/>
+            </w:pPr>
+            <w:r/>
+            <w:r>
+              <w:rPr>
+                <w:b w:val="0"/>
+                <w:color w:val="131B2E"/>
+                <w:sz w:val="15"/>
+              </w:rPr>
+              <w:t>7</w:t>
+            </w:r>
+          </w:p>
+        </w:tc>
+        <w:tc>
+          <w:tcPr>
+            <w:tcW w:type="dxa" w:w="1417"/>
+            <w:shd w:val="clear" w:fill="EEF3FA"/>
+          </w:tcPr>
+          <w:p>
+            <w:pPr>
+              <w:spacing w:after="20"/>
+            </w:pPr>
+            <w:r/>
+            <w:r>
+              <w:rPr>
+                <w:b w:val="0"/>
+                <w:color w:val="131B2E"/>
+                <w:sz w:val="15"/>
+              </w:rPr>
               <w:t>9</w:t>
             </w:r>
           </w:p>
@@ -2491,7 +3000,75 @@
                 <w:color w:val="131B2E"/>
                 <w:sz w:val="15"/>
               </w:rPr>
+              <w:t>87.5</w:t>
+            </w:r>
+            <w:r>
+              <w:rPr>
+                <w:b w:val="0"/>
+                <w:color w:val="131B2E"/>
+                <w:sz w:val="15"/>
+              </w:rPr>
+            </w:r>
+          </w:p>
+        </w:tc>
+        <w:tc>
+          <w:tcPr>
+            <w:tcW w:type="dxa" w:w="1417"/>
+            <w:shd w:val="clear" w:fill="E0F3E6"/>
+          </w:tcPr>
+          <w:p>
+            <w:pPr>
+              <w:spacing w:after="20"/>
+            </w:pPr>
+            <w:r/>
+            <w:r>
+              <w:rPr>
+                <w:b w:val="0"/>
+                <w:color w:val="131B2E"/>
+                <w:sz w:val="15"/>
+              </w:rPr>
+            </w:r>
+            <w:r>
+              <w:rPr>
+                <w:b/>
+                <w:color w:val="131B2E"/>
+                <w:sz w:val="15"/>
+              </w:rPr>
               <w:t>84.0</w:t>
+            </w:r>
+            <w:r>
+              <w:rPr>
+                <w:b w:val="0"/>
+                <w:color w:val="131B2E"/>
+                <w:sz w:val="15"/>
+              </w:rPr>
+            </w:r>
+          </w:p>
+        </w:tc>
+        <w:tc>
+          <w:tcPr>
+            <w:tcW w:type="dxa" w:w="1417"/>
+            <w:shd w:val="clear" w:fill="E0F3E6"/>
+          </w:tcPr>
+          <w:p>
+            <w:pPr>
+              <w:spacing w:after="20"/>
+            </w:pPr>
+            <w:r/>
+            <w:r>
+              <w:rPr>
+                <w:b w:val="0"/>
+                <w:color w:val="131B2E"/>
+                <w:sz w:val="15"/>
+              </w:rPr>
+            </w:r>
+            <w:r>
+              <w:rPr>
+                <w:b/>
+                <w:color w:val="131B2E"/>
+                <w:sz w:val="15"/>
+              </w:rPr>
+              <w:t>82.0</w:t>
             </w:r>
             <w:r>
               <w:rPr>
@@ -2711,6 +3288,46 @@
                 <w:sz w:val="15"/>
               </w:rPr>
               <w:t>5/6</w:t>
+            </w:r>
+          </w:p>
+        </w:tc>
+        <w:tc>
+          <w:tcPr>
+            <w:tcW w:type="dxa" w:w="1417"/>
+            <w:shd w:val="clear" w:fill="FDECD2"/>
+          </w:tcPr>
+          <w:p>
+            <w:pPr>
+              <w:spacing w:after="20"/>
+            </w:pPr>
+            <w:r/>
+            <w:r>
+              <w:rPr>
+                <w:b w:val="0"/>
+                <w:color w:val="131B2E"/>
+                <w:sz w:val="15"/>
+              </w:rPr>
+              <w:t>5/6</w:t>
+            </w:r>
+          </w:p>
+        </w:tc>
+        <w:tc>
+          <w:tcPr>
+            <w:tcW w:type="dxa" w:w="1417"/>
+            <w:shd w:val="clear" w:fill="FDECD2"/>
+          </w:tcPr>
+          <w:p>
+            <w:pPr>
+              <w:spacing w:after="20"/>
+            </w:pPr>
+            <w:r/>
+            <w:r>
+              <w:rPr>
+                <w:b w:val="0"/>
+                <w:color w:val="131B2E"/>
+                <w:sz w:val="15"/>
+              </w:rPr>
+              <w:t>0/6</w:t>
             </w:r>
           </w:p>
         </w:tc>
@@ -2961,7 +3578,103 @@
         <w:tc>
           <w:tcPr>
             <w:tcW w:type="dxa" w:w="1020"/>
-            <w:shd w:val="clear" w:fill="EEF3FA"/>
+            <w:shd w:val="clear" w:fill="E0F3E6"/>
+          </w:tcPr>
+          <w:p>
+            <w:pPr>
+              <w:spacing w:after="20"/>
+            </w:pPr>
+            <w:r/>
+            <w:r>
+              <w:rPr>
+                <w:b w:val="0"/>
+                <w:color w:val="131B2E"/>
+                <w:sz w:val="15"/>
+              </w:rPr>
+              <w:t>Plan A</w:t>
+            </w:r>
+          </w:p>
+        </w:tc>
+        <w:tc>
+          <w:tcPr>
+            <w:tcW w:type="dxa" w:w="1361"/>
+            <w:shd w:val="clear" w:fill="E0F3E6"/>
+          </w:tcPr>
+          <w:p>
+            <w:pPr>
+              <w:spacing w:after="20"/>
+            </w:pPr>
+            <w:r/>
+            <w:r>
+              <w:rPr>
+                <w:b w:val="0"/>
+                <w:color w:val="131B2E"/>
+                <w:sz w:val="15"/>
+              </w:rPr>
+              <w:t>IJIES</w:t>
+            </w:r>
+          </w:p>
+        </w:tc>
+        <w:tc>
+          <w:tcPr>
+            <w:tcW w:type="dxa" w:w="1020"/>
+            <w:shd w:val="clear" w:fill="E0F3E6"/>
+          </w:tcPr>
+          <w:p>
+            <w:pPr>
+              <w:spacing w:after="20"/>
+            </w:pPr>
+            <w:r/>
+            <w:r>
+              <w:rPr>
+                <w:b w:val="0"/>
+                <w:color w:val="131B2E"/>
+                <w:sz w:val="15"/>
+              </w:rPr>
+              <w:t>87.5</w:t>
+            </w:r>
+          </w:p>
+        </w:tc>
+        <w:tc>
+          <w:tcPr>
+            <w:tcW w:type="dxa" w:w="6690"/>
+            <w:shd w:val="clear" w:fill="E0F3E6"/>
+          </w:tcPr>
+          <w:p>
+            <w:pPr>
+              <w:spacing w:after="20"/>
+            </w:pPr>
+            <w:r/>
+            <w:r>
+              <w:rPr>
+                <w:b w:val="0"/>
+                <w:color w:val="131B2E"/>
+                <w:sz w:val="15"/>
+              </w:rPr>
+            </w:r>
+            <w:r>
+              <w:rPr>
+                <w:b/>
+                <w:color w:val="131B2E"/>
+                <w:sz w:val="15"/>
+              </w:rPr>
+              <w:t>El mayor volumen de las disponibles</w:t>
+            </w:r>
+            <w:r>
+              <w:rPr>
+                <w:b w:val="0"/>
+                <w:color w:val="131B2E"/>
+                <w:sz w:val="15"/>
+              </w:rPr>
+              <w:t xml:space="preserve"> —481, 556 y 467 artículos en 2024, 2025 y 2026— con el APC más bajo del conjunto y publicación 2 meses después de aceptar. Con reserva: hay que confirmar que sigue activa en Scopus.</w:t>
+            </w:r>
+          </w:p>
+        </w:tc>
+      </w:tr>
+      <w:tr>
+        <w:tc>
+          <w:tcPr>
+            <w:tcW w:type="dxa" w:w="1020"/>
           </w:tcPr>
           <w:p>
             <w:pPr>
@@ -2981,7 +3694,6 @@
         <w:tc>
           <w:tcPr>
             <w:tcW w:type="dxa" w:w="1361"/>
-            <w:shd w:val="clear" w:fill="EEF3FA"/>
           </w:tcPr>
           <w:p>
             <w:pPr>
@@ -3001,7 +3713,6 @@
         <w:tc>
           <w:tcPr>
             <w:tcW w:type="dxa" w:w="1020"/>
-            <w:shd w:val="clear" w:fill="EEF3FA"/>
           </w:tcPr>
           <w:p>
             <w:pPr>
@@ -3021,7 +3732,6 @@
         <w:tc>
           <w:tcPr>
             <w:tcW w:type="dxa" w:w="6690"/>
-            <w:shd w:val="clear" w:fill="EEF3FA"/>
           </w:tcPr>
           <w:p>
             <w:pPr>
@@ -3072,7 +3782,105 @@
                 <w:color w:val="131B2E"/>
                 <w:sz w:val="15"/>
               </w:rPr>
-              <w:t>Plan A</w:t>
+              <w:t>Plan B</w:t>
+            </w:r>
+          </w:p>
+        </w:tc>
+        <w:tc>
+          <w:tcPr>
+            <w:tcW w:type="dxa" w:w="1361"/>
+            <w:shd w:val="clear" w:fill="E0F3E6"/>
+          </w:tcPr>
+          <w:p>
+            <w:pPr>
+              <w:spacing w:after="20"/>
+            </w:pPr>
+            <w:r/>
+            <w:r>
+              <w:rPr>
+                <w:b w:val="0"/>
+                <w:color w:val="131B2E"/>
+                <w:sz w:val="15"/>
+              </w:rPr>
+              <w:t>IJIT</w:t>
+            </w:r>
+          </w:p>
+        </w:tc>
+        <w:tc>
+          <w:tcPr>
+            <w:tcW w:type="dxa" w:w="1020"/>
+            <w:shd w:val="clear" w:fill="E0F3E6"/>
+          </w:tcPr>
+          <w:p>
+            <w:pPr>
+              <w:spacing w:after="20"/>
+            </w:pPr>
+            <w:r/>
+            <w:r>
+              <w:rPr>
+                <w:b w:val="0"/>
+                <w:color w:val="131B2E"/>
+                <w:sz w:val="15"/>
+              </w:rPr>
+              <w:t>82.0</w:t>
+            </w:r>
+          </w:p>
+        </w:tc>
+        <w:tc>
+          <w:tcPr>
+            <w:tcW w:type="dxa" w:w="6690"/>
+            <w:shd w:val="clear" w:fill="E0F3E6"/>
+          </w:tcPr>
+          <w:p>
+            <w:pPr>
+              <w:spacing w:after="20"/>
+            </w:pPr>
+            <w:r/>
+            <w:r>
+              <w:rPr>
+                <w:b w:val="0"/>
+                <w:color w:val="131B2E"/>
+                <w:sz w:val="15"/>
+              </w:rPr>
+              <w:t xml:space="preserve">Volumen comparable con respaldo de Springer, que elimina el riesgo de descontinuación, y </w:t>
+            </w:r>
+            <w:r>
+              <w:rPr>
+                <w:b/>
+                <w:color w:val="131B2E"/>
+                <w:sz w:val="15"/>
+              </w:rPr>
+              <w:t>sin APC</w:t>
+            </w:r>
+            <w:r>
+              <w:rPr>
+                <w:b w:val="0"/>
+                <w:color w:val="131B2E"/>
+                <w:sz w:val="15"/>
+              </w:rPr>
+              <w:t xml:space="preserve"> por la vía de suscripción. Su tiempo de revisión está sin verificar.</w:t>
+            </w:r>
+          </w:p>
+        </w:tc>
+      </w:tr>
+      <w:tr>
+        <w:tc>
+          <w:tcPr>
+            <w:tcW w:type="dxa" w:w="1020"/>
+            <w:shd w:val="clear" w:fill="E0F3E6"/>
+          </w:tcPr>
+          <w:p>
+            <w:pPr>
+              <w:spacing w:after="20"/>
+            </w:pPr>
+            <w:r/>
+            <w:r>
+              <w:rPr>
+                <w:b w:val="0"/>
+                <w:color w:val="131B2E"/>
+                <w:sz w:val="15"/>
+              </w:rPr>
+              <w:t>Plan C</w:t>
             </w:r>
           </w:p>
         </w:tc>
@@ -3156,7 +3964,7 @@
         <w:tc>
           <w:tcPr>
             <w:tcW w:type="dxa" w:w="1020"/>
-            <w:shd w:val="clear" w:fill="E0F3E6"/>
+            <w:shd w:val="clear" w:fill="EEF3FA"/>
           </w:tcPr>
           <w:p>
             <w:pPr>
@@ -3169,14 +3977,14 @@
                 <w:color w:val="131B2E"/>
                 <w:sz w:val="15"/>
               </w:rPr>
-              <w:t>Plan B</w:t>
+              <w:t>—</w:t>
             </w:r>
           </w:p>
         </w:tc>
         <w:tc>
           <w:tcPr>
             <w:tcW w:type="dxa" w:w="1361"/>
-            <w:shd w:val="clear" w:fill="E0F3E6"/>
+            <w:shd w:val="clear" w:fill="EEF3FA"/>
           </w:tcPr>
           <w:p>
             <w:pPr>
@@ -3196,7 +4004,7 @@
         <w:tc>
           <w:tcPr>
             <w:tcW w:type="dxa" w:w="1020"/>
-            <w:shd w:val="clear" w:fill="E0F3E6"/>
+            <w:shd w:val="clear" w:fill="EEF3FA"/>
           </w:tcPr>
           <w:p>
             <w:pPr>
@@ -3216,7 +4024,7 @@
         <w:tc>
           <w:tcPr>
             <w:tcW w:type="dxa" w:w="6690"/>
-            <w:shd w:val="clear" w:fill="E0F3E6"/>
+            <w:shd w:val="clear" w:fill="EEF3FA"/>
           </w:tcPr>
           <w:p>
             <w:pPr>
@@ -3332,7 +4140,7 @@
         <w:tc>
           <w:tcPr>
             <w:tcW w:type="dxa" w:w="1020"/>
-            <w:shd w:val="clear" w:fill="E0F3E6"/>
+            <w:shd w:val="clear" w:fill="EEF3FA"/>
           </w:tcPr>
           <w:p>
             <w:pPr>
@@ -3345,14 +4153,14 @@
                 <w:color w:val="131B2E"/>
                 <w:sz w:val="15"/>
               </w:rPr>
-              <w:t>Plan C</w:t>
+              <w:t>—</w:t>
             </w:r>
           </w:p>
         </w:tc>
         <w:tc>
           <w:tcPr>
             <w:tcW w:type="dxa" w:w="1361"/>
-            <w:shd w:val="clear" w:fill="E0F3E6"/>
+            <w:shd w:val="clear" w:fill="EEF3FA"/>
           </w:tcPr>
           <w:p>
             <w:pPr>
@@ -3372,7 +4180,7 @@
         <w:tc>
           <w:tcPr>
             <w:tcW w:type="dxa" w:w="1020"/>
-            <w:shd w:val="clear" w:fill="E0F3E6"/>
+            <w:shd w:val="clear" w:fill="EEF3FA"/>
           </w:tcPr>
           <w:p>
             <w:pPr>
@@ -3392,7 +4200,7 @@
         <w:tc>
           <w:tcPr>
             <w:tcW w:type="dxa" w:w="6690"/>
-            <w:shd w:val="clear" w:fill="E0F3E6"/>
+            <w:shd w:val="clear" w:fill="EEF3FA"/>
           </w:tcPr>
           <w:p>
             <w:pPr>
@@ -3575,7 +4383,7 @@
           <w:color w:val="131B2E"/>
           <w:sz w:val="17"/>
         </w:rPr>
-        <w:t>ISJ encabeza la aritmética</w:t>
+        <w:t>IJIES encabeza con 87.5 puntos sobre 100</w:t>
       </w:r>
       <w:r>
         <w:rPr>
@@ -3584,7 +4392,7 @@
           <w:color w:val="131B2E"/>
           <w:sz w:val="17"/>
         </w:rPr>
-        <w:t xml:space="preserve"> con 81.0 puntos entre las disponibles, por delante de CIT (77.5). BEEI puntúa más alto que ambas (84.0), pero queda fuera por el filtro de disponibilidad, no por una debilidad técnica.</w:t>
+        <w:t>, por delante de IJIT (82.0), y es la única candidata que supera a BEEI (87.5) en puntuación absoluta.</w:t>
       </w:r>
     </w:p>
     <w:p>
@@ -3607,7 +4415,7 @@
           <w:color w:val="131B2E"/>
           <w:sz w:val="17"/>
         </w:rPr>
-        <w:t>El orden entre el Plan A y el Plan B no está resuelto, y hay que decirlo primero.</w:t>
+        <w:t>Volumen anual, medido con OpenAlex para que todas se cuenten igual:</w:t>
       </w:r>
       <w:r>
         <w:rPr>
@@ -3616,7 +4424,1001 @@
           <w:color w:val="131B2E"/>
           <w:sz w:val="17"/>
         </w:rPr>
-        <w:t xml:space="preserve"> ISJ tiene 0 de 6 datos verificados en la revista; CIT tiene 6 de 6. El criterio de viabilidad pondera cuatro componentes —tipo de revisión, tiempo, periodicidad y capacidad— y en ISJ dos están sin verificar, mientras que CIT declara los cuatro y es penalizada precisamente por declarar el plazo más lento del conjunto. </w:t>
+      </w:r>
+    </w:p>
+    <w:tbl>
+      <w:tblPr>
+        <w:tblW w:type="auto" w:w="0"/>
+        <w:jc w:val="center"/>
+        <w:tblLayout w:type="fixed"/>
+        <w:tblLook w:firstColumn="1" w:firstRow="1" w:lastColumn="0" w:lastRow="0" w:noHBand="0" w:noVBand="1" w:val="04A0"/>
+        <w:tblBorders>
+          <w:top w:val="single" w:sz="4" w:color="BFBFBF"/>
+          <w:left w:val="single" w:sz="4" w:color="BFBFBF"/>
+          <w:bottom w:val="single" w:sz="4" w:color="BFBFBF"/>
+          <w:right w:val="single" w:sz="4" w:color="BFBFBF"/>
+          <w:insideH w:val="single" w:sz="4" w:color="BFBFBF"/>
+          <w:insideV w:val="single" w:sz="4" w:color="BFBFBF"/>
+        </w:tblBorders>
+      </w:tblPr>
+      <w:tblGrid>
+        <w:gridCol w:w="1738"/>
+        <w:gridCol w:w="1738"/>
+        <w:gridCol w:w="1738"/>
+        <w:gridCol w:w="1738"/>
+        <w:gridCol w:w="1738"/>
+        <w:gridCol w:w="1738"/>
+      </w:tblGrid>
+      <w:tr>
+        <w:tc>
+          <w:tcPr>
+            <w:tcW w:type="dxa" w:w="1928"/>
+            <w:shd w:val="clear" w:fill="1F4E79"/>
+          </w:tcPr>
+          <w:p>
+            <w:r/>
+            <w:r>
+              <w:rPr>
+                <w:b/>
+                <w:color w:val="FFFFFF"/>
+                <w:sz w:val="16"/>
+              </w:rPr>
+              <w:t>Revista</w:t>
+            </w:r>
+          </w:p>
+        </w:tc>
+        <w:tc>
+          <w:tcPr>
+            <w:tcW w:type="dxa" w:w="1077"/>
+            <w:shd w:val="clear" w:fill="1F4E79"/>
+          </w:tcPr>
+          <w:p>
+            <w:r/>
+            <w:r>
+              <w:rPr>
+                <w:b/>
+                <w:color w:val="FFFFFF"/>
+                <w:sz w:val="16"/>
+              </w:rPr>
+              <w:t>2023</w:t>
+            </w:r>
+          </w:p>
+        </w:tc>
+        <w:tc>
+          <w:tcPr>
+            <w:tcW w:type="dxa" w:w="1077"/>
+            <w:shd w:val="clear" w:fill="1F4E79"/>
+          </w:tcPr>
+          <w:p>
+            <w:r/>
+            <w:r>
+              <w:rPr>
+                <w:b/>
+                <w:color w:val="FFFFFF"/>
+                <w:sz w:val="16"/>
+              </w:rPr>
+              <w:t>2024</w:t>
+            </w:r>
+          </w:p>
+        </w:tc>
+        <w:tc>
+          <w:tcPr>
+            <w:tcW w:type="dxa" w:w="1077"/>
+            <w:shd w:val="clear" w:fill="1F4E79"/>
+          </w:tcPr>
+          <w:p>
+            <w:r/>
+            <w:r>
+              <w:rPr>
+                <w:b/>
+                <w:color w:val="FFFFFF"/>
+                <w:sz w:val="16"/>
+              </w:rPr>
+              <w:t>2025</w:t>
+            </w:r>
+          </w:p>
+        </w:tc>
+        <w:tc>
+          <w:tcPr>
+            <w:tcW w:type="dxa" w:w="1077"/>
+            <w:shd w:val="clear" w:fill="1F4E79"/>
+          </w:tcPr>
+          <w:p>
+            <w:r/>
+            <w:r>
+              <w:rPr>
+                <w:b/>
+                <w:color w:val="FFFFFF"/>
+                <w:sz w:val="16"/>
+              </w:rPr>
+              <w:t>2026</w:t>
+            </w:r>
+          </w:p>
+        </w:tc>
+        <w:tc>
+          <w:tcPr>
+            <w:tcW w:type="dxa" w:w="1701"/>
+            <w:shd w:val="clear" w:fill="1F4E79"/>
+          </w:tcPr>
+          <w:p>
+            <w:r/>
+            <w:r>
+              <w:rPr>
+                <w:b/>
+                <w:color w:val="FFFFFF"/>
+                <w:sz w:val="16"/>
+              </w:rPr>
+              <w:t>Estado</w:t>
+            </w:r>
+          </w:p>
+        </w:tc>
+      </w:tr>
+      <w:tr>
+        <w:tc>
+          <w:tcPr>
+            <w:tcW w:type="dxa" w:w="1928"/>
+            <w:shd w:val="clear" w:fill="E0F3E6"/>
+          </w:tcPr>
+          <w:p>
+            <w:pPr>
+              <w:spacing w:after="20"/>
+            </w:pPr>
+            <w:r/>
+            <w:r>
+              <w:rPr>
+                <w:b w:val="0"/>
+                <w:color w:val="131B2E"/>
+                <w:sz w:val="15"/>
+              </w:rPr>
+              <w:t>IJIES</w:t>
+            </w:r>
+          </w:p>
+        </w:tc>
+        <w:tc>
+          <w:tcPr>
+            <w:tcW w:type="dxa" w:w="1077"/>
+            <w:shd w:val="clear" w:fill="E0F3E6"/>
+          </w:tcPr>
+          <w:p>
+            <w:pPr>
+              <w:spacing w:after="20"/>
+            </w:pPr>
+            <w:r/>
+            <w:r>
+              <w:rPr>
+                <w:b w:val="0"/>
+                <w:color w:val="131B2E"/>
+                <w:sz w:val="15"/>
+              </w:rPr>
+              <w:t>389</w:t>
+            </w:r>
+          </w:p>
+        </w:tc>
+        <w:tc>
+          <w:tcPr>
+            <w:tcW w:type="dxa" w:w="1077"/>
+            <w:shd w:val="clear" w:fill="E0F3E6"/>
+          </w:tcPr>
+          <w:p>
+            <w:pPr>
+              <w:spacing w:after="20"/>
+            </w:pPr>
+            <w:r/>
+            <w:r>
+              <w:rPr>
+                <w:b w:val="0"/>
+                <w:color w:val="131B2E"/>
+                <w:sz w:val="15"/>
+              </w:rPr>
+              <w:t>481</w:t>
+            </w:r>
+          </w:p>
+        </w:tc>
+        <w:tc>
+          <w:tcPr>
+            <w:tcW w:type="dxa" w:w="1077"/>
+            <w:shd w:val="clear" w:fill="E0F3E6"/>
+          </w:tcPr>
+          <w:p>
+            <w:pPr>
+              <w:spacing w:after="20"/>
+            </w:pPr>
+            <w:r/>
+            <w:r>
+              <w:rPr>
+                <w:b w:val="0"/>
+                <w:color w:val="131B2E"/>
+                <w:sz w:val="15"/>
+              </w:rPr>
+              <w:t>556</w:t>
+            </w:r>
+          </w:p>
+        </w:tc>
+        <w:tc>
+          <w:tcPr>
+            <w:tcW w:type="dxa" w:w="1077"/>
+            <w:shd w:val="clear" w:fill="E0F3E6"/>
+          </w:tcPr>
+          <w:p>
+            <w:pPr>
+              <w:spacing w:after="20"/>
+            </w:pPr>
+            <w:r/>
+            <w:r>
+              <w:rPr>
+                <w:b w:val="0"/>
+                <w:color w:val="131B2E"/>
+                <w:sz w:val="15"/>
+              </w:rPr>
+              <w:t>467</w:t>
+            </w:r>
+          </w:p>
+        </w:tc>
+        <w:tc>
+          <w:tcPr>
+            <w:tcW w:type="dxa" w:w="1701"/>
+            <w:shd w:val="clear" w:fill="E0F3E6"/>
+          </w:tcPr>
+          <w:p>
+            <w:pPr>
+              <w:spacing w:after="20"/>
+            </w:pPr>
+            <w:r/>
+            <w:r>
+              <w:rPr>
+                <w:b w:val="0"/>
+                <w:color w:val="131B2E"/>
+                <w:sz w:val="15"/>
+              </w:rPr>
+              <w:t>Disponible</w:t>
+            </w:r>
+          </w:p>
+        </w:tc>
+      </w:tr>
+      <w:tr>
+        <w:tc>
+          <w:tcPr>
+            <w:tcW w:type="dxa" w:w="1928"/>
+            <w:shd w:val="clear" w:fill="E0F3E6"/>
+          </w:tcPr>
+          <w:p>
+            <w:pPr>
+              <w:spacing w:after="20"/>
+            </w:pPr>
+            <w:r/>
+            <w:r>
+              <w:rPr>
+                <w:b w:val="0"/>
+                <w:color w:val="131B2E"/>
+                <w:sz w:val="15"/>
+              </w:rPr>
+              <w:t>IJIT</w:t>
+            </w:r>
+          </w:p>
+        </w:tc>
+        <w:tc>
+          <w:tcPr>
+            <w:tcW w:type="dxa" w:w="1077"/>
+            <w:shd w:val="clear" w:fill="E0F3E6"/>
+          </w:tcPr>
+          <w:p>
+            <w:pPr>
+              <w:spacing w:after="20"/>
+            </w:pPr>
+            <w:r/>
+            <w:r>
+              <w:rPr>
+                <w:b w:val="0"/>
+                <w:color w:val="131B2E"/>
+                <w:sz w:val="15"/>
+              </w:rPr>
+              <w:t>—</w:t>
+            </w:r>
+          </w:p>
+        </w:tc>
+        <w:tc>
+          <w:tcPr>
+            <w:tcW w:type="dxa" w:w="1077"/>
+            <w:shd w:val="clear" w:fill="E0F3E6"/>
+          </w:tcPr>
+          <w:p>
+            <w:pPr>
+              <w:spacing w:after="20"/>
+            </w:pPr>
+            <w:r/>
+            <w:r>
+              <w:rPr>
+                <w:b w:val="0"/>
+                <w:color w:val="131B2E"/>
+                <w:sz w:val="15"/>
+              </w:rPr>
+              <w:t>661</w:t>
+            </w:r>
+          </w:p>
+        </w:tc>
+        <w:tc>
+          <w:tcPr>
+            <w:tcW w:type="dxa" w:w="1077"/>
+            <w:shd w:val="clear" w:fill="E0F3E6"/>
+          </w:tcPr>
+          <w:p>
+            <w:pPr>
+              <w:spacing w:after="20"/>
+            </w:pPr>
+            <w:r/>
+            <w:r>
+              <w:rPr>
+                <w:b w:val="0"/>
+                <w:color w:val="131B2E"/>
+                <w:sz w:val="15"/>
+              </w:rPr>
+              <w:t>640</w:t>
+            </w:r>
+          </w:p>
+        </w:tc>
+        <w:tc>
+          <w:tcPr>
+            <w:tcW w:type="dxa" w:w="1077"/>
+            <w:shd w:val="clear" w:fill="E0F3E6"/>
+          </w:tcPr>
+          <w:p>
+            <w:pPr>
+              <w:spacing w:after="20"/>
+            </w:pPr>
+            <w:r/>
+            <w:r>
+              <w:rPr>
+                <w:b w:val="0"/>
+                <w:color w:val="131B2E"/>
+                <w:sz w:val="15"/>
+              </w:rPr>
+              <w:t>—</w:t>
+            </w:r>
+          </w:p>
+        </w:tc>
+        <w:tc>
+          <w:tcPr>
+            <w:tcW w:type="dxa" w:w="1701"/>
+            <w:shd w:val="clear" w:fill="E0F3E6"/>
+          </w:tcPr>
+          <w:p>
+            <w:pPr>
+              <w:spacing w:after="20"/>
+            </w:pPr>
+            <w:r/>
+            <w:r>
+              <w:rPr>
+                <w:b w:val="0"/>
+                <w:color w:val="131B2E"/>
+                <w:sz w:val="15"/>
+              </w:rPr>
+              <w:t>Disponible</w:t>
+            </w:r>
+          </w:p>
+        </w:tc>
+      </w:tr>
+      <w:tr>
+        <w:tc>
+          <w:tcPr>
+            <w:tcW w:type="dxa" w:w="1928"/>
+            <w:shd w:val="clear" w:fill="FDECD2"/>
+          </w:tcPr>
+          <w:p>
+            <w:pPr>
+              <w:spacing w:after="20"/>
+            </w:pPr>
+            <w:r/>
+            <w:r>
+              <w:rPr>
+                <w:b w:val="0"/>
+                <w:color w:val="131B2E"/>
+                <w:sz w:val="15"/>
+              </w:rPr>
+              <w:t>IJACSA</w:t>
+            </w:r>
+          </w:p>
+        </w:tc>
+        <w:tc>
+          <w:tcPr>
+            <w:tcW w:type="dxa" w:w="1077"/>
+            <w:shd w:val="clear" w:fill="FDECD2"/>
+          </w:tcPr>
+          <w:p>
+            <w:pPr>
+              <w:spacing w:after="20"/>
+            </w:pPr>
+            <w:r/>
+            <w:r>
+              <w:rPr>
+                <w:b w:val="0"/>
+                <w:color w:val="131B2E"/>
+                <w:sz w:val="15"/>
+              </w:rPr>
+              <w:t>1447</w:t>
+            </w:r>
+          </w:p>
+        </w:tc>
+        <w:tc>
+          <w:tcPr>
+            <w:tcW w:type="dxa" w:w="1077"/>
+            <w:shd w:val="clear" w:fill="FDECD2"/>
+          </w:tcPr>
+          <w:p>
+            <w:pPr>
+              <w:spacing w:after="20"/>
+            </w:pPr>
+            <w:r/>
+            <w:r>
+              <w:rPr>
+                <w:b w:val="0"/>
+                <w:color w:val="131B2E"/>
+                <w:sz w:val="15"/>
+              </w:rPr>
+              <w:t>1539</w:t>
+            </w:r>
+          </w:p>
+        </w:tc>
+        <w:tc>
+          <w:tcPr>
+            <w:tcW w:type="dxa" w:w="1077"/>
+            <w:shd w:val="clear" w:fill="FDECD2"/>
+          </w:tcPr>
+          <w:p>
+            <w:pPr>
+              <w:spacing w:after="20"/>
+            </w:pPr>
+            <w:r/>
+            <w:r>
+              <w:rPr>
+                <w:b w:val="0"/>
+                <w:color w:val="131B2E"/>
+                <w:sz w:val="15"/>
+              </w:rPr>
+              <w:t>1347</w:t>
+            </w:r>
+          </w:p>
+        </w:tc>
+        <w:tc>
+          <w:tcPr>
+            <w:tcW w:type="dxa" w:w="1077"/>
+            <w:shd w:val="clear" w:fill="FDECD2"/>
+          </w:tcPr>
+          <w:p>
+            <w:pPr>
+              <w:spacing w:after="20"/>
+            </w:pPr>
+            <w:r/>
+            <w:r>
+              <w:rPr>
+                <w:b w:val="0"/>
+                <w:color w:val="131B2E"/>
+                <w:sz w:val="15"/>
+              </w:rPr>
+              <w:t>707</w:t>
+            </w:r>
+          </w:p>
+        </w:tc>
+        <w:tc>
+          <w:tcPr>
+            <w:tcW w:type="dxa" w:w="1701"/>
+            <w:shd w:val="clear" w:fill="FDECD2"/>
+          </w:tcPr>
+          <w:p>
+            <w:pPr>
+              <w:spacing w:after="20"/>
+            </w:pPr>
+            <w:r/>
+            <w:r>
+              <w:rPr>
+                <w:b w:val="0"/>
+                <w:color w:val="131B2E"/>
+                <w:sz w:val="15"/>
+              </w:rPr>
+              <w:t>Ya en la lista</w:t>
+            </w:r>
+          </w:p>
+        </w:tc>
+      </w:tr>
+      <w:tr>
+        <w:tc>
+          <w:tcPr>
+            <w:tcW w:type="dxa" w:w="1928"/>
+            <w:shd w:val="clear" w:fill="FDECD2"/>
+          </w:tcPr>
+          <w:p>
+            <w:pPr>
+              <w:spacing w:after="20"/>
+            </w:pPr>
+            <w:r/>
+            <w:r>
+              <w:rPr>
+                <w:b w:val="0"/>
+                <w:color w:val="131B2E"/>
+                <w:sz w:val="15"/>
+              </w:rPr>
+              <w:t>BEEI</w:t>
+            </w:r>
+          </w:p>
+        </w:tc>
+        <w:tc>
+          <w:tcPr>
+            <w:tcW w:type="dxa" w:w="1077"/>
+            <w:shd w:val="clear" w:fill="FDECD2"/>
+          </w:tcPr>
+          <w:p>
+            <w:pPr>
+              <w:spacing w:after="20"/>
+            </w:pPr>
+            <w:r/>
+            <w:r>
+              <w:rPr>
+                <w:b w:val="0"/>
+                <w:color w:val="131B2E"/>
+                <w:sz w:val="15"/>
+              </w:rPr>
+              <w:t>415</w:t>
+            </w:r>
+          </w:p>
+        </w:tc>
+        <w:tc>
+          <w:tcPr>
+            <w:tcW w:type="dxa" w:w="1077"/>
+            <w:shd w:val="clear" w:fill="FDECD2"/>
+          </w:tcPr>
+          <w:p>
+            <w:pPr>
+              <w:spacing w:after="20"/>
+            </w:pPr>
+            <w:r/>
+            <w:r>
+              <w:rPr>
+                <w:b w:val="0"/>
+                <w:color w:val="131B2E"/>
+                <w:sz w:val="15"/>
+              </w:rPr>
+              <w:t>453</w:t>
+            </w:r>
+          </w:p>
+        </w:tc>
+        <w:tc>
+          <w:tcPr>
+            <w:tcW w:type="dxa" w:w="1077"/>
+            <w:shd w:val="clear" w:fill="FDECD2"/>
+          </w:tcPr>
+          <w:p>
+            <w:pPr>
+              <w:spacing w:after="20"/>
+            </w:pPr>
+            <w:r/>
+            <w:r>
+              <w:rPr>
+                <w:b w:val="0"/>
+                <w:color w:val="131B2E"/>
+                <w:sz w:val="15"/>
+              </w:rPr>
+              <w:t>377</w:t>
+            </w:r>
+          </w:p>
+        </w:tc>
+        <w:tc>
+          <w:tcPr>
+            <w:tcW w:type="dxa" w:w="1077"/>
+            <w:shd w:val="clear" w:fill="FDECD2"/>
+          </w:tcPr>
+          <w:p>
+            <w:pPr>
+              <w:spacing w:after="20"/>
+            </w:pPr>
+            <w:r/>
+            <w:r>
+              <w:rPr>
+                <w:b w:val="0"/>
+                <w:color w:val="131B2E"/>
+                <w:sz w:val="15"/>
+              </w:rPr>
+              <w:t>305</w:t>
+            </w:r>
+          </w:p>
+        </w:tc>
+        <w:tc>
+          <w:tcPr>
+            <w:tcW w:type="dxa" w:w="1701"/>
+            <w:shd w:val="clear" w:fill="FDECD2"/>
+          </w:tcPr>
+          <w:p>
+            <w:pPr>
+              <w:spacing w:after="20"/>
+            </w:pPr>
+            <w:r/>
+            <w:r>
+              <w:rPr>
+                <w:b w:val="0"/>
+                <w:color w:val="131B2E"/>
+                <w:sz w:val="15"/>
+              </w:rPr>
+              <w:t>Ya en la lista</w:t>
+            </w:r>
+          </w:p>
+        </w:tc>
+      </w:tr>
+      <w:tr>
+        <w:tc>
+          <w:tcPr>
+            <w:tcW w:type="dxa" w:w="1928"/>
+            <w:shd w:val="clear" w:fill="EEF3FA"/>
+          </w:tcPr>
+          <w:p>
+            <w:pPr>
+              <w:spacing w:after="20"/>
+            </w:pPr>
+            <w:r/>
+            <w:r>
+              <w:rPr>
+                <w:b w:val="0"/>
+                <w:color w:val="131B2E"/>
+                <w:sz w:val="15"/>
+              </w:rPr>
+              <w:t>ISJ</w:t>
+            </w:r>
+          </w:p>
+        </w:tc>
+        <w:tc>
+          <w:tcPr>
+            <w:tcW w:type="dxa" w:w="1077"/>
+            <w:shd w:val="clear" w:fill="EEF3FA"/>
+          </w:tcPr>
+          <w:p>
+            <w:pPr>
+              <w:spacing w:after="20"/>
+            </w:pPr>
+            <w:r/>
+            <w:r>
+              <w:rPr>
+                <w:b w:val="0"/>
+                <w:color w:val="131B2E"/>
+                <w:sz w:val="15"/>
+              </w:rPr>
+              <w:t>17</w:t>
+            </w:r>
+          </w:p>
+        </w:tc>
+        <w:tc>
+          <w:tcPr>
+            <w:tcW w:type="dxa" w:w="1077"/>
+            <w:shd w:val="clear" w:fill="EEF3FA"/>
+          </w:tcPr>
+          <w:p>
+            <w:pPr>
+              <w:spacing w:after="20"/>
+            </w:pPr>
+            <w:r/>
+            <w:r>
+              <w:rPr>
+                <w:b w:val="0"/>
+                <w:color w:val="131B2E"/>
+                <w:sz w:val="15"/>
+              </w:rPr>
+              <w:t>39</w:t>
+            </w:r>
+          </w:p>
+        </w:tc>
+        <w:tc>
+          <w:tcPr>
+            <w:tcW w:type="dxa" w:w="1077"/>
+            <w:shd w:val="clear" w:fill="EEF3FA"/>
+          </w:tcPr>
+          <w:p>
+            <w:pPr>
+              <w:spacing w:after="20"/>
+            </w:pPr>
+            <w:r/>
+            <w:r>
+              <w:rPr>
+                <w:b w:val="0"/>
+                <w:color w:val="131B2E"/>
+                <w:sz w:val="15"/>
+              </w:rPr>
+              <w:t>62</w:t>
+            </w:r>
+          </w:p>
+        </w:tc>
+        <w:tc>
+          <w:tcPr>
+            <w:tcW w:type="dxa" w:w="1077"/>
+            <w:shd w:val="clear" w:fill="EEF3FA"/>
+          </w:tcPr>
+          <w:p>
+            <w:pPr>
+              <w:spacing w:after="20"/>
+            </w:pPr>
+            <w:r/>
+            <w:r>
+              <w:rPr>
+                <w:b w:val="0"/>
+                <w:color w:val="131B2E"/>
+                <w:sz w:val="15"/>
+              </w:rPr>
+              <w:t>39</w:t>
+            </w:r>
+          </w:p>
+        </w:tc>
+        <w:tc>
+          <w:tcPr>
+            <w:tcW w:type="dxa" w:w="1701"/>
+            <w:shd w:val="clear" w:fill="EEF3FA"/>
+          </w:tcPr>
+          <w:p>
+            <w:pPr>
+              <w:spacing w:after="20"/>
+            </w:pPr>
+            <w:r/>
+            <w:r>
+              <w:rPr>
+                <w:b w:val="0"/>
+                <w:color w:val="131B2E"/>
+                <w:sz w:val="15"/>
+              </w:rPr>
+              <w:t>Disponible</w:t>
+            </w:r>
+          </w:p>
+        </w:tc>
+      </w:tr>
+      <w:tr>
+        <w:tc>
+          <w:tcPr>
+            <w:tcW w:type="dxa" w:w="1928"/>
+          </w:tcPr>
+          <w:p>
+            <w:pPr>
+              <w:spacing w:after="20"/>
+            </w:pPr>
+            <w:r/>
+            <w:r>
+              <w:rPr>
+                <w:b w:val="0"/>
+                <w:color w:val="131B2E"/>
+                <w:sz w:val="15"/>
+              </w:rPr>
+              <w:t>ICS</w:t>
+            </w:r>
+          </w:p>
+        </w:tc>
+        <w:tc>
+          <w:tcPr>
+            <w:tcW w:type="dxa" w:w="1077"/>
+          </w:tcPr>
+          <w:p>
+            <w:pPr>
+              <w:spacing w:after="20"/>
+            </w:pPr>
+            <w:r/>
+            <w:r>
+              <w:rPr>
+                <w:b w:val="0"/>
+                <w:color w:val="131B2E"/>
+                <w:sz w:val="15"/>
+              </w:rPr>
+              <w:t>44</w:t>
+            </w:r>
+          </w:p>
+        </w:tc>
+        <w:tc>
+          <w:tcPr>
+            <w:tcW w:type="dxa" w:w="1077"/>
+          </w:tcPr>
+          <w:p>
+            <w:pPr>
+              <w:spacing w:after="20"/>
+            </w:pPr>
+            <w:r/>
+            <w:r>
+              <w:rPr>
+                <w:b w:val="0"/>
+                <w:color w:val="131B2E"/>
+                <w:sz w:val="15"/>
+              </w:rPr>
+              <w:t>42</w:t>
+            </w:r>
+          </w:p>
+        </w:tc>
+        <w:tc>
+          <w:tcPr>
+            <w:tcW w:type="dxa" w:w="1077"/>
+          </w:tcPr>
+          <w:p>
+            <w:pPr>
+              <w:spacing w:after="20"/>
+            </w:pPr>
+            <w:r/>
+            <w:r>
+              <w:rPr>
+                <w:b w:val="0"/>
+                <w:color w:val="131B2E"/>
+                <w:sz w:val="15"/>
+              </w:rPr>
+              <w:t>52</w:t>
+            </w:r>
+          </w:p>
+        </w:tc>
+        <w:tc>
+          <w:tcPr>
+            <w:tcW w:type="dxa" w:w="1077"/>
+          </w:tcPr>
+          <w:p>
+            <w:pPr>
+              <w:spacing w:after="20"/>
+            </w:pPr>
+            <w:r/>
+            <w:r>
+              <w:rPr>
+                <w:b w:val="0"/>
+                <w:color w:val="131B2E"/>
+                <w:sz w:val="15"/>
+              </w:rPr>
+              <w:t>47</w:t>
+            </w:r>
+          </w:p>
+        </w:tc>
+        <w:tc>
+          <w:tcPr>
+            <w:tcW w:type="dxa" w:w="1701"/>
+          </w:tcPr>
+          <w:p>
+            <w:pPr>
+              <w:spacing w:after="20"/>
+            </w:pPr>
+            <w:r/>
+            <w:r>
+              <w:rPr>
+                <w:b w:val="0"/>
+                <w:color w:val="131B2E"/>
+                <w:sz w:val="15"/>
+              </w:rPr>
+              <w:t>Disponible</w:t>
+            </w:r>
+          </w:p>
+        </w:tc>
+      </w:tr>
+      <w:tr>
+        <w:tc>
+          <w:tcPr>
+            <w:tcW w:type="dxa" w:w="1928"/>
+            <w:shd w:val="clear" w:fill="EEF3FA"/>
+          </w:tcPr>
+          <w:p>
+            <w:pPr>
+              <w:spacing w:after="20"/>
+            </w:pPr>
+            <w:r/>
+            <w:r>
+              <w:rPr>
+                <w:b w:val="0"/>
+                <w:color w:val="131B2E"/>
+                <w:sz w:val="15"/>
+              </w:rPr>
+              <w:t>CIT</w:t>
+            </w:r>
+          </w:p>
+        </w:tc>
+        <w:tc>
+          <w:tcPr>
+            <w:tcW w:type="dxa" w:w="1077"/>
+            <w:shd w:val="clear" w:fill="EEF3FA"/>
+          </w:tcPr>
+          <w:p>
+            <w:pPr>
+              <w:spacing w:after="20"/>
+            </w:pPr>
+            <w:r/>
+            <w:r>
+              <w:rPr>
+                <w:b w:val="0"/>
+                <w:color w:val="131B2E"/>
+                <w:sz w:val="15"/>
+              </w:rPr>
+              <w:t>46</w:t>
+            </w:r>
+          </w:p>
+        </w:tc>
+        <w:tc>
+          <w:tcPr>
+            <w:tcW w:type="dxa" w:w="1077"/>
+            <w:shd w:val="clear" w:fill="EEF3FA"/>
+          </w:tcPr>
+          <w:p>
+            <w:pPr>
+              <w:spacing w:after="20"/>
+            </w:pPr>
+            <w:r/>
+            <w:r>
+              <w:rPr>
+                <w:b w:val="0"/>
+                <w:color w:val="131B2E"/>
+                <w:sz w:val="15"/>
+              </w:rPr>
+              <w:t>43</w:t>
+            </w:r>
+          </w:p>
+        </w:tc>
+        <w:tc>
+          <w:tcPr>
+            <w:tcW w:type="dxa" w:w="1077"/>
+            <w:shd w:val="clear" w:fill="EEF3FA"/>
+          </w:tcPr>
+          <w:p>
+            <w:pPr>
+              <w:spacing w:after="20"/>
+            </w:pPr>
+            <w:r/>
+            <w:r>
+              <w:rPr>
+                <w:b w:val="0"/>
+                <w:color w:val="131B2E"/>
+                <w:sz w:val="15"/>
+              </w:rPr>
+              <w:t>35</w:t>
+            </w:r>
+          </w:p>
+        </w:tc>
+        <w:tc>
+          <w:tcPr>
+            <w:tcW w:type="dxa" w:w="1077"/>
+            <w:shd w:val="clear" w:fill="EEF3FA"/>
+          </w:tcPr>
+          <w:p>
+            <w:pPr>
+              <w:spacing w:after="20"/>
+            </w:pPr>
+            <w:r/>
+            <w:r>
+              <w:rPr>
+                <w:b w:val="0"/>
+                <w:color w:val="131B2E"/>
+                <w:sz w:val="15"/>
+              </w:rPr>
+              <w:t>23</w:t>
+            </w:r>
+          </w:p>
+        </w:tc>
+        <w:tc>
+          <w:tcPr>
+            <w:tcW w:type="dxa" w:w="1701"/>
+            <w:shd w:val="clear" w:fill="EEF3FA"/>
+          </w:tcPr>
+          <w:p>
+            <w:pPr>
+              <w:spacing w:after="20"/>
+            </w:pPr>
+            <w:r/>
+            <w:r>
+              <w:rPr>
+                <w:b w:val="0"/>
+                <w:color w:val="131B2E"/>
+                <w:sz w:val="15"/>
+              </w:rPr>
+              <w:t>Disponible</w:t>
+            </w:r>
+          </w:p>
+        </w:tc>
+      </w:tr>
+    </w:tbl>
+    <w:p>
+      <w:pPr>
+        <w:spacing w:after="40"/>
+      </w:pPr>
+    </w:p>
+    <w:p>
+      <w:pPr>
+        <w:spacing w:after="80"/>
+        <w:jc w:val="both"/>
+      </w:pPr>
+      <w:r>
+        <w:rPr>
+          <w:b w:val="0"/>
+          <w:i w:val="0"/>
+          <w:color w:val="131B2E"/>
+          <w:sz w:val="17"/>
+        </w:rPr>
       </w:r>
       <w:r>
         <w:rPr>
@@ -3625,7 +5427,7 @@
           <w:color w:val="131B2E"/>
           <w:sz w:val="17"/>
         </w:rPr>
-        <w:t>Una matriz que premia el desconocimiento está mal construida, y esta lo hace en este punto.</w:t>
+        <w:t>La diferencia es de un orden de magnitud:</w:t>
       </w:r>
       <w:r>
         <w:rPr>
@@ -3634,7 +5436,7 @@
           <w:color w:val="131B2E"/>
           <w:sz w:val="17"/>
         </w:rPr>
-        <w:t xml:space="preserve"> No se arregla inventando una penalización a posteriori, que sería el sesgo inverso: se arregla verificando. Si el tiempo de revisión de ISJ supera los 3-6 meses de CIT, el orden se invierte.</w:t>
+        <w:t xml:space="preserve"> IJIES e IJIT publican entre diez y quince veces más que CIT, ISJ o ICS. Donde CIT abre 4 números al año, IJIES abre 12.</w:t>
       </w:r>
     </w:p>
     <w:p>
@@ -3657,7 +5459,7 @@
           <w:color w:val="131B2E"/>
           <w:sz w:val="17"/>
         </w:rPr>
-        <w:t>Por qué ISJ está arriba:</w:t>
+        <w:t>Pero más volumen no es lo mismo que más fácil.</w:t>
       </w:r>
       <w:r>
         <w:rPr>
@@ -3666,7 +5468,7 @@
           <w:color w:val="131B2E"/>
           <w:sz w:val="17"/>
         </w:rPr>
-        <w:t xml:space="preserve"> no cobra —es híbrida y la vía de suscripción no exige APC, y su ausencia de DOAJ es coherente con que no haya migrado a acceso abierto de pago—; publica ataques SSH y denegación de servicio HTTP, dos de las familias etiquetadas del corpus; y la objeción que la frenaba era falsa: no publica 21 artículos al año sino 35-38 según el índice completo de dblp. Corregir ese dato es lo que la movió del cuarto lugar al primero.</w:t>
+        <w:t xml:space="preserve"> IJIES publica su tasa de aceptación —cosa que ninguna otra candidata hace— y es del 17,9 % en 2025, 17,8 % en 2024 y 14,1 % en 2023. Publica mucho porque recibe mucho, no porque acepte con facilidad. Lo que un volumen alto sí garantiza es real y se mide en trimestres: más plazas abiertas y menos espera. IJIES publica unos 2 meses después de aceptar y saca número cada mes; CIT tarda de 3 a 6 meses solo en la primera decisión y saca cuatro números al año.</w:t>
       </w:r>
     </w:p>
     <w:p>
@@ -3689,7 +5491,7 @@
           <w:color w:val="131B2E"/>
           <w:sz w:val="17"/>
         </w:rPr>
-        <w:t>Por qué CIT sigue siendo la apuesta más segura</w:t>
+        <w:t>Por qué IJIES encabeza:</w:t>
       </w:r>
       <w:r>
         <w:rPr>
@@ -3698,7 +5500,39 @@
           <w:color w:val="131B2E"/>
           <w:sz w:val="17"/>
         </w:rPr>
-        <w:t xml:space="preserve"> aunque puntúe menos: es la única con los seis datos verificados en la propia revista; publica exactamente este problema, comprobado en sus números —incluida en 2025 una arquitectura de detección Y mitigación de DDoS, único antecedente entre las seis candidatas de un trabajo que no solo detecta sino que responde—; es la única con Q2 y factor de impacto de Web of Science confirmados; y su límite de 20 páginas permite exponer las 28 variables y la brecha entre error de laboratorio y de operación sin recortar. Su plazo de 3-6 meses es una desventaja conocida, que es distinto de una desventaja ausente.</w:t>
+        <w:t xml:space="preserve"> desde 2024 lleva 86 artículos cuyo título nombra detección de intrusiones, detección de anomalías o seguridad de redes, y ninguna otra candidata se acerca; es la más barata de las que cobran, con USD 300 hoy y USD 400 desde el 1 de octubre de 2026, por debajo incluso de los USD 415 de BEEI; y es la más rápida del conjunto.</w:t>
+      </w:r>
+    </w:p>
+    <w:p>
+      <w:pPr>
+        <w:spacing w:after="80"/>
+        <w:jc w:val="both"/>
+      </w:pPr>
+      <w:r>
+        <w:rPr>
+          <w:b w:val="0"/>
+          <w:i w:val="0"/>
+          <w:color w:val="131B2E"/>
+          <w:sz w:val="17"/>
+        </w:rPr>
+      </w:r>
+      <w:r>
+        <w:rPr>
+          <w:b/>
+          <w:i w:val="0"/>
+          <w:color w:val="131B2E"/>
+          <w:sz w:val="17"/>
+        </w:rPr>
+        <w:t>Su riesgo es concreto y hay que resolverlo antes de enviar nada:</w:t>
+      </w:r>
+      <w:r>
+        <w:rPr>
+          <w:b w:val="0"/>
+          <w:i w:val="0"/>
+          <w:color w:val="131B2E"/>
+          <w:sz w:val="17"/>
+        </w:rPr>
+        <w:t xml:space="preserve"> confirmar que su cobertura en Scopus sigue activa. TELKOMNIKA, IJECE e IJEECS —revistas independientes del mismo perfil de alto volumen— fueron descontinuadas de Scopus en 2025, y publicar en una revista descontinuada invalidaría el artículo para cualquier requisito de indexación.</w:t>
       </w:r>
     </w:p>
     <w:p>
@@ -3721,7 +5555,7 @@
           <w:color w:val="131B2E"/>
           <w:sz w:val="17"/>
         </w:rPr>
-        <w:t>Cómo decidir:</w:t>
+        <w:t>Ese riesgo es lo que da valor al Plan B.</w:t>
       </w:r>
       <w:r>
         <w:rPr>
@@ -3730,7 +5564,7 @@
           <w:color w:val="131B2E"/>
           <w:sz w:val="17"/>
         </w:rPr>
-        <w:t xml:space="preserve"> si la restricción es el presupuesto, ISJ o ICS, que no cobran por la vía de suscripción. Si es la certeza sobre el proceso editorial o el encaje con un antecedente de detección y respuesta, CIT. Si es la fecha de sustentación, ninguna de las tres: CIT declara 3-6 meses y las dos híbridas no publican su plazo.</w:t>
+        <w:t xml:space="preserve"> IJIT tiene un volumen comparable, unos 640 artículos al año, está editada por Springer Nature —de modo que la descontinuación deja de ser una preocupación— y no cobra APC por la vía de suscripción. Su punto ciego es el opuesto: su tiempo de revisión está sin verificar, y por eso puntúa 8 y no 10 en viabilidad. No se premia un dato que no se conoce.</w:t>
       </w:r>
     </w:p>
     <w:p>
@@ -3766,7 +5600,7 @@
           <w:color w:val="131B2E"/>
           <w:sz w:val="16"/>
         </w:rPr>
-        <w:t>Verificar el tipo y el tiempo de revisión de ISJ:</w:t>
+        <w:t>Confirmar que IJIES sigue con cobertura activa en Scopus</w:t>
       </w:r>
       <w:r>
         <w:rPr>
@@ -3775,7 +5609,43 @@
           <w:color w:val="131B2E"/>
           <w:sz w:val="16"/>
         </w:rPr>
-        <w:t xml:space="preserve"> decide entre el Plan A y el Plan B. · </w:t>
+        <w:t xml:space="preserve"> (ficha de fuente 21100199790): es la verificación más importante de la matriz, porque TELKOMNIKA, IJECE e IJEECS, del mismo perfil, cayeron en 2025. · </w:t>
+      </w:r>
+      <w:r>
+        <w:rPr>
+          <w:b/>
+          <w:i w:val="0"/>
+          <w:color w:val="131B2E"/>
+          <w:sz w:val="16"/>
+        </w:rPr>
+        <w:t>Verificar el tiempo de revisión de IJIT</w:t>
+      </w:r>
+      <w:r>
+        <w:rPr>
+          <w:b w:val="0"/>
+          <w:i w:val="0"/>
+          <w:color w:val="131B2E"/>
+          <w:sz w:val="16"/>
+        </w:rPr>
+        <w:t xml:space="preserve">, lo único que le impide competir por el primer puesto. · </w:t>
+      </w:r>
+      <w:r>
+        <w:rPr>
+          <w:b/>
+          <w:i w:val="0"/>
+          <w:color w:val="131B2E"/>
+          <w:sz w:val="16"/>
+        </w:rPr>
+        <w:t>Verificar el tipo y el tiempo de revisión de ISJ.</w:t>
+      </w:r>
+      <w:r>
+        <w:rPr>
+          <w:b w:val="0"/>
+          <w:i w:val="0"/>
+          <w:color w:val="131B2E"/>
+          <w:sz w:val="16"/>
+        </w:rPr>
+        <w:t xml:space="preserve"> · </w:t>
       </w:r>
       <w:r>
         <w:rPr>

--- a/docs/entregables/09-matriz-revistas/Matriz-decision-revistas.docx
+++ b/docs/entregables/09-matriz-revistas/Matriz-decision-revistas.docx
@@ -733,6 +733,68 @@
           </w:p>
         </w:tc>
       </w:tr>
+      <w:tr>
+        <w:tc>
+          <w:tcPr>
+            <w:tcW w:type="dxa" w:w="1361"/>
+            <w:shd w:val="clear" w:fill="EEF3FA"/>
+          </w:tcPr>
+          <w:p>
+            <w:pPr>
+              <w:spacing w:after="20"/>
+            </w:pPr>
+            <w:r/>
+            <w:r>
+              <w:rPr>
+                <w:b w:val="0"/>
+                <w:color w:val="131B2E"/>
+                <w:sz w:val="15"/>
+              </w:rPr>
+              <w:t>ISI</w:t>
+            </w:r>
+          </w:p>
+        </w:tc>
+        <w:tc>
+          <w:tcPr>
+            <w:tcW w:type="dxa" w:w="1701"/>
+            <w:shd w:val="clear" w:fill="EEF3FA"/>
+          </w:tcPr>
+          <w:p>
+            <w:pPr>
+              <w:spacing w:after="20"/>
+            </w:pPr>
+            <w:r/>
+            <w:r>
+              <w:rPr>
+                <w:b w:val="0"/>
+                <w:color w:val="131B2E"/>
+                <w:sz w:val="15"/>
+              </w:rPr>
+              <w:t>Supera</w:t>
+            </w:r>
+          </w:p>
+        </w:tc>
+        <w:tc>
+          <w:tcPr>
+            <w:tcW w:type="dxa" w:w="7030"/>
+            <w:shd w:val="clear" w:fill="EEF3FA"/>
+          </w:tcPr>
+          <w:p>
+            <w:pPr>
+              <w:spacing w:after="20"/>
+            </w:pPr>
+            <w:r/>
+            <w:r>
+              <w:rPr>
+                <w:b w:val="0"/>
+                <w:color w:val="131B2E"/>
+                <w:sz w:val="15"/>
+              </w:rPr>
+              <w:t>ISSN confirmado, ficha activa en Scopus, revisión double-blind declarada, doce números al año con archivo y DOI, y página oficial de APC. Mismo editor que IJSSE, cuyo proceso ya se había verificado. Fuera de la lista de depredadoras</w:t>
+            </w:r>
+          </w:p>
+        </w:tc>
+      </w:tr>
     </w:tbl>
     <w:p>
       <w:pPr>
@@ -1386,6 +1448,68 @@
           </w:p>
         </w:tc>
       </w:tr>
+      <w:tr>
+        <w:tc>
+          <w:tcPr>
+            <w:tcW w:type="dxa" w:w="1361"/>
+            <w:shd w:val="clear" w:fill="E0F3E6"/>
+          </w:tcPr>
+          <w:p>
+            <w:pPr>
+              <w:spacing w:after="20"/>
+            </w:pPr>
+            <w:r/>
+            <w:r>
+              <w:rPr>
+                <w:b w:val="0"/>
+                <w:color w:val="131B2E"/>
+                <w:sz w:val="15"/>
+              </w:rPr>
+              <w:t>ISI</w:t>
+            </w:r>
+          </w:p>
+        </w:tc>
+        <w:tc>
+          <w:tcPr>
+            <w:tcW w:type="dxa" w:w="1928"/>
+            <w:shd w:val="clear" w:fill="E0F3E6"/>
+          </w:tcPr>
+          <w:p>
+            <w:pPr>
+              <w:spacing w:after="20"/>
+            </w:pPr>
+            <w:r/>
+            <w:r>
+              <w:rPr>
+                <w:b w:val="0"/>
+                <w:color w:val="131B2E"/>
+                <w:sz w:val="15"/>
+              </w:rPr>
+              <w:t>Disponible</w:t>
+            </w:r>
+          </w:p>
+        </w:tc>
+        <w:tc>
+          <w:tcPr>
+            <w:tcW w:type="dxa" w:w="6803"/>
+            <w:shd w:val="clear" w:fill="E0F3E6"/>
+          </w:tcPr>
+          <w:p>
+            <w:pPr>
+              <w:spacing w:after="20"/>
+            </w:pPr>
+            <w:r/>
+            <w:r>
+              <w:rPr>
+                <w:b w:val="0"/>
+                <w:color w:val="131B2E"/>
+                <w:sz w:val="15"/>
+              </w:rPr>
+              <w:t>No figura entre las 17 revistas de la lista de control institucional</w:t>
+            </w:r>
+          </w:p>
+        </w:tc>
+      </w:tr>
     </w:tbl>
     <w:p>
       <w:pPr>
@@ -1899,15 +2023,16 @@
         </w:tblBorders>
       </w:tblPr>
       <w:tblGrid>
-        <w:gridCol w:w="1158"/>
-        <w:gridCol w:w="1158"/>
-        <w:gridCol w:w="1158"/>
-        <w:gridCol w:w="1158"/>
-        <w:gridCol w:w="1158"/>
-        <w:gridCol w:w="1158"/>
-        <w:gridCol w:w="1158"/>
-        <w:gridCol w:w="1158"/>
-        <w:gridCol w:w="1158"/>
+        <w:gridCol w:w="1043"/>
+        <w:gridCol w:w="1043"/>
+        <w:gridCol w:w="1043"/>
+        <w:gridCol w:w="1043"/>
+        <w:gridCol w:w="1043"/>
+        <w:gridCol w:w="1043"/>
+        <w:gridCol w:w="1043"/>
+        <w:gridCol w:w="1043"/>
+        <w:gridCol w:w="1043"/>
+        <w:gridCol w:w="1043"/>
       </w:tblGrid>
       <w:tr>
         <w:tc>
@@ -2043,6 +2168,23 @@
                 <w:sz w:val="16"/>
               </w:rPr>
               <w:t>ICS</w:t>
+            </w:r>
+          </w:p>
+        </w:tc>
+        <w:tc>
+          <w:tcPr>
+            <w:tcW w:type="dxa" w:w="1417"/>
+            <w:shd w:val="clear" w:fill="1F4E79"/>
+          </w:tcPr>
+          <w:p>
+            <w:r/>
+            <w:r>
+              <w:rPr>
+                <w:b/>
+                <w:color w:val="FFFFFF"/>
+                <w:sz w:val="16"/>
+              </w:rPr>
+              <w:t>ISI</w:t>
             </w:r>
           </w:p>
         </w:tc>
@@ -2241,6 +2383,26 @@
                 <w:color w:val="131B2E"/>
                 <w:sz w:val="15"/>
               </w:rPr>
+              <w:t>7</w:t>
+            </w:r>
+          </w:p>
+        </w:tc>
+        <w:tc>
+          <w:tcPr>
+            <w:tcW w:type="dxa" w:w="1417"/>
+            <w:shd w:val="clear" w:fill="EEF3FA"/>
+          </w:tcPr>
+          <w:p>
+            <w:pPr>
+              <w:spacing w:after="20"/>
+            </w:pPr>
+            <w:r/>
+            <w:r>
+              <w:rPr>
+                <w:b w:val="0"/>
+                <w:color w:val="131B2E"/>
+                <w:sz w:val="15"/>
+              </w:rPr>
               <w:t>6</w:t>
             </w:r>
           </w:p>
@@ -2396,6 +2558,25 @@
                 <w:sz w:val="15"/>
               </w:rPr>
               <w:t>9</w:t>
+            </w:r>
+          </w:p>
+        </w:tc>
+        <w:tc>
+          <w:tcPr>
+            <w:tcW w:type="dxa" w:w="1417"/>
+          </w:tcPr>
+          <w:p>
+            <w:pPr>
+              <w:spacing w:after="20"/>
+            </w:pPr>
+            <w:r/>
+            <w:r>
+              <w:rPr>
+                <w:b w:val="0"/>
+                <w:color w:val="131B2E"/>
+                <w:sz w:val="15"/>
+              </w:rPr>
+              <w:t>7</w:t>
             </w:r>
           </w:p>
         </w:tc>
@@ -2596,6 +2777,26 @@
                 <w:color w:val="131B2E"/>
                 <w:sz w:val="15"/>
               </w:rPr>
+              <w:t>9</w:t>
+            </w:r>
+          </w:p>
+        </w:tc>
+        <w:tc>
+          <w:tcPr>
+            <w:tcW w:type="dxa" w:w="1417"/>
+            <w:shd w:val="clear" w:fill="EEF3FA"/>
+          </w:tcPr>
+          <w:p>
+            <w:pPr>
+              <w:spacing w:after="20"/>
+            </w:pPr>
+            <w:r/>
+            <w:r>
+              <w:rPr>
+                <w:b w:val="0"/>
+                <w:color w:val="131B2E"/>
+                <w:sz w:val="15"/>
+              </w:rPr>
               <w:t>10</w:t>
             </w:r>
           </w:p>
@@ -2751,6 +2952,25 @@
                 <w:sz w:val="15"/>
               </w:rPr>
               <w:t>10</w:t>
+            </w:r>
+          </w:p>
+        </w:tc>
+        <w:tc>
+          <w:tcPr>
+            <w:tcW w:type="dxa" w:w="1417"/>
+          </w:tcPr>
+          <w:p>
+            <w:pPr>
+              <w:spacing w:after="20"/>
+            </w:pPr>
+            <w:r/>
+            <w:r>
+              <w:rPr>
+                <w:b w:val="0"/>
+                <w:color w:val="131B2E"/>
+                <w:sz w:val="15"/>
+              </w:rPr>
+              <w:t>5</w:t>
             </w:r>
           </w:p>
         </w:tc>
@@ -2951,6 +3171,26 @@
                 <w:color w:val="131B2E"/>
                 <w:sz w:val="15"/>
               </w:rPr>
+              <w:t>8</w:t>
+            </w:r>
+          </w:p>
+        </w:tc>
+        <w:tc>
+          <w:tcPr>
+            <w:tcW w:type="dxa" w:w="1417"/>
+            <w:shd w:val="clear" w:fill="EEF3FA"/>
+          </w:tcPr>
+          <w:p>
+            <w:pPr>
+              <w:spacing w:after="20"/>
+            </w:pPr>
+            <w:r/>
+            <w:r>
+              <w:rPr>
+                <w:b w:val="0"/>
+                <w:color w:val="131B2E"/>
+                <w:sz w:val="15"/>
+              </w:rPr>
               <w:t>7</w:t>
             </w:r>
           </w:p>
@@ -3238,6 +3478,40 @@
                 <w:color w:val="131B2E"/>
                 <w:sz w:val="15"/>
               </w:rPr>
+              <w:t>72.0</w:t>
+            </w:r>
+            <w:r>
+              <w:rPr>
+                <w:b w:val="0"/>
+                <w:color w:val="131B2E"/>
+                <w:sz w:val="15"/>
+              </w:rPr>
+            </w:r>
+          </w:p>
+        </w:tc>
+        <w:tc>
+          <w:tcPr>
+            <w:tcW w:type="dxa" w:w="1417"/>
+            <w:shd w:val="clear" w:fill="E0F3E6"/>
+          </w:tcPr>
+          <w:p>
+            <w:pPr>
+              <w:spacing w:after="20"/>
+            </w:pPr>
+            <w:r/>
+            <w:r>
+              <w:rPr>
+                <w:b w:val="0"/>
+                <w:color w:val="131B2E"/>
+                <w:sz w:val="15"/>
+              </w:rPr>
+            </w:r>
+            <w:r>
+              <w:rPr>
+                <w:b/>
+                <w:color w:val="131B2E"/>
+                <w:sz w:val="15"/>
+              </w:rPr>
               <w:t>69.5</w:t>
             </w:r>
             <w:r>
@@ -3408,6 +3682,26 @@
                 <w:sz w:val="15"/>
               </w:rPr>
               <w:t>0/6</w:t>
+            </w:r>
+          </w:p>
+        </w:tc>
+        <w:tc>
+          <w:tcPr>
+            <w:tcW w:type="dxa" w:w="1417"/>
+            <w:shd w:val="clear" w:fill="FDECD2"/>
+          </w:tcPr>
+          <w:p>
+            <w:pPr>
+              <w:spacing w:after="20"/>
+            </w:pPr>
+            <w:r/>
+            <w:r>
+              <w:rPr>
+                <w:b w:val="0"/>
+                <w:color w:val="131B2E"/>
+                <w:sz w:val="15"/>
+              </w:rPr>
+              <w:t>6/6</w:t>
             </w:r>
           </w:p>
         </w:tc>
@@ -4253,7 +4547,7 @@
                 <w:color w:val="131B2E"/>
                 <w:sz w:val="15"/>
               </w:rPr>
-              <w:t>IJACSA</w:t>
+              <w:t>ISI</w:t>
             </w:r>
           </w:p>
         </w:tc>
@@ -4272,13 +4566,111 @@
                 <w:color w:val="131B2E"/>
                 <w:sz w:val="15"/>
               </w:rPr>
-              <w:t>69.5</w:t>
+              <w:t>72.0</w:t>
             </w:r>
           </w:p>
         </w:tc>
         <w:tc>
           <w:tcPr>
             <w:tcW w:type="dxa" w:w="6690"/>
+          </w:tcPr>
+          <w:p>
+            <w:pPr>
+              <w:spacing w:after="20"/>
+            </w:pPr>
+            <w:r/>
+            <w:r>
+              <w:rPr>
+                <w:b w:val="0"/>
+                <w:color w:val="131B2E"/>
+                <w:sz w:val="15"/>
+              </w:rPr>
+              <w:t xml:space="preserve">El único </w:t>
+            </w:r>
+            <w:r>
+              <w:rPr>
+                <w:b/>
+                <w:color w:val="131B2E"/>
+                <w:sz w:val="15"/>
+              </w:rPr>
+              <w:t>Q3</w:t>
+            </w:r>
+            <w:r>
+              <w:rPr>
+                <w:b w:val="0"/>
+                <w:color w:val="131B2E"/>
+                <w:sz w:val="15"/>
+              </w:rPr>
+              <w:t xml:space="preserve"> verificado de las disponibles, con 305 artículos al año y revisión de unos 2 meses. Su APC de USD 850 y su menor producción temática la dejan por debajo, pero cumple todos los criterios.</w:t>
+            </w:r>
+          </w:p>
+        </w:tc>
+      </w:tr>
+      <w:tr>
+        <w:tc>
+          <w:tcPr>
+            <w:tcW w:type="dxa" w:w="1020"/>
+            <w:shd w:val="clear" w:fill="EEF3FA"/>
+          </w:tcPr>
+          <w:p>
+            <w:pPr>
+              <w:spacing w:after="20"/>
+            </w:pPr>
+            <w:r/>
+            <w:r>
+              <w:rPr>
+                <w:b w:val="0"/>
+                <w:color w:val="131B2E"/>
+                <w:sz w:val="15"/>
+              </w:rPr>
+              <w:t>—</w:t>
+            </w:r>
+          </w:p>
+        </w:tc>
+        <w:tc>
+          <w:tcPr>
+            <w:tcW w:type="dxa" w:w="1361"/>
+            <w:shd w:val="clear" w:fill="EEF3FA"/>
+          </w:tcPr>
+          <w:p>
+            <w:pPr>
+              <w:spacing w:after="20"/>
+            </w:pPr>
+            <w:r/>
+            <w:r>
+              <w:rPr>
+                <w:b w:val="0"/>
+                <w:color w:val="131B2E"/>
+                <w:sz w:val="15"/>
+              </w:rPr>
+              <w:t>IJACSA</w:t>
+            </w:r>
+          </w:p>
+        </w:tc>
+        <w:tc>
+          <w:tcPr>
+            <w:tcW w:type="dxa" w:w="1020"/>
+            <w:shd w:val="clear" w:fill="EEF3FA"/>
+          </w:tcPr>
+          <w:p>
+            <w:pPr>
+              <w:spacing w:after="20"/>
+            </w:pPr>
+            <w:r/>
+            <w:r>
+              <w:rPr>
+                <w:b w:val="0"/>
+                <w:color w:val="131B2E"/>
+                <w:sz w:val="15"/>
+              </w:rPr>
+              <w:t>69.5</w:t>
+            </w:r>
+          </w:p>
+        </w:tc>
+        <w:tc>
+          <w:tcPr>
+            <w:tcW w:type="dxa" w:w="6690"/>
+            <w:shd w:val="clear" w:fill="EEF3FA"/>
           </w:tcPr>
           <w:p>
             <w:pPr>
@@ -5577,7 +5969,7 @@
           <w:color w:val="1F4E79"/>
           <w:sz w:val="23"/>
         </w:rPr>
-        <w:t>7 · Pendientes antes del envío</w:t>
+        <w:t>9 · Pendientes antes del envío</w:t>
       </w:r>
     </w:p>
     <w:p>
@@ -5754,6 +6146,883 @@
           <w:sz w:val="16"/>
         </w:rPr>
         <w:t>. · Reverificar todos los APC: el de IJSSE pasó de USD 700 a USD 850 entre dos consultas.</w:t>
+      </w:r>
+    </w:p>
+    <w:p>
+      <w:pPr>
+        <w:spacing w:before="180" w:after="60"/>
+      </w:pPr>
+      <w:r>
+        <w:rPr>
+          <w:b/>
+          <w:color w:val="1F4E79"/>
+          <w:sz w:val="23"/>
+        </w:rPr>
+        <w:t>8 · Cumplimiento de los criterios pedidos</w:t>
+      </w:r>
+    </w:p>
+    <w:p>
+      <w:pPr>
+        <w:spacing w:after="80"/>
+        <w:jc w:val="both"/>
+      </w:pPr>
+      <w:r>
+        <w:rPr>
+          <w:b w:val="0"/>
+          <w:i w:val="0"/>
+          <w:color w:val="131B2E"/>
+          <w:sz w:val="16"/>
+        </w:rPr>
+        <w:t xml:space="preserve">Se auditan uno por uno, sin agregarlos en un puntaje, porque </w:t>
+      </w:r>
+      <w:r>
+        <w:rPr>
+          <w:b/>
+          <w:i w:val="0"/>
+          <w:color w:val="131B2E"/>
+          <w:sz w:val="16"/>
+        </w:rPr>
+        <w:t>un criterio incumplido no se compensa con otro</w:t>
+      </w:r>
+      <w:r>
+        <w:rPr>
+          <w:b w:val="0"/>
+          <w:i w:val="0"/>
+          <w:color w:val="131B2E"/>
+          <w:sz w:val="16"/>
+        </w:rPr>
+        <w:t>.</w:t>
+      </w:r>
+    </w:p>
+    <w:tbl>
+      <w:tblPr>
+        <w:tblW w:type="auto" w:w="0"/>
+        <w:jc w:val="center"/>
+        <w:tblLayout w:type="fixed"/>
+        <w:tblLook w:firstColumn="1" w:firstRow="1" w:lastColumn="0" w:lastRow="0" w:noHBand="0" w:noVBand="1" w:val="04A0"/>
+        <w:tblBorders>
+          <w:top w:val="single" w:sz="4" w:color="BFBFBF"/>
+          <w:left w:val="single" w:sz="4" w:color="BFBFBF"/>
+          <w:bottom w:val="single" w:sz="4" w:color="BFBFBF"/>
+          <w:right w:val="single" w:sz="4" w:color="BFBFBF"/>
+          <w:insideH w:val="single" w:sz="4" w:color="BFBFBF"/>
+          <w:insideV w:val="single" w:sz="4" w:color="BFBFBF"/>
+        </w:tblBorders>
+      </w:tblPr>
+      <w:tblGrid>
+        <w:gridCol w:w="2606"/>
+        <w:gridCol w:w="2606"/>
+        <w:gridCol w:w="2606"/>
+        <w:gridCol w:w="2606"/>
+      </w:tblGrid>
+      <w:tr>
+        <w:tc>
+          <w:tcPr>
+            <w:tcW w:type="dxa" w:w="4195"/>
+            <w:shd w:val="clear" w:fill="1F4E79"/>
+          </w:tcPr>
+          <w:p>
+            <w:r/>
+            <w:r>
+              <w:rPr>
+                <w:b/>
+                <w:color w:val="FFFFFF"/>
+                <w:sz w:val="16"/>
+              </w:rPr>
+              <w:t>Criterio</w:t>
+            </w:r>
+          </w:p>
+        </w:tc>
+        <w:tc>
+          <w:tcPr>
+            <w:tcW w:type="dxa" w:w="1928"/>
+            <w:shd w:val="clear" w:fill="1F4E79"/>
+          </w:tcPr>
+          <w:p>
+            <w:r/>
+            <w:r>
+              <w:rPr>
+                <w:b/>
+                <w:color w:val="FFFFFF"/>
+                <w:sz w:val="16"/>
+              </w:rPr>
+              <w:t>IJIES</w:t>
+            </w:r>
+          </w:p>
+        </w:tc>
+        <w:tc>
+          <w:tcPr>
+            <w:tcW w:type="dxa" w:w="1928"/>
+            <w:shd w:val="clear" w:fill="1F4E79"/>
+          </w:tcPr>
+          <w:p>
+            <w:r/>
+            <w:r>
+              <w:rPr>
+                <w:b/>
+                <w:color w:val="FFFFFF"/>
+                <w:sz w:val="16"/>
+              </w:rPr>
+              <w:t>IJIT</w:t>
+            </w:r>
+          </w:p>
+        </w:tc>
+        <w:tc>
+          <w:tcPr>
+            <w:tcW w:type="dxa" w:w="1928"/>
+            <w:shd w:val="clear" w:fill="1F4E79"/>
+          </w:tcPr>
+          <w:p>
+            <w:r/>
+            <w:r>
+              <w:rPr>
+                <w:b/>
+                <w:color w:val="FFFFFF"/>
+                <w:sz w:val="16"/>
+              </w:rPr>
+              <w:t>ISI</w:t>
+            </w:r>
+          </w:p>
+        </w:tc>
+      </w:tr>
+      <w:tr>
+        <w:tc>
+          <w:tcPr>
+            <w:tcW w:type="dxa" w:w="4195"/>
+            <w:shd w:val="clear" w:fill="EEF3FA"/>
+          </w:tcPr>
+          <w:p>
+            <w:pPr>
+              <w:spacing w:after="20"/>
+            </w:pPr>
+            <w:r/>
+            <w:r>
+              <w:rPr>
+                <w:b w:val="0"/>
+                <w:color w:val="131B2E"/>
+                <w:sz w:val="15"/>
+              </w:rPr>
+              <w:t>Cuartil Q3 preferido, Q2 aceptable</w:t>
+            </w:r>
+          </w:p>
+        </w:tc>
+        <w:tc>
+          <w:tcPr>
+            <w:tcW w:type="dxa" w:w="1928"/>
+            <w:shd w:val="clear" w:fill="EEF3FA"/>
+          </w:tcPr>
+          <w:p>
+            <w:pPr>
+              <w:spacing w:after="20"/>
+            </w:pPr>
+            <w:r/>
+            <w:r>
+              <w:rPr>
+                <w:b w:val="0"/>
+                <w:color w:val="131B2E"/>
+                <w:sz w:val="15"/>
+              </w:rPr>
+              <w:t>~</w:t>
+            </w:r>
+          </w:p>
+        </w:tc>
+        <w:tc>
+          <w:tcPr>
+            <w:tcW w:type="dxa" w:w="1928"/>
+            <w:shd w:val="clear" w:fill="EEF3FA"/>
+          </w:tcPr>
+          <w:p>
+            <w:pPr>
+              <w:spacing w:after="20"/>
+            </w:pPr>
+            <w:r/>
+            <w:r>
+              <w:rPr>
+                <w:b w:val="0"/>
+                <w:color w:val="131B2E"/>
+                <w:sz w:val="15"/>
+              </w:rPr>
+              <w:t>~</w:t>
+            </w:r>
+          </w:p>
+        </w:tc>
+        <w:tc>
+          <w:tcPr>
+            <w:tcW w:type="dxa" w:w="1928"/>
+            <w:shd w:val="clear" w:fill="EEF3FA"/>
+          </w:tcPr>
+          <w:p>
+            <w:pPr>
+              <w:spacing w:after="20"/>
+            </w:pPr>
+            <w:r/>
+            <w:r>
+              <w:rPr>
+                <w:b w:val="0"/>
+                <w:color w:val="131B2E"/>
+                <w:sz w:val="15"/>
+              </w:rPr>
+              <w:t>SI</w:t>
+            </w:r>
+          </w:p>
+        </w:tc>
+      </w:tr>
+      <w:tr>
+        <w:tc>
+          <w:tcPr>
+            <w:tcW w:type="dxa" w:w="4195"/>
+            <w:shd w:val="clear" w:fill="E0F3E6"/>
+          </w:tcPr>
+          <w:p>
+            <w:pPr>
+              <w:spacing w:after="20"/>
+            </w:pPr>
+            <w:r/>
+            <w:r>
+              <w:rPr>
+                <w:b w:val="0"/>
+                <w:color w:val="131B2E"/>
+                <w:sz w:val="15"/>
+              </w:rPr>
+              <w:t>Tema afin a ciberseguridad o redes</w:t>
+            </w:r>
+          </w:p>
+        </w:tc>
+        <w:tc>
+          <w:tcPr>
+            <w:tcW w:type="dxa" w:w="1928"/>
+            <w:shd w:val="clear" w:fill="E0F3E6"/>
+          </w:tcPr>
+          <w:p>
+            <w:pPr>
+              <w:spacing w:after="20"/>
+            </w:pPr>
+            <w:r/>
+            <w:r>
+              <w:rPr>
+                <w:b w:val="0"/>
+                <w:color w:val="131B2E"/>
+                <w:sz w:val="15"/>
+              </w:rPr>
+              <w:t>SI</w:t>
+            </w:r>
+          </w:p>
+        </w:tc>
+        <w:tc>
+          <w:tcPr>
+            <w:tcW w:type="dxa" w:w="1928"/>
+            <w:shd w:val="clear" w:fill="E0F3E6"/>
+          </w:tcPr>
+          <w:p>
+            <w:pPr>
+              <w:spacing w:after="20"/>
+            </w:pPr>
+            <w:r/>
+            <w:r>
+              <w:rPr>
+                <w:b w:val="0"/>
+                <w:color w:val="131B2E"/>
+                <w:sz w:val="15"/>
+              </w:rPr>
+              <w:t>SI</w:t>
+            </w:r>
+          </w:p>
+        </w:tc>
+        <w:tc>
+          <w:tcPr>
+            <w:tcW w:type="dxa" w:w="1928"/>
+            <w:shd w:val="clear" w:fill="E0F3E6"/>
+          </w:tcPr>
+          <w:p>
+            <w:pPr>
+              <w:spacing w:after="20"/>
+            </w:pPr>
+            <w:r/>
+            <w:r>
+              <w:rPr>
+                <w:b w:val="0"/>
+                <w:color w:val="131B2E"/>
+                <w:sz w:val="15"/>
+              </w:rPr>
+              <w:t>SI</w:t>
+            </w:r>
+          </w:p>
+        </w:tc>
+      </w:tr>
+      <w:tr>
+        <w:tc>
+          <w:tcPr>
+            <w:tcW w:type="dxa" w:w="4195"/>
+            <w:shd w:val="clear" w:fill="FDECD2"/>
+          </w:tcPr>
+          <w:p>
+            <w:pPr>
+              <w:spacing w:after="20"/>
+            </w:pPr>
+            <w:r/>
+            <w:r>
+              <w:rPr>
+                <w:b w:val="0"/>
+                <w:color w:val="131B2E"/>
+                <w:sz w:val="15"/>
+              </w:rPr>
+              <w:t>Facil de publicar</w:t>
+            </w:r>
+          </w:p>
+        </w:tc>
+        <w:tc>
+          <w:tcPr>
+            <w:tcW w:type="dxa" w:w="1928"/>
+            <w:shd w:val="clear" w:fill="FDECD2"/>
+          </w:tcPr>
+          <w:p>
+            <w:pPr>
+              <w:spacing w:after="20"/>
+            </w:pPr>
+            <w:r/>
+            <w:r>
+              <w:rPr>
+                <w:b w:val="0"/>
+                <w:color w:val="131B2E"/>
+                <w:sz w:val="15"/>
+              </w:rPr>
+              <w:t>NO</w:t>
+            </w:r>
+          </w:p>
+        </w:tc>
+        <w:tc>
+          <w:tcPr>
+            <w:tcW w:type="dxa" w:w="1928"/>
+            <w:shd w:val="clear" w:fill="FDECD2"/>
+          </w:tcPr>
+          <w:p>
+            <w:pPr>
+              <w:spacing w:after="20"/>
+            </w:pPr>
+            <w:r/>
+            <w:r>
+              <w:rPr>
+                <w:b w:val="0"/>
+                <w:color w:val="131B2E"/>
+                <w:sz w:val="15"/>
+              </w:rPr>
+              <w:t>?</w:t>
+            </w:r>
+          </w:p>
+        </w:tc>
+        <w:tc>
+          <w:tcPr>
+            <w:tcW w:type="dxa" w:w="1928"/>
+            <w:shd w:val="clear" w:fill="FDECD2"/>
+          </w:tcPr>
+          <w:p>
+            <w:pPr>
+              <w:spacing w:after="20"/>
+            </w:pPr>
+            <w:r/>
+            <w:r>
+              <w:rPr>
+                <w:b w:val="0"/>
+                <w:color w:val="131B2E"/>
+                <w:sz w:val="15"/>
+              </w:rPr>
+              <w:t>?</w:t>
+            </w:r>
+          </w:p>
+        </w:tc>
+      </w:tr>
+      <w:tr>
+        <w:tc>
+          <w:tcPr>
+            <w:tcW w:type="dxa" w:w="4195"/>
+            <w:shd w:val="clear" w:fill="E0F3E6"/>
+          </w:tcPr>
+          <w:p>
+            <w:pPr>
+              <w:spacing w:after="20"/>
+            </w:pPr>
+            <w:r/>
+            <w:r>
+              <w:rPr>
+                <w:b w:val="0"/>
+                <w:color w:val="131B2E"/>
+                <w:sz w:val="15"/>
+              </w:rPr>
+              <w:t>Fuera de la lista de depredadoras</w:t>
+            </w:r>
+          </w:p>
+        </w:tc>
+        <w:tc>
+          <w:tcPr>
+            <w:tcW w:type="dxa" w:w="1928"/>
+            <w:shd w:val="clear" w:fill="E0F3E6"/>
+          </w:tcPr>
+          <w:p>
+            <w:pPr>
+              <w:spacing w:after="20"/>
+            </w:pPr>
+            <w:r/>
+            <w:r>
+              <w:rPr>
+                <w:b w:val="0"/>
+                <w:color w:val="131B2E"/>
+                <w:sz w:val="15"/>
+              </w:rPr>
+              <w:t>SI</w:t>
+            </w:r>
+          </w:p>
+        </w:tc>
+        <w:tc>
+          <w:tcPr>
+            <w:tcW w:type="dxa" w:w="1928"/>
+            <w:shd w:val="clear" w:fill="E0F3E6"/>
+          </w:tcPr>
+          <w:p>
+            <w:pPr>
+              <w:spacing w:after="20"/>
+            </w:pPr>
+            <w:r/>
+            <w:r>
+              <w:rPr>
+                <w:b w:val="0"/>
+                <w:color w:val="131B2E"/>
+                <w:sz w:val="15"/>
+              </w:rPr>
+              <w:t>SI</w:t>
+            </w:r>
+          </w:p>
+        </w:tc>
+        <w:tc>
+          <w:tcPr>
+            <w:tcW w:type="dxa" w:w="1928"/>
+            <w:shd w:val="clear" w:fill="E0F3E6"/>
+          </w:tcPr>
+          <w:p>
+            <w:pPr>
+              <w:spacing w:after="20"/>
+            </w:pPr>
+            <w:r/>
+            <w:r>
+              <w:rPr>
+                <w:b w:val="0"/>
+                <w:color w:val="131B2E"/>
+                <w:sz w:val="15"/>
+              </w:rPr>
+              <w:t>SI</w:t>
+            </w:r>
+          </w:p>
+        </w:tc>
+      </w:tr>
+      <w:tr>
+        <w:tc>
+          <w:tcPr>
+            <w:tcW w:type="dxa" w:w="4195"/>
+            <w:shd w:val="clear" w:fill="E0F3E6"/>
+          </w:tcPr>
+          <w:p>
+            <w:pPr>
+              <w:spacing w:after="20"/>
+            </w:pPr>
+            <w:r/>
+            <w:r>
+              <w:rPr>
+                <w:b w:val="0"/>
+                <w:color w:val="131B2E"/>
+                <w:sz w:val="15"/>
+              </w:rPr>
+              <w:t>Fuera de la lista de control</w:t>
+            </w:r>
+          </w:p>
+        </w:tc>
+        <w:tc>
+          <w:tcPr>
+            <w:tcW w:type="dxa" w:w="1928"/>
+            <w:shd w:val="clear" w:fill="E0F3E6"/>
+          </w:tcPr>
+          <w:p>
+            <w:pPr>
+              <w:spacing w:after="20"/>
+            </w:pPr>
+            <w:r/>
+            <w:r>
+              <w:rPr>
+                <w:b w:val="0"/>
+                <w:color w:val="131B2E"/>
+                <w:sz w:val="15"/>
+              </w:rPr>
+              <w:t>SI</w:t>
+            </w:r>
+          </w:p>
+        </w:tc>
+        <w:tc>
+          <w:tcPr>
+            <w:tcW w:type="dxa" w:w="1928"/>
+            <w:shd w:val="clear" w:fill="E0F3E6"/>
+          </w:tcPr>
+          <w:p>
+            <w:pPr>
+              <w:spacing w:after="20"/>
+            </w:pPr>
+            <w:r/>
+            <w:r>
+              <w:rPr>
+                <w:b w:val="0"/>
+                <w:color w:val="131B2E"/>
+                <w:sz w:val="15"/>
+              </w:rPr>
+              <w:t>SI</w:t>
+            </w:r>
+          </w:p>
+        </w:tc>
+        <w:tc>
+          <w:tcPr>
+            <w:tcW w:type="dxa" w:w="1928"/>
+            <w:shd w:val="clear" w:fill="E0F3E6"/>
+          </w:tcPr>
+          <w:p>
+            <w:pPr>
+              <w:spacing w:after="20"/>
+            </w:pPr>
+            <w:r/>
+            <w:r>
+              <w:rPr>
+                <w:b w:val="0"/>
+                <w:color w:val="131B2E"/>
+                <w:sz w:val="15"/>
+              </w:rPr>
+              <w:t>SI</w:t>
+            </w:r>
+          </w:p>
+        </w:tc>
+      </w:tr>
+      <w:tr>
+        <w:tc>
+          <w:tcPr>
+            <w:tcW w:type="dxa" w:w="4195"/>
+            <w:shd w:val="clear" w:fill="E0F3E6"/>
+          </w:tcPr>
+          <w:p>
+            <w:pPr>
+              <w:spacing w:after="20"/>
+            </w:pPr>
+            <w:r/>
+            <w:r>
+              <w:rPr>
+                <w:b w:val="0"/>
+                <w:color w:val="131B2E"/>
+                <w:sz w:val="15"/>
+              </w:rPr>
+              <w:t>Publica muchos articulos al ano</w:t>
+            </w:r>
+          </w:p>
+        </w:tc>
+        <w:tc>
+          <w:tcPr>
+            <w:tcW w:type="dxa" w:w="1928"/>
+            <w:shd w:val="clear" w:fill="E0F3E6"/>
+          </w:tcPr>
+          <w:p>
+            <w:pPr>
+              <w:spacing w:after="20"/>
+            </w:pPr>
+            <w:r/>
+            <w:r>
+              <w:rPr>
+                <w:b w:val="0"/>
+                <w:color w:val="131B2E"/>
+                <w:sz w:val="15"/>
+              </w:rPr>
+              <w:t>SI</w:t>
+            </w:r>
+          </w:p>
+        </w:tc>
+        <w:tc>
+          <w:tcPr>
+            <w:tcW w:type="dxa" w:w="1928"/>
+            <w:shd w:val="clear" w:fill="E0F3E6"/>
+          </w:tcPr>
+          <w:p>
+            <w:pPr>
+              <w:spacing w:after="20"/>
+            </w:pPr>
+            <w:r/>
+            <w:r>
+              <w:rPr>
+                <w:b w:val="0"/>
+                <w:color w:val="131B2E"/>
+                <w:sz w:val="15"/>
+              </w:rPr>
+              <w:t>SI</w:t>
+            </w:r>
+          </w:p>
+        </w:tc>
+        <w:tc>
+          <w:tcPr>
+            <w:tcW w:type="dxa" w:w="1928"/>
+            <w:shd w:val="clear" w:fill="E0F3E6"/>
+          </w:tcPr>
+          <w:p>
+            <w:pPr>
+              <w:spacing w:after="20"/>
+            </w:pPr>
+            <w:r/>
+            <w:r>
+              <w:rPr>
+                <w:b w:val="0"/>
+                <w:color w:val="131B2E"/>
+                <w:sz w:val="15"/>
+              </w:rPr>
+              <w:t>SI</w:t>
+            </w:r>
+          </w:p>
+        </w:tc>
+      </w:tr>
+      <w:tr>
+        <w:tc>
+          <w:tcPr>
+            <w:tcW w:type="dxa" w:w="4195"/>
+            <w:shd w:val="clear" w:fill="FDECD2"/>
+          </w:tcPr>
+          <w:p>
+            <w:pPr>
+              <w:spacing w:after="20"/>
+            </w:pPr>
+            <w:r/>
+            <w:r>
+              <w:rPr>
+                <w:b w:val="0"/>
+                <w:color w:val="131B2E"/>
+                <w:sz w:val="15"/>
+              </w:rPr>
+              <w:t>Indexacion vigente comprobada</w:t>
+            </w:r>
+          </w:p>
+        </w:tc>
+        <w:tc>
+          <w:tcPr>
+            <w:tcW w:type="dxa" w:w="1928"/>
+            <w:shd w:val="clear" w:fill="FDECD2"/>
+          </w:tcPr>
+          <w:p>
+            <w:pPr>
+              <w:spacing w:after="20"/>
+            </w:pPr>
+            <w:r/>
+            <w:r>
+              <w:rPr>
+                <w:b w:val="0"/>
+                <w:color w:val="131B2E"/>
+                <w:sz w:val="15"/>
+              </w:rPr>
+              <w:t>NO</w:t>
+            </w:r>
+          </w:p>
+        </w:tc>
+        <w:tc>
+          <w:tcPr>
+            <w:tcW w:type="dxa" w:w="1928"/>
+            <w:shd w:val="clear" w:fill="FDECD2"/>
+          </w:tcPr>
+          <w:p>
+            <w:pPr>
+              <w:spacing w:after="20"/>
+            </w:pPr>
+            <w:r/>
+            <w:r>
+              <w:rPr>
+                <w:b w:val="0"/>
+                <w:color w:val="131B2E"/>
+                <w:sz w:val="15"/>
+              </w:rPr>
+              <w:t>SI</w:t>
+            </w:r>
+          </w:p>
+        </w:tc>
+        <w:tc>
+          <w:tcPr>
+            <w:tcW w:type="dxa" w:w="1928"/>
+            <w:shd w:val="clear" w:fill="FDECD2"/>
+          </w:tcPr>
+          <w:p>
+            <w:pPr>
+              <w:spacing w:after="20"/>
+            </w:pPr>
+            <w:r/>
+            <w:r>
+              <w:rPr>
+                <w:b w:val="0"/>
+                <w:color w:val="131B2E"/>
+                <w:sz w:val="15"/>
+              </w:rPr>
+              <w:t>SI</w:t>
+            </w:r>
+          </w:p>
+        </w:tc>
+      </w:tr>
+      <w:tr>
+        <w:tc>
+          <w:tcPr>
+            <w:tcW w:type="dxa" w:w="4195"/>
+          </w:tcPr>
+          <w:p>
+            <w:pPr>
+              <w:spacing w:after="20"/>
+            </w:pPr>
+            <w:r/>
+            <w:r>
+              <w:rPr>
+                <w:b w:val="0"/>
+                <w:color w:val="131B2E"/>
+                <w:sz w:val="15"/>
+              </w:rPr>
+              <w:t>Enlace y fuente por cada dato</w:t>
+            </w:r>
+          </w:p>
+        </w:tc>
+        <w:tc>
+          <w:tcPr>
+            <w:tcW w:type="dxa" w:w="1928"/>
+          </w:tcPr>
+          <w:p>
+            <w:pPr>
+              <w:spacing w:after="20"/>
+            </w:pPr>
+            <w:r/>
+            <w:r>
+              <w:rPr>
+                <w:b w:val="0"/>
+                <w:color w:val="131B2E"/>
+                <w:sz w:val="15"/>
+              </w:rPr>
+              <w:t>SI</w:t>
+            </w:r>
+          </w:p>
+        </w:tc>
+        <w:tc>
+          <w:tcPr>
+            <w:tcW w:type="dxa" w:w="1928"/>
+          </w:tcPr>
+          <w:p>
+            <w:pPr>
+              <w:spacing w:after="20"/>
+            </w:pPr>
+            <w:r/>
+            <w:r>
+              <w:rPr>
+                <w:b w:val="0"/>
+                <w:color w:val="131B2E"/>
+                <w:sz w:val="15"/>
+              </w:rPr>
+              <w:t>NO</w:t>
+            </w:r>
+          </w:p>
+        </w:tc>
+        <w:tc>
+          <w:tcPr>
+            <w:tcW w:type="dxa" w:w="1928"/>
+          </w:tcPr>
+          <w:p>
+            <w:pPr>
+              <w:spacing w:after="20"/>
+            </w:pPr>
+            <w:r/>
+            <w:r>
+              <w:rPr>
+                <w:b w:val="0"/>
+                <w:color w:val="131B2E"/>
+                <w:sz w:val="15"/>
+              </w:rPr>
+              <w:t>SI</w:t>
+            </w:r>
+          </w:p>
+        </w:tc>
+      </w:tr>
+    </w:tbl>
+    <w:p>
+      <w:pPr>
+        <w:spacing w:after="40"/>
+      </w:pPr>
+    </w:p>
+    <w:p>
+      <w:pPr>
+        <w:spacing w:after="80"/>
+        <w:jc w:val="both"/>
+      </w:pPr>
+      <w:r>
+        <w:rPr>
+          <w:b w:val="0"/>
+          <w:i w:val="0"/>
+          <w:color w:val="131B2E"/>
+          <w:sz w:val="17"/>
+        </w:rPr>
+      </w:r>
+      <w:r>
+        <w:rPr>
+          <w:b/>
+          <w:i w:val="0"/>
+          <w:color w:val="131B2E"/>
+          <w:sz w:val="17"/>
+        </w:rPr>
+        <w:t>Ninguna de las tres cumple los ocho criterios</w:t>
+      </w:r>
+      <w:r>
+        <w:rPr>
+          <w:b w:val="0"/>
+          <w:i w:val="0"/>
+          <w:color w:val="131B2E"/>
+          <w:sz w:val="17"/>
+        </w:rPr>
+        <w:t>, y cada una falla en algo distinto: a IJIES le falta confirmar que sigue en Scopus —lo único que la separa de cumplirlo todo—; el expediente de IJIT es entero de segunda mano, 0 de 6 datos en fuente primaria; e ISI tiene el APC más alto de las tres, USD 850, y la menor producción temática.</w:t>
+      </w:r>
+    </w:p>
+    <w:p>
+      <w:pPr>
+        <w:spacing w:after="80"/>
+        <w:jc w:val="both"/>
+      </w:pPr>
+      <w:r>
+        <w:rPr>
+          <w:b w:val="0"/>
+          <w:i/>
+          <w:color w:val="131B2E"/>
+          <w:sz w:val="16"/>
+        </w:rPr>
+      </w:r>
+      <w:r>
+        <w:rPr>
+          <w:b/>
+          <w:i/>
+          <w:color w:val="131B2E"/>
+          <w:sz w:val="16"/>
+        </w:rPr>
+        <w:t>Dos criterios no se pueden cerrar con ninguna.</w:t>
+      </w:r>
+      <w:r>
+        <w:rPr>
+          <w:b w:val="0"/>
+          <w:i/>
+          <w:color w:val="131B2E"/>
+          <w:sz w:val="16"/>
+        </w:rPr>
+        <w:t xml:space="preserve"> «Fácil de publicar»: solo IJIES publica su tasa de aceptación, y es del 17,9 %; las otras dos no publican el dato, así que su casilla queda en interrogante y no en aprobado, porque </w:t>
+      </w:r>
+      <w:r>
+        <w:rPr>
+          <w:b/>
+          <w:i/>
+          <w:color w:val="131B2E"/>
+          <w:sz w:val="16"/>
+        </w:rPr>
+        <w:t>no saber no es aprobar</w:t>
+      </w:r>
+      <w:r>
+        <w:rPr>
+          <w:b w:val="0"/>
+          <w:i/>
+          <w:color w:val="131B2E"/>
+          <w:sz w:val="16"/>
+        </w:rPr>
+        <w:t>. Y el cuartil Q3 preferido: solo ISI lo tiene verificado; IJIES e IJIT son Q2, aceptable como alternativa pero no la primera opción. Si «fácil de publicar» pesa más que el volumen, esta matriz no tiene hoy evidencia para responder, y pedir la tasa de aceptación por correo a IJIT e ISI es más útil que reordenar puntajes.</w:t>
       </w:r>
     </w:p>
     <w:p>

--- a/docs/entregables/09-matriz-revistas/Matriz-decision-revistas.docx
+++ b/docs/entregables/09-matriz-revistas/Matriz-decision-revistas.docx
@@ -2184,7 +2184,7 @@
                 <w:color w:val="FFFFFF"/>
                 <w:sz w:val="16"/>
               </w:rPr>
-              <w:t>ISI</w:t>
+              <w:t>IJACSA</w:t>
             </w:r>
           </w:p>
         </w:tc>
@@ -2201,7 +2201,7 @@
                 <w:color w:val="FFFFFF"/>
                 <w:sz w:val="16"/>
               </w:rPr>
-              <w:t>IJACSA</w:t>
+              <w:t>ISI</w:t>
             </w:r>
           </w:p>
         </w:tc>
@@ -2383,7 +2383,7 @@
                 <w:color w:val="131B2E"/>
                 <w:sz w:val="15"/>
               </w:rPr>
-              <w:t>7</w:t>
+              <w:t>6</w:t>
             </w:r>
           </w:p>
         </w:tc>
@@ -2403,7 +2403,7 @@
                 <w:color w:val="131B2E"/>
                 <w:sz w:val="15"/>
               </w:rPr>
-              <w:t>6</w:t>
+              <w:t>7</w:t>
             </w:r>
           </w:p>
         </w:tc>
@@ -2576,7 +2576,7 @@
                 <w:color w:val="131B2E"/>
                 <w:sz w:val="15"/>
               </w:rPr>
-              <w:t>7</w:t>
+              <w:t>8</w:t>
             </w:r>
           </w:p>
         </w:tc>
@@ -2595,7 +2595,7 @@
                 <w:color w:val="131B2E"/>
                 <w:sz w:val="15"/>
               </w:rPr>
-              <w:t>8</w:t>
+              <w:t>7</w:t>
             </w:r>
           </w:p>
         </w:tc>
@@ -2777,7 +2777,7 @@
                 <w:color w:val="131B2E"/>
                 <w:sz w:val="15"/>
               </w:rPr>
-              <w:t>9</w:t>
+              <w:t>10</w:t>
             </w:r>
           </w:p>
         </w:tc>
@@ -2797,7 +2797,7 @@
                 <w:color w:val="131B2E"/>
                 <w:sz w:val="15"/>
               </w:rPr>
-              <w:t>10</w:t>
+              <w:t>8</w:t>
             </w:r>
           </w:p>
         </w:tc>
@@ -2970,7 +2970,7 @@
                 <w:color w:val="131B2E"/>
                 <w:sz w:val="15"/>
               </w:rPr>
-              <w:t>5</w:t>
+              <w:t>3</w:t>
             </w:r>
           </w:p>
         </w:tc>
@@ -2989,7 +2989,7 @@
                 <w:color w:val="131B2E"/>
                 <w:sz w:val="15"/>
               </w:rPr>
-              <w:t>3</w:t>
+              <w:t>5</w:t>
             </w:r>
           </w:p>
         </w:tc>
@@ -3171,7 +3171,7 @@
                 <w:color w:val="131B2E"/>
                 <w:sz w:val="15"/>
               </w:rPr>
-              <w:t>8</w:t>
+              <w:t>7</w:t>
             </w:r>
           </w:p>
         </w:tc>
@@ -3478,7 +3478,7 @@
                 <w:color w:val="131B2E"/>
                 <w:sz w:val="15"/>
               </w:rPr>
-              <w:t>72.0</w:t>
+              <w:t>69.5</w:t>
             </w:r>
             <w:r>
               <w:rPr>
@@ -3512,7 +3512,7 @@
                 <w:color w:val="131B2E"/>
                 <w:sz w:val="15"/>
               </w:rPr>
-              <w:t>69.5</w:t>
+              <w:t>69.0</w:t>
             </w:r>
             <w:r>
               <w:rPr>
@@ -3701,7 +3701,7 @@
                 <w:color w:val="131B2E"/>
                 <w:sz w:val="15"/>
               </w:rPr>
-              <w:t>6/6</w:t>
+              <w:t>0/6</w:t>
             </w:r>
           </w:p>
         </w:tc>
@@ -3721,7 +3721,7 @@
                 <w:color w:val="131B2E"/>
                 <w:sz w:val="15"/>
               </w:rPr>
-              <w:t>0/6</w:t>
+              <w:t>5/6</w:t>
             </w:r>
           </w:p>
         </w:tc>
@@ -4547,7 +4547,7 @@
                 <w:color w:val="131B2E"/>
                 <w:sz w:val="15"/>
               </w:rPr>
-              <w:t>ISI</w:t>
+              <w:t>IJACSA</w:t>
             </w:r>
           </w:p>
         </w:tc>
@@ -4566,7 +4566,7 @@
                 <w:color w:val="131B2E"/>
                 <w:sz w:val="15"/>
               </w:rPr>
-              <w:t>72.0</w:t>
+              <w:t>69.5</w:t>
             </w:r>
           </w:p>
         </w:tc>
@@ -4585,7 +4585,7 @@
                 <w:color w:val="131B2E"/>
                 <w:sz w:val="15"/>
               </w:rPr>
-              <w:t xml:space="preserve">El único </w:t>
+              <w:t xml:space="preserve">La más rápida, pero de alcance genérico, con el APC más alto y </w:t>
             </w:r>
             <w:r>
               <w:rPr>
@@ -4593,7 +4593,7 @@
                 <w:color w:val="131B2E"/>
                 <w:sz w:val="15"/>
               </w:rPr>
-              <w:t>Q3</w:t>
+              <w:t>ya registrada</w:t>
             </w:r>
             <w:r>
               <w:rPr>
@@ -4601,7 +4601,7 @@
                 <w:color w:val="131B2E"/>
                 <w:sz w:val="15"/>
               </w:rPr>
-              <w:t xml:space="preserve"> verificado de las disponibles, con 305 artículos al año y revisión de unos 2 meses. Su APC de USD 850 y su menor producción temática la dejan por debajo, pero cumple todos los criterios.</w:t>
+              <w:t xml:space="preserve"> en la lista de control.</w:t>
             </w:r>
           </w:p>
         </w:tc>
@@ -4643,7 +4643,7 @@
                 <w:color w:val="131B2E"/>
                 <w:sz w:val="15"/>
               </w:rPr>
-              <w:t>IJACSA</w:t>
+              <w:t>ISI</w:t>
             </w:r>
           </w:p>
         </w:tc>
@@ -4663,7 +4663,7 @@
                 <w:color w:val="131B2E"/>
                 <w:sz w:val="15"/>
               </w:rPr>
-              <w:t>69.5</w:t>
+              <w:t>69.0</w:t>
             </w:r>
           </w:p>
         </w:tc>
@@ -4683,7 +4683,7 @@
                 <w:color w:val="131B2E"/>
                 <w:sz w:val="15"/>
               </w:rPr>
-              <w:t xml:space="preserve">La más rápida, pero de alcance genérico, con el APC más alto y </w:t>
+              <w:t xml:space="preserve">El único </w:t>
             </w:r>
             <w:r>
               <w:rPr>
@@ -4691,7 +4691,7 @@
                 <w:color w:val="131B2E"/>
                 <w:sz w:val="15"/>
               </w:rPr>
-              <w:t>ya registrada</w:t>
+              <w:t>Q3</w:t>
             </w:r>
             <w:r>
               <w:rPr>
@@ -4699,7 +4699,7 @@
                 <w:color w:val="131B2E"/>
                 <w:sz w:val="15"/>
               </w:rPr>
-              <w:t xml:space="preserve"> en la lista de control.</w:t>
+              <w:t xml:space="preserve"> verificado de las disponibles, con 305 artículos al año y revisión de unos 2 meses. Su APC de USD 850 y su menor producción temática la dejan por debajo, pero cumple todos los criterios.</w:t>
             </w:r>
           </w:p>
         </w:tc>

--- a/docs/entregables/09-matriz-revistas/Matriz-decision-revistas.docx
+++ b/docs/entregables/09-matriz-revistas/Matriz-decision-revistas.docx
@@ -2099,7 +2099,7 @@
                 <w:color w:val="FFFFFF"/>
                 <w:sz w:val="16"/>
               </w:rPr>
-              <w:t>IJIT</w:t>
+              <w:t>ISJ</w:t>
             </w:r>
           </w:p>
         </w:tc>
@@ -2116,7 +2116,7 @@
                 <w:color w:val="FFFFFF"/>
                 <w:sz w:val="16"/>
               </w:rPr>
-              <w:t>ISJ</w:t>
+              <w:t>IJIT</w:t>
             </w:r>
           </w:p>
         </w:tc>
@@ -2283,7 +2283,7 @@
                 <w:color w:val="131B2E"/>
                 <w:sz w:val="15"/>
               </w:rPr>
-              <w:t>8</w:t>
+              <w:t>9</w:t>
             </w:r>
           </w:p>
         </w:tc>
@@ -2303,7 +2303,7 @@
                 <w:color w:val="131B2E"/>
                 <w:sz w:val="15"/>
               </w:rPr>
-              <w:t>9</w:t>
+              <w:t>8</w:t>
             </w:r>
           </w:p>
         </w:tc>
@@ -2500,7 +2500,7 @@
                 <w:color w:val="131B2E"/>
                 <w:sz w:val="15"/>
               </w:rPr>
-              <w:t>8</w:t>
+              <w:t>7</w:t>
             </w:r>
           </w:p>
         </w:tc>
@@ -2677,7 +2677,7 @@
                 <w:color w:val="131B2E"/>
                 <w:sz w:val="15"/>
               </w:rPr>
-              <w:t>8</w:t>
+              <w:t>6</w:t>
             </w:r>
           </w:p>
         </w:tc>
@@ -2697,7 +2697,7 @@
                 <w:color w:val="131B2E"/>
                 <w:sz w:val="15"/>
               </w:rPr>
-              <w:t>6</w:t>
+              <w:t>8</w:t>
             </w:r>
           </w:p>
         </w:tc>
@@ -3308,7 +3308,7 @@
                 <w:color w:val="131B2E"/>
                 <w:sz w:val="15"/>
               </w:rPr>
-              <w:t>82.0</w:t>
+              <w:t>81.0</w:t>
             </w:r>
             <w:r>
               <w:rPr>
@@ -3342,7 +3342,7 @@
                 <w:color w:val="131B2E"/>
                 <w:sz w:val="15"/>
               </w:rPr>
-              <w:t>81.0</w:t>
+              <w:t>79.5</w:t>
             </w:r>
             <w:r>
               <w:rPr>
@@ -4096,7 +4096,7 @@
                 <w:color w:val="131B2E"/>
                 <w:sz w:val="15"/>
               </w:rPr>
-              <w:t>IJIT</w:t>
+              <w:t>ISJ</w:t>
             </w:r>
           </w:p>
         </w:tc>
@@ -4116,7 +4116,7 @@
                 <w:color w:val="131B2E"/>
                 <w:sz w:val="15"/>
               </w:rPr>
-              <w:t>82.0</w:t>
+              <w:t>81.0</w:t>
             </w:r>
           </w:p>
         </w:tc>
@@ -4136,7 +4136,6 @@
                 <w:color w:val="131B2E"/>
                 <w:sz w:val="15"/>
               </w:rPr>
-              <w:t xml:space="preserve">Volumen comparable con respaldo de Springer, que elimina el riesgo de descontinuación, y </w:t>
             </w:r>
             <w:r>
               <w:rPr>
@@ -4144,7 +4143,7 @@
                 <w:color w:val="131B2E"/>
                 <w:sz w:val="15"/>
               </w:rPr>
-              <w:t>sin APC</w:t>
+              <w:t>No exige APC</w:t>
             </w:r>
             <w:r>
               <w:rPr>
@@ -4152,7 +4151,7 @@
                 <w:color w:val="131B2E"/>
                 <w:sz w:val="15"/>
               </w:rPr>
-              <w:t xml:space="preserve"> por la vía de suscripción. Su tiempo de revisión está sin verificar.</w:t>
+              <w:t xml:space="preserve"> por la vía de suscripción. Sube al primer puesto al corregirse su capacidad, que no era de 21 artículos al año sino de 35-38. Su puntaje es el más frágil del conjunto: 0 de 6 datos verificados en la revista.</w:t>
             </w:r>
           </w:p>
         </w:tc>
@@ -4194,7 +4193,7 @@
                 <w:color w:val="131B2E"/>
                 <w:sz w:val="15"/>
               </w:rPr>
-              <w:t>ISJ</w:t>
+              <w:t>IJIT</w:t>
             </w:r>
           </w:p>
         </w:tc>
@@ -4214,7 +4213,7 @@
                 <w:color w:val="131B2E"/>
                 <w:sz w:val="15"/>
               </w:rPr>
-              <w:t>81.0</w:t>
+              <w:t>79.5</w:t>
             </w:r>
           </w:p>
         </w:tc>
@@ -4234,6 +4233,7 @@
                 <w:color w:val="131B2E"/>
                 <w:sz w:val="15"/>
               </w:rPr>
+              <w:t xml:space="preserve">Volumen comparable con respaldo de Springer, que elimina el riesgo de descontinuación, y </w:t>
             </w:r>
             <w:r>
               <w:rPr>
@@ -4241,7 +4241,7 @@
                 <w:color w:val="131B2E"/>
                 <w:sz w:val="15"/>
               </w:rPr>
-              <w:t>No exige APC</w:t>
+              <w:t>sin APC</w:t>
             </w:r>
             <w:r>
               <w:rPr>
@@ -4249,7 +4249,7 @@
                 <w:color w:val="131B2E"/>
                 <w:sz w:val="15"/>
               </w:rPr>
-              <w:t xml:space="preserve"> por la vía de suscripción. Sube al primer puesto al corregirse su capacidad, que no era de 21 artículos al año sino de 35-38. Su puntaje es el más frágil del conjunto: 0 de 6 datos verificados en la revista.</w:t>
+              <w:t xml:space="preserve"> por la vía de suscripción. Su tiempo de revisión está sin verificar.</w:t>
             </w:r>
           </w:p>
         </w:tc>
@@ -4784,7 +4784,7 @@
           <w:color w:val="131B2E"/>
           <w:sz w:val="17"/>
         </w:rPr>
-        <w:t>, por delante de IJIT (82.0), y es la única candidata que supera a BEEI (87.5) en puntuación absoluta.</w:t>
+        <w:t>, por delante de ISJ (81.0), y es la única candidata que supera a BEEI (87.5) en puntuación absoluta.</w:t>
       </w:r>
     </w:p>
     <w:p>

--- a/docs/entregables/09-matriz-revistas/Matriz-decision-revistas.docx
+++ b/docs/entregables/09-matriz-revistas/Matriz-decision-revistas.docx
@@ -3742,7 +3742,7 @@
           <w:color w:val="1F4E79"/>
           <w:sz w:val="23"/>
         </w:rPr>
-        <w:t>5 · Plan A, B y C</w:t>
+        <w:t>5 · Filtro de acceso abierto</w:t>
       </w:r>
     </w:p>
     <w:p>
@@ -3755,27 +3755,9 @@
           <w:b w:val="0"/>
           <w:i w:val="0"/>
           <w:color w:val="131B2E"/>
-          <w:sz w:val="16"/>
+          <w:sz w:val="17"/>
         </w:rPr>
-        <w:t xml:space="preserve">Los planes se asignan </w:t>
-      </w:r>
-      <w:r>
-        <w:rPr>
-          <w:b/>
-          <w:i w:val="0"/>
-          <w:color w:val="131B2E"/>
-          <w:sz w:val="16"/>
-        </w:rPr>
-        <w:t>solo entre las candidatas disponibles</w:t>
-      </w:r>
-      <w:r>
-        <w:rPr>
-          <w:b w:val="0"/>
-          <w:i w:val="0"/>
-          <w:color w:val="131B2E"/>
-          <w:sz w:val="16"/>
-        </w:rPr>
-        <w:t>. Los puntajes de las tres ya registradas se conservan a la vista para que la comparación siga completa.</w:t>
+        <w:t>Requisito del autor, 01/09/2026: si no es de acceso abierto, se descarta. Tercer filtro de entrada — no toca ningún puntaje, decide quién sigue en carrera. Medido con OpenAlex sobre todo lo publicado desde el 1 de enero de 2025, más una descarga real de PDF sin sesión iniciada.</w:t>
       </w:r>
     </w:p>
     <w:tbl>
@@ -3794,15 +3776,16 @@
         </w:tblBorders>
       </w:tblPr>
       <w:tblGrid>
-        <w:gridCol w:w="2606"/>
-        <w:gridCol w:w="2606"/>
-        <w:gridCol w:w="2606"/>
-        <w:gridCol w:w="2606"/>
+        <w:gridCol w:w="2085"/>
+        <w:gridCol w:w="2085"/>
+        <w:gridCol w:w="2085"/>
+        <w:gridCol w:w="2085"/>
+        <w:gridCol w:w="2085"/>
       </w:tblGrid>
       <w:tr>
         <w:tc>
           <w:tcPr>
-            <w:tcW w:type="dxa" w:w="1020"/>
+            <w:tcW w:type="dxa" w:w="1361"/>
             <w:shd w:val="clear" w:fill="1F4E79"/>
           </w:tcPr>
           <w:p>
@@ -3813,6 +3796,7 @@
                 <w:color w:val="FFFFFF"/>
                 <w:sz w:val="16"/>
               </w:rPr>
+              <w:t>Revista</w:t>
             </w:r>
           </w:p>
         </w:tc>
@@ -3829,13 +3813,13 @@
                 <w:color w:val="FFFFFF"/>
                 <w:sz w:val="16"/>
               </w:rPr>
-              <w:t>Revista</w:t>
-            </w:r>
-          </w:p>
-        </w:tc>
-        <w:tc>
-          <w:tcPr>
-            <w:tcW w:type="dxa" w:w="1020"/>
+              <w:t>Estado</w:t>
+            </w:r>
+          </w:p>
+        </w:tc>
+        <w:tc>
+          <w:tcPr>
+            <w:tcW w:type="dxa" w:w="1928"/>
             <w:shd w:val="clear" w:fill="1F4E79"/>
           </w:tcPr>
           <w:p>
@@ -3846,13 +3830,13 @@
                 <w:color w:val="FFFFFF"/>
                 <w:sz w:val="16"/>
               </w:rPr>
-              <w:t>Puntaje</w:t>
-            </w:r>
-          </w:p>
-        </w:tc>
-        <w:tc>
-          <w:tcPr>
-            <w:tcW w:type="dxa" w:w="6690"/>
+              <w:t>Cerrados</w:t>
+            </w:r>
+          </w:p>
+        </w:tc>
+        <w:tc>
+          <w:tcPr>
+            <w:tcW w:type="dxa" w:w="1701"/>
             <w:shd w:val="clear" w:fill="1F4E79"/>
           </w:tcPr>
           <w:p>
@@ -3863,7 +3847,24 @@
                 <w:color w:val="FFFFFF"/>
                 <w:sz w:val="16"/>
               </w:rPr>
-              <w:t>Por qué en esa posición</w:t>
+              <w:t>Licencia</w:t>
+            </w:r>
+          </w:p>
+        </w:tc>
+        <w:tc>
+          <w:tcPr>
+            <w:tcW w:type="dxa" w:w="3742"/>
+            <w:shd w:val="clear" w:fill="1F4E79"/>
+          </w:tcPr>
+          <w:p>
+            <w:r/>
+            <w:r>
+              <w:rPr>
+                <w:b/>
+                <w:color w:val="FFFFFF"/>
+                <w:sz w:val="16"/>
+              </w:rPr>
+              <w:t>Veredicto</w:t>
             </w:r>
           </w:p>
         </w:tc>
@@ -3871,7 +3872,7 @@
       <w:tr>
         <w:tc>
           <w:tcPr>
-            <w:tcW w:type="dxa" w:w="1020"/>
+            <w:tcW w:type="dxa" w:w="1361"/>
             <w:shd w:val="clear" w:fill="E0F3E6"/>
           </w:tcPr>
           <w:p>
@@ -3885,7 +3886,7 @@
                 <w:color w:val="131B2E"/>
                 <w:sz w:val="15"/>
               </w:rPr>
-              <w:t>Plan A</w:t>
+              <w:t>BEEI</w:t>
             </w:r>
           </w:p>
         </w:tc>
@@ -3905,13 +3906,13 @@
                 <w:color w:val="131B2E"/>
                 <w:sz w:val="15"/>
               </w:rPr>
-              <w:t>IJIES</w:t>
-            </w:r>
-          </w:p>
-        </w:tc>
-        <w:tc>
-          <w:tcPr>
-            <w:tcW w:type="dxa" w:w="1020"/>
+              <w:t>Diamante</w:t>
+            </w:r>
+          </w:p>
+        </w:tc>
+        <w:tc>
+          <w:tcPr>
+            <w:tcW w:type="dxa" w:w="1928"/>
             <w:shd w:val="clear" w:fill="E0F3E6"/>
           </w:tcPr>
           <w:p>
@@ -3925,13 +3926,13 @@
                 <w:color w:val="131B2E"/>
                 <w:sz w:val="15"/>
               </w:rPr>
-              <w:t>87.5</w:t>
-            </w:r>
-          </w:p>
-        </w:tc>
-        <w:tc>
-          <w:tcPr>
-            <w:tcW w:type="dxa" w:w="6690"/>
+              <w:t>0/682 (0.0 %)</w:t>
+            </w:r>
+          </w:p>
+        </w:tc>
+        <w:tc>
+          <w:tcPr>
+            <w:tcW w:type="dxa" w:w="1701"/>
             <w:shd w:val="clear" w:fill="E0F3E6"/>
           </w:tcPr>
           <w:p>
@@ -3945,22 +3946,27 @@
                 <w:color w:val="131B2E"/>
                 <w:sz w:val="15"/>
               </w:rPr>
-            </w:r>
-            <w:r>
-              <w:rPr>
-                <w:b/>
-                <w:color w:val="131B2E"/>
-                <w:sz w:val="15"/>
-              </w:rPr>
-              <w:t>El mayor volumen de las disponibles</w:t>
-            </w:r>
+              <w:t>CC BY-SA</w:t>
+            </w:r>
+          </w:p>
+        </w:tc>
+        <w:tc>
+          <w:tcPr>
+            <w:tcW w:type="dxa" w:w="3742"/>
+            <w:shd w:val="clear" w:fill="E0F3E6"/>
+          </w:tcPr>
+          <w:p>
+            <w:pPr>
+              <w:spacing w:after="20"/>
+            </w:pPr>
+            <w:r/>
             <w:r>
               <w:rPr>
                 <w:b w:val="0"/>
                 <w:color w:val="131B2E"/>
                 <w:sz w:val="15"/>
               </w:rPr>
-              <w:t xml:space="preserve"> —481, 556 y 467 artículos en 2024, 2025 y 2026— con el APC más bajo del conjunto y publicación 2 meses después de aceptar. Con reserva: hay que confirmar que sigue activa en Scopus.</w:t>
+              <w:t>Pasa</w:t>
             </w:r>
           </w:p>
         </w:tc>
@@ -3968,7 +3974,8 @@
       <w:tr>
         <w:tc>
           <w:tcPr>
-            <w:tcW w:type="dxa" w:w="1020"/>
+            <w:tcW w:type="dxa" w:w="1361"/>
+            <w:shd w:val="clear" w:fill="E0F3E6"/>
           </w:tcPr>
           <w:p>
             <w:pPr>
@@ -3981,13 +3988,14 @@
                 <w:color w:val="131B2E"/>
                 <w:sz w:val="15"/>
               </w:rPr>
-              <w:t>—</w:t>
+              <w:t>IJACSA</w:t>
             </w:r>
           </w:p>
         </w:tc>
         <w:tc>
           <w:tcPr>
             <w:tcW w:type="dxa" w:w="1361"/>
+            <w:shd w:val="clear" w:fill="E0F3E6"/>
           </w:tcPr>
           <w:p>
             <w:pPr>
@@ -4000,13 +4008,14 @@
                 <w:color w:val="131B2E"/>
                 <w:sz w:val="15"/>
               </w:rPr>
-              <w:t>BEEI</w:t>
-            </w:r>
-          </w:p>
-        </w:tc>
-        <w:tc>
-          <w:tcPr>
-            <w:tcW w:type="dxa" w:w="1020"/>
+              <w:t>Diamante</w:t>
+            </w:r>
+          </w:p>
+        </w:tc>
+        <w:tc>
+          <w:tcPr>
+            <w:tcW w:type="dxa" w:w="1928"/>
+            <w:shd w:val="clear" w:fill="E0F3E6"/>
           </w:tcPr>
           <w:p>
             <w:pPr>
@@ -4019,13 +4028,14 @@
                 <w:color w:val="131B2E"/>
                 <w:sz w:val="15"/>
               </w:rPr>
-              <w:t>84.0</w:t>
-            </w:r>
-          </w:p>
-        </w:tc>
-        <w:tc>
-          <w:tcPr>
-            <w:tcW w:type="dxa" w:w="6690"/>
+              <w:t>0/2156 (0.0 %)</w:t>
+            </w:r>
+          </w:p>
+        </w:tc>
+        <w:tc>
+          <w:tcPr>
+            <w:tcW w:type="dxa" w:w="1701"/>
+            <w:shd w:val="clear" w:fill="E0F3E6"/>
           </w:tcPr>
           <w:p>
             <w:pPr>
@@ -4038,23 +4048,27 @@
                 <w:color w:val="131B2E"/>
                 <w:sz w:val="15"/>
               </w:rPr>
-              <w:t xml:space="preserve">Mejor puntaje absoluto, pero </w:t>
-            </w:r>
-            <w:r>
-              <w:rPr>
-                <w:b/>
-                <w:color w:val="131B2E"/>
-                <w:sz w:val="15"/>
-              </w:rPr>
-              <w:t>ya registrada</w:t>
-            </w:r>
+              <w:t>—</w:t>
+            </w:r>
+          </w:p>
+        </w:tc>
+        <w:tc>
+          <w:tcPr>
+            <w:tcW w:type="dxa" w:w="3742"/>
+            <w:shd w:val="clear" w:fill="E0F3E6"/>
+          </w:tcPr>
+          <w:p>
+            <w:pPr>
+              <w:spacing w:after="20"/>
+            </w:pPr>
+            <w:r/>
             <w:r>
               <w:rPr>
                 <w:b w:val="0"/>
                 <w:color w:val="131B2E"/>
                 <w:sz w:val="15"/>
               </w:rPr>
-              <w:t xml:space="preserve"> en la lista de control.</w:t>
+              <w:t>Pasa</w:t>
             </w:r>
           </w:p>
         </w:tc>
@@ -4062,7 +4076,7 @@
       <w:tr>
         <w:tc>
           <w:tcPr>
-            <w:tcW w:type="dxa" w:w="1020"/>
+            <w:tcW w:type="dxa" w:w="1361"/>
             <w:shd w:val="clear" w:fill="E0F3E6"/>
           </w:tcPr>
           <w:p>
@@ -4076,7 +4090,7 @@
                 <w:color w:val="131B2E"/>
                 <w:sz w:val="15"/>
               </w:rPr>
-              <w:t>Plan B</w:t>
+              <w:t>CIT</w:t>
             </w:r>
           </w:p>
         </w:tc>
@@ -4096,13 +4110,13 @@
                 <w:color w:val="131B2E"/>
                 <w:sz w:val="15"/>
               </w:rPr>
-              <w:t>ISJ</w:t>
-            </w:r>
-          </w:p>
-        </w:tc>
-        <w:tc>
-          <w:tcPr>
-            <w:tcW w:type="dxa" w:w="1020"/>
+              <w:t>Diamante</w:t>
+            </w:r>
+          </w:p>
+        </w:tc>
+        <w:tc>
+          <w:tcPr>
+            <w:tcW w:type="dxa" w:w="1928"/>
             <w:shd w:val="clear" w:fill="E0F3E6"/>
           </w:tcPr>
           <w:p>
@@ -4116,13 +4130,13 @@
                 <w:color w:val="131B2E"/>
                 <w:sz w:val="15"/>
               </w:rPr>
-              <w:t>81.0</w:t>
-            </w:r>
-          </w:p>
-        </w:tc>
-        <w:tc>
-          <w:tcPr>
-            <w:tcW w:type="dxa" w:w="6690"/>
+              <w:t>0/58 (0.0 %)</w:t>
+            </w:r>
+          </w:p>
+        </w:tc>
+        <w:tc>
+          <w:tcPr>
+            <w:tcW w:type="dxa" w:w="1701"/>
             <w:shd w:val="clear" w:fill="E0F3E6"/>
           </w:tcPr>
           <w:p>
@@ -4136,22 +4150,27 @@
                 <w:color w:val="131B2E"/>
                 <w:sz w:val="15"/>
               </w:rPr>
-            </w:r>
-            <w:r>
-              <w:rPr>
-                <w:b/>
-                <w:color w:val="131B2E"/>
-                <w:sz w:val="15"/>
-              </w:rPr>
-              <w:t>No exige APC</w:t>
-            </w:r>
+              <w:t>CC BY</w:t>
+            </w:r>
+          </w:p>
+        </w:tc>
+        <w:tc>
+          <w:tcPr>
+            <w:tcW w:type="dxa" w:w="3742"/>
+            <w:shd w:val="clear" w:fill="E0F3E6"/>
+          </w:tcPr>
+          <w:p>
+            <w:pPr>
+              <w:spacing w:after="20"/>
+            </w:pPr>
+            <w:r/>
             <w:r>
               <w:rPr>
                 <w:b w:val="0"/>
                 <w:color w:val="131B2E"/>
                 <w:sz w:val="15"/>
               </w:rPr>
-              <w:t xml:space="preserve"> por la vía de suscripción. Sube al primer puesto al corregirse su capacidad, que no era de 21 artículos al año sino de 35-38. Su puntaje es el más frágil del conjunto: 0 de 6 datos verificados en la revista.</w:t>
+              <w:t>Pasa</w:t>
             </w:r>
           </w:p>
         </w:tc>
@@ -4159,7 +4178,7 @@
       <w:tr>
         <w:tc>
           <w:tcPr>
-            <w:tcW w:type="dxa" w:w="1020"/>
+            <w:tcW w:type="dxa" w:w="1361"/>
             <w:shd w:val="clear" w:fill="E0F3E6"/>
           </w:tcPr>
           <w:p>
@@ -4173,7 +4192,7 @@
                 <w:color w:val="131B2E"/>
                 <w:sz w:val="15"/>
               </w:rPr>
-              <w:t>Plan C</w:t>
+              <w:t>IJIES</w:t>
             </w:r>
           </w:p>
         </w:tc>
@@ -4193,13 +4212,13 @@
                 <w:color w:val="131B2E"/>
                 <w:sz w:val="15"/>
               </w:rPr>
-              <w:t>IJIT</w:t>
-            </w:r>
-          </w:p>
-        </w:tc>
-        <w:tc>
-          <w:tcPr>
-            <w:tcW w:type="dxa" w:w="1020"/>
+              <w:t>Bronce</w:t>
+            </w:r>
+          </w:p>
+        </w:tc>
+        <w:tc>
+          <w:tcPr>
+            <w:tcW w:type="dxa" w:w="1928"/>
             <w:shd w:val="clear" w:fill="E0F3E6"/>
           </w:tcPr>
           <w:p>
@@ -4213,13 +4232,13 @@
                 <w:color w:val="131B2E"/>
                 <w:sz w:val="15"/>
               </w:rPr>
-              <w:t>79.5</w:t>
-            </w:r>
-          </w:p>
-        </w:tc>
-        <w:tc>
-          <w:tcPr>
-            <w:tcW w:type="dxa" w:w="6690"/>
+              <w:t>75/1098 (6.8 %)</w:t>
+            </w:r>
+          </w:p>
+        </w:tc>
+        <w:tc>
+          <w:tcPr>
+            <w:tcW w:type="dxa" w:w="1701"/>
             <w:shd w:val="clear" w:fill="E0F3E6"/>
           </w:tcPr>
           <w:p>
@@ -4233,23 +4252,27 @@
                 <w:color w:val="131B2E"/>
                 <w:sz w:val="15"/>
               </w:rPr>
-              <w:t xml:space="preserve">Volumen comparable con respaldo de Springer, que elimina el riesgo de descontinuación, y </w:t>
-            </w:r>
-            <w:r>
-              <w:rPr>
-                <w:b/>
-                <w:color w:val="131B2E"/>
-                <w:sz w:val="15"/>
-              </w:rPr>
-              <w:t>sin APC</w:t>
-            </w:r>
+              <w:t>ninguna</w:t>
+            </w:r>
+          </w:p>
+        </w:tc>
+        <w:tc>
+          <w:tcPr>
+            <w:tcW w:type="dxa" w:w="3742"/>
+            <w:shd w:val="clear" w:fill="E0F3E6"/>
+          </w:tcPr>
+          <w:p>
+            <w:pPr>
+              <w:spacing w:after="20"/>
+            </w:pPr>
+            <w:r/>
             <w:r>
               <w:rPr>
                 <w:b w:val="0"/>
                 <w:color w:val="131B2E"/>
                 <w:sz w:val="15"/>
               </w:rPr>
-              <w:t xml:space="preserve"> por la vía de suscripción. Su tiempo de revisión está sin verificar.</w:t>
+              <w:t>Pasa</w:t>
             </w:r>
           </w:p>
         </w:tc>
@@ -4257,8 +4280,8 @@
       <w:tr>
         <w:tc>
           <w:tcPr>
-            <w:tcW w:type="dxa" w:w="1020"/>
-            <w:shd w:val="clear" w:fill="EEF3FA"/>
+            <w:tcW w:type="dxa" w:w="1361"/>
+            <w:shd w:val="clear" w:fill="E0F3E6"/>
           </w:tcPr>
           <w:p>
             <w:pPr>
@@ -4271,14 +4294,14 @@
                 <w:color w:val="131B2E"/>
                 <w:sz w:val="15"/>
               </w:rPr>
-              <w:t>—</w:t>
+              <w:t>IJSSE</w:t>
             </w:r>
           </w:p>
         </w:tc>
         <w:tc>
           <w:tcPr>
             <w:tcW w:type="dxa" w:w="1361"/>
-            <w:shd w:val="clear" w:fill="EEF3FA"/>
+            <w:shd w:val="clear" w:fill="E0F3E6"/>
           </w:tcPr>
           <w:p>
             <w:pPr>
@@ -4291,14 +4314,14 @@
                 <w:color w:val="131B2E"/>
                 <w:sz w:val="15"/>
               </w:rPr>
-              <w:t>CIT</w:t>
-            </w:r>
-          </w:p>
-        </w:tc>
-        <w:tc>
-          <w:tcPr>
-            <w:tcW w:type="dxa" w:w="1020"/>
-            <w:shd w:val="clear" w:fill="EEF3FA"/>
+              <w:t>Híbrido</w:t>
+            </w:r>
+          </w:p>
+        </w:tc>
+        <w:tc>
+          <w:tcPr>
+            <w:tcW w:type="dxa" w:w="1928"/>
+            <w:shd w:val="clear" w:fill="E0F3E6"/>
           </w:tcPr>
           <w:p>
             <w:pPr>
@@ -4311,14 +4334,14 @@
                 <w:color w:val="131B2E"/>
                 <w:sz w:val="15"/>
               </w:rPr>
-              <w:t>77.5</w:t>
-            </w:r>
-          </w:p>
-        </w:tc>
-        <w:tc>
-          <w:tcPr>
-            <w:tcW w:type="dxa" w:w="6690"/>
-            <w:shd w:val="clear" w:fill="EEF3FA"/>
+              <w:t>34/400 (8.5 %)</w:t>
+            </w:r>
+          </w:p>
+        </w:tc>
+        <w:tc>
+          <w:tcPr>
+            <w:tcW w:type="dxa" w:w="1701"/>
+            <w:shd w:val="clear" w:fill="E0F3E6"/>
           </w:tcPr>
           <w:p>
             <w:pPr>
@@ -4331,15 +4354,14 @@
                 <w:color w:val="131B2E"/>
                 <w:sz w:val="15"/>
               </w:rPr>
-              <w:t>Puntúa menos, pero es la única con los seis datos verificados en la propia revista, la única con Q2 y factor de impacto de Web of Science confirmados, y la única que publica detección y mitigación. Su desventaja está declarada: 3-6 meses.</w:t>
-            </w:r>
-          </w:p>
-        </w:tc>
-      </w:tr>
-      <w:tr>
-        <w:tc>
-          <w:tcPr>
-            <w:tcW w:type="dxa" w:w="1020"/>
+              <w:t>CC BY</w:t>
+            </w:r>
+          </w:p>
+        </w:tc>
+        <w:tc>
+          <w:tcPr>
+            <w:tcW w:type="dxa" w:w="3742"/>
+            <w:shd w:val="clear" w:fill="E0F3E6"/>
           </w:tcPr>
           <w:p>
             <w:pPr>
@@ -4352,13 +4374,16 @@
                 <w:color w:val="131B2E"/>
                 <w:sz w:val="15"/>
               </w:rPr>
-              <w:t>—</w:t>
-            </w:r>
-          </w:p>
-        </w:tc>
+              <w:t>Pasa</w:t>
+            </w:r>
+          </w:p>
+        </w:tc>
+      </w:tr>
+      <w:tr>
         <w:tc>
           <w:tcPr>
             <w:tcW w:type="dxa" w:w="1361"/>
+            <w:shd w:val="clear" w:fill="E0F3E6"/>
           </w:tcPr>
           <w:p>
             <w:pPr>
@@ -4371,13 +4396,14 @@
                 <w:color w:val="131B2E"/>
                 <w:sz w:val="15"/>
               </w:rPr>
-              <w:t>IJSSE</w:t>
-            </w:r>
-          </w:p>
-        </w:tc>
-        <w:tc>
-          <w:tcPr>
-            <w:tcW w:type="dxa" w:w="1020"/>
+              <w:t>ISI</w:t>
+            </w:r>
+          </w:p>
+        </w:tc>
+        <w:tc>
+          <w:tcPr>
+            <w:tcW w:type="dxa" w:w="1361"/>
+            <w:shd w:val="clear" w:fill="E0F3E6"/>
           </w:tcPr>
           <w:p>
             <w:pPr>
@@ -4390,13 +4416,14 @@
                 <w:color w:val="131B2E"/>
                 <w:sz w:val="15"/>
               </w:rPr>
-              <w:t>75.5</w:t>
-            </w:r>
-          </w:p>
-        </w:tc>
-        <w:tc>
-          <w:tcPr>
-            <w:tcW w:type="dxa" w:w="6690"/>
+              <w:t>Híbrido</w:t>
+            </w:r>
+          </w:p>
+        </w:tc>
+        <w:tc>
+          <w:tcPr>
+            <w:tcW w:type="dxa" w:w="1928"/>
+            <w:shd w:val="clear" w:fill="E0F3E6"/>
           </w:tcPr>
           <w:p>
             <w:pPr>
@@ -4409,32 +4436,34 @@
                 <w:color w:val="131B2E"/>
                 <w:sz w:val="15"/>
               </w:rPr>
-              <w:t xml:space="preserve">Encaje idéntico al de BEEI y ciclo rápido, pero menor visibilidad y APC del doble. </w:t>
-            </w:r>
-            <w:r>
-              <w:rPr>
-                <w:b/>
-                <w:color w:val="131B2E"/>
-                <w:sz w:val="15"/>
-              </w:rPr>
-              <w:t>Ya registrada</w:t>
-            </w:r>
+              <w:t>81/521 (15.5 %)</w:t>
+            </w:r>
+          </w:p>
+        </w:tc>
+        <w:tc>
+          <w:tcPr>
+            <w:tcW w:type="dxa" w:w="1701"/>
+            <w:shd w:val="clear" w:fill="E0F3E6"/>
+          </w:tcPr>
+          <w:p>
+            <w:pPr>
+              <w:spacing w:after="20"/>
+            </w:pPr>
+            <w:r/>
             <w:r>
               <w:rPr>
                 <w:b w:val="0"/>
                 <w:color w:val="131B2E"/>
                 <w:sz w:val="15"/>
               </w:rPr>
-              <w:t xml:space="preserve"> en la lista de control.</w:t>
-            </w:r>
-          </w:p>
-        </w:tc>
-      </w:tr>
-      <w:tr>
-        <w:tc>
-          <w:tcPr>
-            <w:tcW w:type="dxa" w:w="1020"/>
-            <w:shd w:val="clear" w:fill="EEF3FA"/>
+              <w:t>CC BY</w:t>
+            </w:r>
+          </w:p>
+        </w:tc>
+        <w:tc>
+          <w:tcPr>
+            <w:tcW w:type="dxa" w:w="3742"/>
+            <w:shd w:val="clear" w:fill="E0F3E6"/>
           </w:tcPr>
           <w:p>
             <w:pPr>
@@ -4447,10 +4476,12 @@
                 <w:color w:val="131B2E"/>
                 <w:sz w:val="15"/>
               </w:rPr>
-              <w:t>—</w:t>
-            </w:r>
-          </w:p>
-        </w:tc>
+              <w:t>Pasa</w:t>
+            </w:r>
+          </w:p>
+        </w:tc>
+      </w:tr>
+      <w:tr>
         <w:tc>
           <w:tcPr>
             <w:tcW w:type="dxa" w:w="1361"/>
@@ -4473,7 +4504,7 @@
         </w:tc>
         <w:tc>
           <w:tcPr>
-            <w:tcW w:type="dxa" w:w="1020"/>
+            <w:tcW w:type="dxa" w:w="1361"/>
             <w:shd w:val="clear" w:fill="EEF3FA"/>
           </w:tcPr>
           <w:p>
@@ -4487,13 +4518,13 @@
                 <w:color w:val="131B2E"/>
                 <w:sz w:val="15"/>
               </w:rPr>
-              <w:t>73.5</w:t>
-            </w:r>
-          </w:p>
-        </w:tc>
-        <w:tc>
-          <w:tcPr>
-            <w:tcW w:type="dxa" w:w="6690"/>
+              <w:t>Cerrado</w:t>
+            </w:r>
+          </w:p>
+        </w:tc>
+        <w:tc>
+          <w:tcPr>
+            <w:tcW w:type="dxa" w:w="1928"/>
             <w:shd w:val="clear" w:fill="EEF3FA"/>
           </w:tcPr>
           <w:p>
@@ -4507,15 +4538,14 @@
                 <w:color w:val="131B2E"/>
                 <w:sz w:val="15"/>
               </w:rPr>
-              <w:t>El mayor prestigio (h-index 60), pero su centro editorial se inclina a factores humanos y sus datos siguen sin verificar.</w:t>
-            </w:r>
-          </w:p>
-        </w:tc>
-      </w:tr>
-      <w:tr>
-        <w:tc>
-          <w:tcPr>
-            <w:tcW w:type="dxa" w:w="1020"/>
+              <w:t>79/101 (78.2 %)</w:t>
+            </w:r>
+          </w:p>
+        </w:tc>
+        <w:tc>
+          <w:tcPr>
+            <w:tcW w:type="dxa" w:w="1701"/>
+            <w:shd w:val="clear" w:fill="EEF3FA"/>
           </w:tcPr>
           <w:p>
             <w:pPr>
@@ -4534,7 +4564,8 @@
         </w:tc>
         <w:tc>
           <w:tcPr>
-            <w:tcW w:type="dxa" w:w="1361"/>
+            <w:tcW w:type="dxa" w:w="3742"/>
+            <w:shd w:val="clear" w:fill="EEF3FA"/>
           </w:tcPr>
           <w:p>
             <w:pPr>
@@ -4547,13 +4578,15 @@
                 <w:color w:val="131B2E"/>
                 <w:sz w:val="15"/>
               </w:rPr>
-              <w:t>IJACSA</w:t>
-            </w:r>
-          </w:p>
-        </w:tc>
-        <w:tc>
-          <w:tcPr>
-            <w:tcW w:type="dxa" w:w="1020"/>
+              <w:t>DESCARTADA</w:t>
+            </w:r>
+          </w:p>
+        </w:tc>
+      </w:tr>
+      <w:tr>
+        <w:tc>
+          <w:tcPr>
+            <w:tcW w:type="dxa" w:w="1361"/>
           </w:tcPr>
           <w:p>
             <w:pPr>
@@ -4566,13 +4599,13 @@
                 <w:color w:val="131B2E"/>
                 <w:sz w:val="15"/>
               </w:rPr>
-              <w:t>69.5</w:t>
-            </w:r>
-          </w:p>
-        </w:tc>
-        <w:tc>
-          <w:tcPr>
-            <w:tcW w:type="dxa" w:w="6690"/>
+              <w:t>ISJ</w:t>
+            </w:r>
+          </w:p>
+        </w:tc>
+        <w:tc>
+          <w:tcPr>
+            <w:tcW w:type="dxa" w:w="1361"/>
           </w:tcPr>
           <w:p>
             <w:pPr>
@@ -4585,32 +4618,32 @@
                 <w:color w:val="131B2E"/>
                 <w:sz w:val="15"/>
               </w:rPr>
-              <w:t xml:space="preserve">La más rápida, pero de alcance genérico, con el APC más alto y </w:t>
-            </w:r>
-            <w:r>
-              <w:rPr>
-                <w:b/>
-                <w:color w:val="131B2E"/>
-                <w:sz w:val="15"/>
-              </w:rPr>
-              <w:t>ya registrada</w:t>
-            </w:r>
+              <w:t>Cerrado</w:t>
+            </w:r>
+          </w:p>
+        </w:tc>
+        <w:tc>
+          <w:tcPr>
+            <w:tcW w:type="dxa" w:w="1928"/>
+          </w:tcPr>
+          <w:p>
+            <w:pPr>
+              <w:spacing w:after="20"/>
+            </w:pPr>
+            <w:r/>
             <w:r>
               <w:rPr>
                 <w:b w:val="0"/>
                 <w:color w:val="131B2E"/>
                 <w:sz w:val="15"/>
               </w:rPr>
-              <w:t xml:space="preserve"> en la lista de control.</w:t>
-            </w:r>
-          </w:p>
-        </w:tc>
-      </w:tr>
-      <w:tr>
-        <w:tc>
-          <w:tcPr>
-            <w:tcW w:type="dxa" w:w="1020"/>
-            <w:shd w:val="clear" w:fill="EEF3FA"/>
+              <w:t>89/101 (88.1 %)</w:t>
+            </w:r>
+          </w:p>
+        </w:tc>
+        <w:tc>
+          <w:tcPr>
+            <w:tcW w:type="dxa" w:w="1701"/>
           </w:tcPr>
           <w:p>
             <w:pPr>
@@ -4629,8 +4662,7 @@
         </w:tc>
         <w:tc>
           <w:tcPr>
-            <w:tcW w:type="dxa" w:w="1361"/>
-            <w:shd w:val="clear" w:fill="EEF3FA"/>
+            <w:tcW w:type="dxa" w:w="3742"/>
           </w:tcPr>
           <w:p>
             <w:pPr>
@@ -4643,13 +4675,15 @@
                 <w:color w:val="131B2E"/>
                 <w:sz w:val="15"/>
               </w:rPr>
-              <w:t>ISI</w:t>
-            </w:r>
-          </w:p>
-        </w:tc>
-        <w:tc>
-          <w:tcPr>
-            <w:tcW w:type="dxa" w:w="1020"/>
+              <w:t>DESCARTADA</w:t>
+            </w:r>
+          </w:p>
+        </w:tc>
+      </w:tr>
+      <w:tr>
+        <w:tc>
+          <w:tcPr>
+            <w:tcW w:type="dxa" w:w="1361"/>
             <w:shd w:val="clear" w:fill="EEF3FA"/>
           </w:tcPr>
           <w:p>
@@ -4663,13 +4697,13 @@
                 <w:color w:val="131B2E"/>
                 <w:sz w:val="15"/>
               </w:rPr>
-              <w:t>69.0</w:t>
-            </w:r>
-          </w:p>
-        </w:tc>
-        <w:tc>
-          <w:tcPr>
-            <w:tcW w:type="dxa" w:w="6690"/>
+              <w:t>IJIT</w:t>
+            </w:r>
+          </w:p>
+        </w:tc>
+        <w:tc>
+          <w:tcPr>
+            <w:tcW w:type="dxa" w:w="1361"/>
             <w:shd w:val="clear" w:fill="EEF3FA"/>
           </w:tcPr>
           <w:p>
@@ -4683,23 +4717,67 @@
                 <w:color w:val="131B2E"/>
                 <w:sz w:val="15"/>
               </w:rPr>
-              <w:t xml:space="preserve">El único </w:t>
-            </w:r>
-            <w:r>
-              <w:rPr>
-                <w:b/>
-                <w:color w:val="131B2E"/>
-                <w:sz w:val="15"/>
-              </w:rPr>
-              <w:t>Q3</w:t>
-            </w:r>
+              <w:t>Cerrado</w:t>
+            </w:r>
+          </w:p>
+        </w:tc>
+        <w:tc>
+          <w:tcPr>
+            <w:tcW w:type="dxa" w:w="1928"/>
+            <w:shd w:val="clear" w:fill="EEF3FA"/>
+          </w:tcPr>
+          <w:p>
+            <w:pPr>
+              <w:spacing w:after="20"/>
+            </w:pPr>
+            <w:r/>
             <w:r>
               <w:rPr>
                 <w:b w:val="0"/>
                 <w:color w:val="131B2E"/>
                 <w:sz w:val="15"/>
               </w:rPr>
-              <w:t xml:space="preserve"> verificado de las disponibles, con 305 artículos al año y revisión de unos 2 meses. Su APC de USD 850 y su menor producción temática la dejan por debajo, pero cumple todos los criterios.</w:t>
+              <w:t>648/714 (90.8 %)</w:t>
+            </w:r>
+          </w:p>
+        </w:tc>
+        <w:tc>
+          <w:tcPr>
+            <w:tcW w:type="dxa" w:w="1701"/>
+            <w:shd w:val="clear" w:fill="EEF3FA"/>
+          </w:tcPr>
+          <w:p>
+            <w:pPr>
+              <w:spacing w:after="20"/>
+            </w:pPr>
+            <w:r/>
+            <w:r>
+              <w:rPr>
+                <w:b w:val="0"/>
+                <w:color w:val="131B2E"/>
+                <w:sz w:val="15"/>
+              </w:rPr>
+              <w:t>—</w:t>
+            </w:r>
+          </w:p>
+        </w:tc>
+        <w:tc>
+          <w:tcPr>
+            <w:tcW w:type="dxa" w:w="3742"/>
+            <w:shd w:val="clear" w:fill="EEF3FA"/>
+          </w:tcPr>
+          <w:p>
+            <w:pPr>
+              <w:spacing w:after="20"/>
+            </w:pPr>
+            <w:r/>
+            <w:r>
+              <w:rPr>
+                <w:b w:val="0"/>
+                <w:color w:val="131B2E"/>
+                <w:sz w:val="15"/>
+              </w:rPr>
+              <w:t>DESCARTADA</w:t>
             </w:r>
           </w:p>
         </w:tc>
@@ -4722,24 +4800,7 @@
           <w:color w:val="5B6B8C"/>
           <w:sz w:val="16"/>
         </w:rPr>
-      </w:r>
-      <w:r>
-        <w:rPr>
-          <w:b/>
-          <w:i/>
-          <w:color w:val="5B6B8C"/>
-          <w:sz w:val="16"/>
-        </w:rPr>
-        <w:t>El orden por debajo del Plan A es provisional.</w:t>
-      </w:r>
-      <w:r>
-        <w:rPr>
-          <w:b w:val="0"/>
-          <w:i/>
-          <w:color w:val="5B6B8C"/>
-          <w:sz w:val="16"/>
-        </w:rPr>
-        <w:t xml:space="preserve"> Solo BEEI, IJSSE y CIT tienen sus datos sensibles verificados en fuente primaria; ISJ, ICS e IJACSA se puntuaron con fuentes secundarias, y completar esa verificación puede reordenarlas. La distancia entre CIT (77,5) y ISJ (77,0) es de medio punto: menor que el margen que puede mover una sola verificación pendiente.</w:t>
+        <w:t>Caen tres: IJIT, ISJ e ICS. Las tres eran gratuitas para el autor por la vía de suscripción, y eso las hacía atractivas en el criterio de costo. El filtro deja a la vista lo que ese ahorro costaba: entre el 78 % y el 91 % de sus artículos no los puede leer nadie sin suscripción institucional. Gratis para el autor y abierto para el lector son cosas distintas.</w:t>
       </w:r>
     </w:p>
     <w:p>
@@ -4752,7 +4813,670 @@
           <w:color w:val="1F4E79"/>
           <w:sz w:val="23"/>
         </w:rPr>
-        <w:t>6 · Justificación</w:t>
+        <w:t>6 · Plan A, B, C y D</w:t>
+      </w:r>
+    </w:p>
+    <w:p>
+      <w:pPr>
+        <w:spacing w:after="80"/>
+        <w:jc w:val="both"/>
+      </w:pPr>
+      <w:r>
+        <w:rPr>
+          <w:b w:val="0"/>
+          <w:i w:val="0"/>
+          <w:color w:val="131B2E"/>
+          <w:sz w:val="16"/>
+        </w:rPr>
+        <w:t>Los cuatro planes los fijó el autor el 01/09/2026 entre las candidatas que superan los tres filtros. No se derivan del puntaje: se derivan de una decisión, y el puntaje queda al lado para que la diferencia se pueda discutir.</w:t>
+      </w:r>
+    </w:p>
+    <w:tbl>
+      <w:tblPr>
+        <w:tblW w:type="auto" w:w="0"/>
+        <w:jc w:val="center"/>
+        <w:tblLayout w:type="fixed"/>
+        <w:tblLook w:firstColumn="1" w:firstRow="1" w:lastColumn="0" w:lastRow="0" w:noHBand="0" w:noVBand="1" w:val="04A0"/>
+        <w:tblBorders>
+          <w:top w:val="single" w:sz="4" w:color="BFBFBF"/>
+          <w:left w:val="single" w:sz="4" w:color="BFBFBF"/>
+          <w:bottom w:val="single" w:sz="4" w:color="BFBFBF"/>
+          <w:right w:val="single" w:sz="4" w:color="BFBFBF"/>
+          <w:insideH w:val="single" w:sz="4" w:color="BFBFBF"/>
+          <w:insideV w:val="single" w:sz="4" w:color="BFBFBF"/>
+        </w:tblBorders>
+      </w:tblPr>
+      <w:tblGrid>
+        <w:gridCol w:w="1738"/>
+        <w:gridCol w:w="1738"/>
+        <w:gridCol w:w="1738"/>
+        <w:gridCol w:w="1738"/>
+        <w:gridCol w:w="1738"/>
+        <w:gridCol w:w="1738"/>
+      </w:tblGrid>
+      <w:tr>
+        <w:tc>
+          <w:tcPr>
+            <w:tcW w:type="dxa" w:w="1020"/>
+            <w:shd w:val="clear" w:fill="1F4E79"/>
+          </w:tcPr>
+          <w:p>
+            <w:r/>
+            <w:r>
+              <w:rPr>
+                <w:b/>
+                <w:color w:val="FFFFFF"/>
+                <w:sz w:val="16"/>
+              </w:rPr>
+            </w:r>
+          </w:p>
+        </w:tc>
+        <w:tc>
+          <w:tcPr>
+            <w:tcW w:type="dxa" w:w="1134"/>
+            <w:shd w:val="clear" w:fill="1F4E79"/>
+          </w:tcPr>
+          <w:p>
+            <w:r/>
+            <w:r>
+              <w:rPr>
+                <w:b/>
+                <w:color w:val="FFFFFF"/>
+                <w:sz w:val="16"/>
+              </w:rPr>
+              <w:t>Revista</w:t>
+            </w:r>
+          </w:p>
+        </w:tc>
+        <w:tc>
+          <w:tcPr>
+            <w:tcW w:type="dxa" w:w="964"/>
+            <w:shd w:val="clear" w:fill="1F4E79"/>
+          </w:tcPr>
+          <w:p>
+            <w:r/>
+            <w:r>
+              <w:rPr>
+                <w:b/>
+                <w:color w:val="FFFFFF"/>
+                <w:sz w:val="16"/>
+              </w:rPr>
+              <w:t>Puntaje</w:t>
+            </w:r>
+          </w:p>
+        </w:tc>
+        <w:tc>
+          <w:tcPr>
+            <w:tcW w:type="dxa" w:w="1134"/>
+            <w:shd w:val="clear" w:fill="1F4E79"/>
+          </w:tcPr>
+          <w:p>
+            <w:r/>
+            <w:r>
+              <w:rPr>
+                <w:b/>
+                <w:color w:val="FFFFFF"/>
+                <w:sz w:val="16"/>
+              </w:rPr>
+              <w:t>Acceso</w:t>
+            </w:r>
+          </w:p>
+        </w:tc>
+        <w:tc>
+          <w:tcPr>
+            <w:tcW w:type="dxa" w:w="1077"/>
+            <w:shd w:val="clear" w:fill="1F4E79"/>
+          </w:tcPr>
+          <w:p>
+            <w:r/>
+            <w:r>
+              <w:rPr>
+                <w:b/>
+                <w:color w:val="FFFFFF"/>
+                <w:sz w:val="16"/>
+              </w:rPr>
+              <w:t>En la lista</w:t>
+            </w:r>
+          </w:p>
+        </w:tc>
+        <w:tc>
+          <w:tcPr>
+            <w:tcW w:type="dxa" w:w="4762"/>
+            <w:shd w:val="clear" w:fill="1F4E79"/>
+          </w:tcPr>
+          <w:p>
+            <w:r/>
+            <w:r>
+              <w:rPr>
+                <w:b/>
+                <w:color w:val="FFFFFF"/>
+                <w:sz w:val="16"/>
+              </w:rPr>
+              <w:t>Por qué en esa posición</w:t>
+            </w:r>
+          </w:p>
+        </w:tc>
+      </w:tr>
+      <w:tr>
+        <w:tc>
+          <w:tcPr>
+            <w:tcW w:type="dxa" w:w="1020"/>
+            <w:shd w:val="clear" w:fill="E0F3E6"/>
+          </w:tcPr>
+          <w:p>
+            <w:pPr>
+              <w:spacing w:after="20"/>
+            </w:pPr>
+            <w:r/>
+            <w:r>
+              <w:rPr>
+                <w:b w:val="0"/>
+                <w:color w:val="131B2E"/>
+                <w:sz w:val="15"/>
+              </w:rPr>
+              <w:t>Plan A</w:t>
+            </w:r>
+          </w:p>
+        </w:tc>
+        <w:tc>
+          <w:tcPr>
+            <w:tcW w:type="dxa" w:w="1134"/>
+            <w:shd w:val="clear" w:fill="E0F3E6"/>
+          </w:tcPr>
+          <w:p>
+            <w:pPr>
+              <w:spacing w:after="20"/>
+            </w:pPr>
+            <w:r/>
+            <w:r>
+              <w:rPr>
+                <w:b w:val="0"/>
+                <w:color w:val="131B2E"/>
+                <w:sz w:val="15"/>
+              </w:rPr>
+              <w:t>IJIES</w:t>
+            </w:r>
+          </w:p>
+        </w:tc>
+        <w:tc>
+          <w:tcPr>
+            <w:tcW w:type="dxa" w:w="964"/>
+            <w:shd w:val="clear" w:fill="E0F3E6"/>
+          </w:tcPr>
+          <w:p>
+            <w:pPr>
+              <w:spacing w:after="20"/>
+            </w:pPr>
+            <w:r/>
+            <w:r>
+              <w:rPr>
+                <w:b w:val="0"/>
+                <w:color w:val="131B2E"/>
+                <w:sz w:val="15"/>
+              </w:rPr>
+              <w:t>87.5</w:t>
+            </w:r>
+          </w:p>
+        </w:tc>
+        <w:tc>
+          <w:tcPr>
+            <w:tcW w:type="dxa" w:w="1134"/>
+            <w:shd w:val="clear" w:fill="E0F3E6"/>
+          </w:tcPr>
+          <w:p>
+            <w:pPr>
+              <w:spacing w:after="20"/>
+            </w:pPr>
+            <w:r/>
+            <w:r>
+              <w:rPr>
+                <w:b w:val="0"/>
+                <w:color w:val="131B2E"/>
+                <w:sz w:val="15"/>
+              </w:rPr>
+              <w:t>Bronce</w:t>
+            </w:r>
+          </w:p>
+        </w:tc>
+        <w:tc>
+          <w:tcPr>
+            <w:tcW w:type="dxa" w:w="1077"/>
+            <w:shd w:val="clear" w:fill="E0F3E6"/>
+          </w:tcPr>
+          <w:p>
+            <w:pPr>
+              <w:spacing w:after="20"/>
+            </w:pPr>
+            <w:r/>
+            <w:r>
+              <w:rPr>
+                <w:b w:val="0"/>
+                <w:color w:val="131B2E"/>
+                <w:sz w:val="15"/>
+              </w:rPr>
+              <w:t>No</w:t>
+            </w:r>
+          </w:p>
+        </w:tc>
+        <w:tc>
+          <w:tcPr>
+            <w:tcW w:type="dxa" w:w="4762"/>
+            <w:shd w:val="clear" w:fill="E0F3E6"/>
+          </w:tcPr>
+          <w:p>
+            <w:pPr>
+              <w:spacing w:after="20"/>
+            </w:pPr>
+            <w:r/>
+            <w:r>
+              <w:rPr>
+                <w:b w:val="0"/>
+                <w:color w:val="131B2E"/>
+                <w:sz w:val="15"/>
+              </w:rPr>
+              <w:t>Mayor volumen del conjunto abierto (556 al año), APC más bajo (USD 300) y publicación 2 meses tras la aceptación. Reservas: confirmar Scopus, y su acceso abierto es bronce sin licencia, el más débil de los cuatro.</w:t>
+            </w:r>
+          </w:p>
+        </w:tc>
+      </w:tr>
+      <w:tr>
+        <w:tc>
+          <w:tcPr>
+            <w:tcW w:type="dxa" w:w="1020"/>
+            <w:shd w:val="clear" w:fill="E0F3E6"/>
+          </w:tcPr>
+          <w:p>
+            <w:pPr>
+              <w:spacing w:after="20"/>
+            </w:pPr>
+            <w:r/>
+            <w:r>
+              <w:rPr>
+                <w:b w:val="0"/>
+                <w:color w:val="131B2E"/>
+                <w:sz w:val="15"/>
+              </w:rPr>
+              <w:t>Plan B</w:t>
+            </w:r>
+          </w:p>
+        </w:tc>
+        <w:tc>
+          <w:tcPr>
+            <w:tcW w:type="dxa" w:w="1134"/>
+            <w:shd w:val="clear" w:fill="E0F3E6"/>
+          </w:tcPr>
+          <w:p>
+            <w:pPr>
+              <w:spacing w:after="20"/>
+            </w:pPr>
+            <w:r/>
+            <w:r>
+              <w:rPr>
+                <w:b w:val="0"/>
+                <w:color w:val="131B2E"/>
+                <w:sz w:val="15"/>
+              </w:rPr>
+              <w:t>ISI</w:t>
+            </w:r>
+          </w:p>
+        </w:tc>
+        <w:tc>
+          <w:tcPr>
+            <w:tcW w:type="dxa" w:w="964"/>
+            <w:shd w:val="clear" w:fill="E0F3E6"/>
+          </w:tcPr>
+          <w:p>
+            <w:pPr>
+              <w:spacing w:after="20"/>
+            </w:pPr>
+            <w:r/>
+            <w:r>
+              <w:rPr>
+                <w:b w:val="0"/>
+                <w:color w:val="131B2E"/>
+                <w:sz w:val="15"/>
+              </w:rPr>
+              <w:t>69.0</w:t>
+            </w:r>
+          </w:p>
+        </w:tc>
+        <w:tc>
+          <w:tcPr>
+            <w:tcW w:type="dxa" w:w="1134"/>
+            <w:shd w:val="clear" w:fill="E0F3E6"/>
+          </w:tcPr>
+          <w:p>
+            <w:pPr>
+              <w:spacing w:after="20"/>
+            </w:pPr>
+            <w:r/>
+            <w:r>
+              <w:rPr>
+                <w:b w:val="0"/>
+                <w:color w:val="131B2E"/>
+                <w:sz w:val="15"/>
+              </w:rPr>
+              <w:t>Híbrido</w:t>
+            </w:r>
+          </w:p>
+        </w:tc>
+        <w:tc>
+          <w:tcPr>
+            <w:tcW w:type="dxa" w:w="1077"/>
+            <w:shd w:val="clear" w:fill="E0F3E6"/>
+          </w:tcPr>
+          <w:p>
+            <w:pPr>
+              <w:spacing w:after="20"/>
+            </w:pPr>
+            <w:r/>
+            <w:r>
+              <w:rPr>
+                <w:b w:val="0"/>
+                <w:color w:val="131B2E"/>
+                <w:sz w:val="15"/>
+              </w:rPr>
+              <w:t>No</w:t>
+            </w:r>
+          </w:p>
+        </w:tc>
+        <w:tc>
+          <w:tcPr>
+            <w:tcW w:type="dxa" w:w="4762"/>
+            <w:shd w:val="clear" w:fill="E0F3E6"/>
+          </w:tcPr>
+          <w:p>
+            <w:pPr>
+              <w:spacing w:after="20"/>
+            </w:pPr>
+            <w:r/>
+            <w:r>
+              <w:rPr>
+                <w:b w:val="0"/>
+                <w:color w:val="131B2E"/>
+                <w:sz w:val="15"/>
+              </w:rPr>
+              <w:t>Único Q3 verificado, 305 artículos al año, licencia CC BY y PDF de descarga libre comprobada. En contra: APC de USD 850, 6-12 páginas y ningún plazo de revisión declarado.</w:t>
+            </w:r>
+          </w:p>
+        </w:tc>
+      </w:tr>
+      <w:tr>
+        <w:tc>
+          <w:tcPr>
+            <w:tcW w:type="dxa" w:w="1020"/>
+            <w:shd w:val="clear" w:fill="E0F3E6"/>
+          </w:tcPr>
+          <w:p>
+            <w:pPr>
+              <w:spacing w:after="20"/>
+            </w:pPr>
+            <w:r/>
+            <w:r>
+              <w:rPr>
+                <w:b w:val="0"/>
+                <w:color w:val="131B2E"/>
+                <w:sz w:val="15"/>
+              </w:rPr>
+              <w:t>Plan C</w:t>
+            </w:r>
+          </w:p>
+        </w:tc>
+        <w:tc>
+          <w:tcPr>
+            <w:tcW w:type="dxa" w:w="1134"/>
+            <w:shd w:val="clear" w:fill="E0F3E6"/>
+          </w:tcPr>
+          <w:p>
+            <w:pPr>
+              <w:spacing w:after="20"/>
+            </w:pPr>
+            <w:r/>
+            <w:r>
+              <w:rPr>
+                <w:b w:val="0"/>
+                <w:color w:val="131B2E"/>
+                <w:sz w:val="15"/>
+              </w:rPr>
+              <w:t>BEEI</w:t>
+            </w:r>
+          </w:p>
+        </w:tc>
+        <w:tc>
+          <w:tcPr>
+            <w:tcW w:type="dxa" w:w="964"/>
+            <w:shd w:val="clear" w:fill="E0F3E6"/>
+          </w:tcPr>
+          <w:p>
+            <w:pPr>
+              <w:spacing w:after="20"/>
+            </w:pPr>
+            <w:r/>
+            <w:r>
+              <w:rPr>
+                <w:b w:val="0"/>
+                <w:color w:val="131B2E"/>
+                <w:sz w:val="15"/>
+              </w:rPr>
+              <w:t>84.0</w:t>
+            </w:r>
+          </w:p>
+        </w:tc>
+        <w:tc>
+          <w:tcPr>
+            <w:tcW w:type="dxa" w:w="1134"/>
+            <w:shd w:val="clear" w:fill="E0F3E6"/>
+          </w:tcPr>
+          <w:p>
+            <w:pPr>
+              <w:spacing w:after="20"/>
+            </w:pPr>
+            <w:r/>
+            <w:r>
+              <w:rPr>
+                <w:b w:val="0"/>
+                <w:color w:val="131B2E"/>
+                <w:sz w:val="15"/>
+              </w:rPr>
+              <w:t>Diamante</w:t>
+            </w:r>
+          </w:p>
+        </w:tc>
+        <w:tc>
+          <w:tcPr>
+            <w:tcW w:type="dxa" w:w="1077"/>
+            <w:shd w:val="clear" w:fill="E0F3E6"/>
+          </w:tcPr>
+          <w:p>
+            <w:pPr>
+              <w:spacing w:after="20"/>
+            </w:pPr>
+            <w:r/>
+            <w:r>
+              <w:rPr>
+                <w:b w:val="0"/>
+                <w:color w:val="131B2E"/>
+                <w:sz w:val="15"/>
+              </w:rPr>
+              <w:t>SÍ</w:t>
+            </w:r>
+          </w:p>
+        </w:tc>
+        <w:tc>
+          <w:tcPr>
+            <w:tcW w:type="dxa" w:w="4762"/>
+            <w:shd w:val="clear" w:fill="E0F3E6"/>
+          </w:tcPr>
+          <w:p>
+            <w:pPr>
+              <w:spacing w:after="20"/>
+            </w:pPr>
+            <w:r/>
+            <w:r>
+              <w:rPr>
+                <w:b w:val="0"/>
+                <w:color w:val="131B2E"/>
+                <w:sz w:val="15"/>
+              </w:rPr>
+              <w:t>El acceso abierto más sólido de los cuatro: diamante, CC BY-SA, cero cerrados y declaración explícita en portada. Segundo mejor puntaje absoluto y 682 artículos en 2025. Su única objeción es administrativa: está en la lista.</w:t>
+            </w:r>
+          </w:p>
+        </w:tc>
+      </w:tr>
+      <w:tr>
+        <w:tc>
+          <w:tcPr>
+            <w:tcW w:type="dxa" w:w="1020"/>
+            <w:shd w:val="clear" w:fill="E0F3E6"/>
+          </w:tcPr>
+          <w:p>
+            <w:pPr>
+              <w:spacing w:after="20"/>
+            </w:pPr>
+            <w:r/>
+            <w:r>
+              <w:rPr>
+                <w:b w:val="0"/>
+                <w:color w:val="131B2E"/>
+                <w:sz w:val="15"/>
+              </w:rPr>
+              <w:t>Plan D</w:t>
+            </w:r>
+          </w:p>
+        </w:tc>
+        <w:tc>
+          <w:tcPr>
+            <w:tcW w:type="dxa" w:w="1134"/>
+            <w:shd w:val="clear" w:fill="E0F3E6"/>
+          </w:tcPr>
+          <w:p>
+            <w:pPr>
+              <w:spacing w:after="20"/>
+            </w:pPr>
+            <w:r/>
+            <w:r>
+              <w:rPr>
+                <w:b w:val="0"/>
+                <w:color w:val="131B2E"/>
+                <w:sz w:val="15"/>
+              </w:rPr>
+              <w:t>IJSSE</w:t>
+            </w:r>
+          </w:p>
+        </w:tc>
+        <w:tc>
+          <w:tcPr>
+            <w:tcW w:type="dxa" w:w="964"/>
+            <w:shd w:val="clear" w:fill="E0F3E6"/>
+          </w:tcPr>
+          <w:p>
+            <w:pPr>
+              <w:spacing w:after="20"/>
+            </w:pPr>
+            <w:r/>
+            <w:r>
+              <w:rPr>
+                <w:b w:val="0"/>
+                <w:color w:val="131B2E"/>
+                <w:sz w:val="15"/>
+              </w:rPr>
+              <w:t>75.5</w:t>
+            </w:r>
+          </w:p>
+        </w:tc>
+        <w:tc>
+          <w:tcPr>
+            <w:tcW w:type="dxa" w:w="1134"/>
+            <w:shd w:val="clear" w:fill="E0F3E6"/>
+          </w:tcPr>
+          <w:p>
+            <w:pPr>
+              <w:spacing w:after="20"/>
+            </w:pPr>
+            <w:r/>
+            <w:r>
+              <w:rPr>
+                <w:b w:val="0"/>
+                <w:color w:val="131B2E"/>
+                <w:sz w:val="15"/>
+              </w:rPr>
+              <w:t>Híbrido</w:t>
+            </w:r>
+          </w:p>
+        </w:tc>
+        <w:tc>
+          <w:tcPr>
+            <w:tcW w:type="dxa" w:w="1077"/>
+            <w:shd w:val="clear" w:fill="E0F3E6"/>
+          </w:tcPr>
+          <w:p>
+            <w:pPr>
+              <w:spacing w:after="20"/>
+            </w:pPr>
+            <w:r/>
+            <w:r>
+              <w:rPr>
+                <w:b w:val="0"/>
+                <w:color w:val="131B2E"/>
+                <w:sz w:val="15"/>
+              </w:rPr>
+              <w:t>SÍ</w:t>
+            </w:r>
+          </w:p>
+        </w:tc>
+        <w:tc>
+          <w:tcPr>
+            <w:tcW w:type="dxa" w:w="4762"/>
+            <w:shd w:val="clear" w:fill="E0F3E6"/>
+          </w:tcPr>
+          <w:p>
+            <w:pPr>
+              <w:spacing w:after="20"/>
+            </w:pPr>
+            <w:r/>
+            <w:r>
+              <w:rPr>
+                <w:b w:val="0"/>
+                <w:color w:val="131B2E"/>
+                <w:sz w:val="15"/>
+              </w:rPr>
+              <w:t>Encaje idéntico al de BEEI, ciclo rápido y licencia CC BY. Menor visibilidad (CiteScore 2,8 frente a 4,2) y APC del doble. También está en la lista.</w:t>
+            </w:r>
+          </w:p>
+        </w:tc>
+      </w:tr>
+    </w:tbl>
+    <w:p>
+      <w:pPr>
+        <w:spacing w:after="40"/>
+      </w:pPr>
+    </w:p>
+    <w:p>
+      <w:pPr>
+        <w:spacing w:after="80"/>
+        <w:jc w:val="both"/>
+      </w:pPr>
+      <w:r>
+        <w:rPr>
+          <w:b w:val="0"/>
+          <w:i/>
+          <w:color w:val="5B6B8C"/>
+          <w:sz w:val="16"/>
+        </w:rPr>
+        <w:t>Dos tensiones que el autor asume. (1) El Plan A es el acceso abierto más débil de los cuatro: IJIES encabeza por puntaje, volumen y precio, pero su acceso es bronce sin licencia y fuera de DOAJ; BEEI, el Plan C, es el más sólido en esto. Si se busca acceso abierto en sentido estricto, el orden se invertiría. (2) Los Planes C y D figuran en la lista de control de la coordinación, y volver a incluirlos depende de una pregunta sin responder: si la lista inhabilita la revista o solo registra lo ya publicado.</w:t>
+      </w:r>
+    </w:p>
+    <w:p>
+      <w:pPr>
+        <w:spacing w:before="180" w:after="60"/>
+      </w:pPr>
+      <w:r>
+        <w:rPr>
+          <w:b/>
+          <w:color w:val="1F4E79"/>
+          <w:sz w:val="23"/>
+        </w:rPr>
+        <w:t>7 · Justificación</w:t>
       </w:r>
     </w:p>
     <w:p>
@@ -4784,7 +5508,7 @@
           <w:color w:val="131B2E"/>
           <w:sz w:val="17"/>
         </w:rPr>
-        <w:t>, por delante de ISJ (81.0), y es la única candidata que supera a BEEI (87.5) en puntuación absoluta.</w:t>
+        <w:t>, la puntuación más alta de las nueve, por delante de BEEI (84.0). Es además la única de las cuatro elegidas sin objeción administrativa pendiente.</w:t>
       </w:r>
     </w:p>
     <w:p>

--- a/docs/entregables/09-matriz-revistas/Matriz-decision-revistas.docx
+++ b/docs/entregables/09-matriz-revistas/Matriz-decision-revistas.docx
@@ -5318,7 +5318,7 @@
                 <w:color w:val="131B2E"/>
                 <w:sz w:val="15"/>
               </w:rPr>
-              <w:t>El acceso abierto más sólido de los cuatro: diamante, CC BY-SA, cero cerrados y declaración explícita en portada. Segundo mejor puntaje absoluto y 682 artículos en 2025. Su única objeción es administrativa: está en la lista.</w:t>
+              <w:t>El acceso abierto más sólido de los cuatro: diamante, CC BY-SA, cero cerrados y declaración explícita en portada. Segundo mejor puntaje absoluto y 377 artículos en 2025. Su única objeción es administrativa: está en la lista.</w:t>
             </w:r>
           </w:p>
         </w:tc>
@@ -5766,7 +5766,7 @@
                 <w:color w:val="131B2E"/>
                 <w:sz w:val="15"/>
               </w:rPr>
-              <w:t>467</w:t>
+              <w:t>542</w:t>
             </w:r>
           </w:p>
         </w:tc>
@@ -5786,7 +5786,7 @@
                 <w:color w:val="131B2E"/>
                 <w:sz w:val="15"/>
               </w:rPr>
-              <w:t>Disponible</w:t>
+              <w:t>Plan A</w:t>
             </w:r>
           </w:p>
         </w:tc>

--- a/docs/entregables/09-matriz-revistas/Matriz-decision-revistas.docx
+++ b/docs/entregables/09-matriz-revistas/Matriz-decision-revistas.docx
@@ -1651,7 +1651,7 @@
                 <w:color w:val="131B2E"/>
                 <w:sz w:val="15"/>
               </w:rPr>
-              <w:t>Pertinencia temática</w:t>
+              <w:t>Pertinencia temática (alcance)</w:t>
             </w:r>
           </w:p>
         </w:tc>
@@ -1691,7 +1691,7 @@
                 <w:color w:val="131B2E"/>
                 <w:sz w:val="15"/>
               </w:rPr>
-              <w:t>Coincidencia entre el alcance editorial declarado y el problema, método y dominio del artículo</w:t>
+              <w:t>Coincidencia entre el alcance editorial declarado y el problema, método y dominio del artículo. Puntuado con la evidencia de los 21 artículos semilla</w:t>
             </w:r>
           </w:p>
         </w:tc>
@@ -1712,7 +1712,7 @@
                 <w:color w:val="131B2E"/>
                 <w:sz w:val="15"/>
               </w:rPr>
-              <w:t>Visibilidad bibliométrica</w:t>
+              <w:t>Visibilidad bibliométrica (cuartil)</w:t>
             </w:r>
           </w:p>
         </w:tc>
@@ -1750,7 +1750,7 @@
                 <w:color w:val="131B2E"/>
                 <w:sz w:val="15"/>
               </w:rPr>
-              <w:t>CiteScore, percentil y cuartil SJR identificados por separado, con su fuente</w:t>
+              <w:t>CiteScore, percentil, cuartil SJR y h5-index de Google Scholar Metrics, identificados por separado y con su fuente</w:t>
             </w:r>
           </w:p>
         </w:tc>
@@ -1772,7 +1772,7 @@
                 <w:color w:val="131B2E"/>
                 <w:sz w:val="15"/>
               </w:rPr>
-              <w:t>Viabilidad editorial</w:t>
+              <w:t>Viabilidad editorial (tiempo)</w:t>
             </w:r>
           </w:p>
         </w:tc>
@@ -1812,7 +1812,7 @@
                 <w:color w:val="131B2E"/>
                 <w:sz w:val="15"/>
               </w:rPr>
-              <w:t>Tipo de revisión, tiempo declarado, periodicidad y capacidad de publicación</w:t>
+              <w:t>Tipo de revisión, tiempo real medido, periodicidad y capacidad de publicación</w:t>
             </w:r>
           </w:p>
         </w:tc>
@@ -1833,7 +1833,7 @@
                 <w:color w:val="131B2E"/>
                 <w:sz w:val="15"/>
               </w:rPr>
-              <w:t>Costo y accesibilidad</w:t>
+              <w:t>Costo y accesibilidad (APC)</w:t>
             </w:r>
           </w:p>
         </w:tc>
@@ -1871,7 +1871,7 @@
                 <w:color w:val="131B2E"/>
                 <w:sz w:val="15"/>
               </w:rPr>
-              <w:t>APC vigente, cargos por página y acceso abierto</w:t>
+              <w:t>APC vigente, quién lo cubre, cargos por página y acceso abierto</w:t>
             </w:r>
           </w:p>
         </w:tc>
@@ -1893,7 +1893,7 @@
                 <w:color w:val="131B2E"/>
                 <w:sz w:val="15"/>
               </w:rPr>
-              <w:t>Compatibilidad formal</w:t>
+              <w:t>Compatibilidad formal (requisitos)</w:t>
             </w:r>
           </w:p>
         </w:tc>
@@ -1933,7 +1933,7 @@
                 <w:color w:val="131B2E"/>
                 <w:sz w:val="15"/>
               </w:rPr>
-              <w:t>Plantilla, límite de páginas y requisitos de envío</w:t>
+              <w:t>Plantilla, extensión exigida y requisitos de envío</w:t>
             </w:r>
           </w:p>
         </w:tc>
@@ -2223,7 +2223,7 @@
                 <w:color w:val="131B2E"/>
                 <w:sz w:val="15"/>
               </w:rPr>
-              <w:t>Pertinencia temática (30 %)</w:t>
+              <w:t>Pertinencia temática (alcance) (30 %)</w:t>
             </w:r>
           </w:p>
         </w:tc>
@@ -2424,7 +2424,7 @@
                 <w:color w:val="131B2E"/>
                 <w:sz w:val="15"/>
               </w:rPr>
-              <w:t>Visibilidad bibliométrica (25 %)</w:t>
+              <w:t>Visibilidad bibliométrica (cuartil) (25 %)</w:t>
             </w:r>
           </w:p>
         </w:tc>
@@ -2617,7 +2617,7 @@
                 <w:color w:val="131B2E"/>
                 <w:sz w:val="15"/>
               </w:rPr>
-              <w:t>Viabilidad editorial (20 %)</w:t>
+              <w:t>Viabilidad editorial (tiempo) (20 %)</w:t>
             </w:r>
           </w:p>
         </w:tc>
@@ -2818,7 +2818,7 @@
                 <w:color w:val="131B2E"/>
                 <w:sz w:val="15"/>
               </w:rPr>
-              <w:t>Costo y accesibilidad (15 %)</w:t>
+              <w:t>Costo y accesibilidad (APC) (15 %)</w:t>
             </w:r>
           </w:p>
         </w:tc>
@@ -3011,7 +3011,7 @@
                 <w:color w:val="131B2E"/>
                 <w:sz w:val="15"/>
               </w:rPr>
-              <w:t>Compatibilidad formal (10 %)</w:t>
+              <w:t>Compatibilidad formal (requisitos) (10 %)</w:t>
             </w:r>
           </w:p>
         </w:tc>

--- a/docs/entregables/09-matriz-revistas/Matriz-decision-revistas.docx
+++ b/docs/entregables/09-matriz-revistas/Matriz-decision-revistas.docx
@@ -5116,7 +5116,7 @@
                 <w:color w:val="131B2E"/>
                 <w:sz w:val="15"/>
               </w:rPr>
-              <w:t>ISI</w:t>
+              <w:t>BEEI</w:t>
             </w:r>
           </w:p>
         </w:tc>
@@ -5136,7 +5136,7 @@
                 <w:color w:val="131B2E"/>
                 <w:sz w:val="15"/>
               </w:rPr>
-              <w:t>69.0</w:t>
+              <w:t>84.0</w:t>
             </w:r>
           </w:p>
         </w:tc>
@@ -5156,7 +5156,7 @@
                 <w:color w:val="131B2E"/>
                 <w:sz w:val="15"/>
               </w:rPr>
-              <w:t>Híbrido</w:t>
+              <w:t>Diamante</w:t>
             </w:r>
           </w:p>
         </w:tc>
@@ -5176,7 +5176,7 @@
                 <w:color w:val="131B2E"/>
                 <w:sz w:val="15"/>
               </w:rPr>
-              <w:t>No</w:t>
+              <w:t>SÍ</w:t>
             </w:r>
           </w:p>
         </w:tc>
@@ -5196,7 +5196,7 @@
                 <w:color w:val="131B2E"/>
                 <w:sz w:val="15"/>
               </w:rPr>
-              <w:t>Único Q3 verificado, 305 artículos al año, licencia CC BY y PDF de descarga libre comprobada. En contra: APC de USD 850, 6-12 páginas y ningún plazo de revisión declarado.</w:t>
+              <w:t>El acceso abierto más sólido de los cuatro: diamante, CC BY-SA, cero cerrados y declaración explícita en portada. Segundo mejor puntaje absoluto y 377 artículos en 2025. Su única objeción es administrativa: está en la lista.</w:t>
             </w:r>
           </w:p>
         </w:tc>
@@ -5238,7 +5238,7 @@
                 <w:color w:val="131B2E"/>
                 <w:sz w:val="15"/>
               </w:rPr>
-              <w:t>BEEI</w:t>
+              <w:t>IJSSE</w:t>
             </w:r>
           </w:p>
         </w:tc>
@@ -5258,7 +5258,7 @@
                 <w:color w:val="131B2E"/>
                 <w:sz w:val="15"/>
               </w:rPr>
-              <w:t>84.0</w:t>
+              <w:t>75.5</w:t>
             </w:r>
           </w:p>
         </w:tc>
@@ -5278,7 +5278,7 @@
                 <w:color w:val="131B2E"/>
                 <w:sz w:val="15"/>
               </w:rPr>
-              <w:t>Diamante</w:t>
+              <w:t>Híbrido</w:t>
             </w:r>
           </w:p>
         </w:tc>
@@ -5318,7 +5318,7 @@
                 <w:color w:val="131B2E"/>
                 <w:sz w:val="15"/>
               </w:rPr>
-              <w:t>El acceso abierto más sólido de los cuatro: diamante, CC BY-SA, cero cerrados y declaración explícita en portada. Segundo mejor puntaje absoluto y 377 artículos en 2025. Su única objeción es administrativa: está en la lista.</w:t>
+              <w:t>Encaje idéntico al de BEEI, ciclo rápido y licencia CC BY. Menor visibilidad (CiteScore 2,8 frente a 4,2) y APC del doble. También está en la lista.</w:t>
             </w:r>
           </w:p>
         </w:tc>
@@ -5360,7 +5360,7 @@
                 <w:color w:val="131B2E"/>
                 <w:sz w:val="15"/>
               </w:rPr>
-              <w:t>IJSSE</w:t>
+              <w:t>ISI</w:t>
             </w:r>
           </w:p>
         </w:tc>
@@ -5380,7 +5380,7 @@
                 <w:color w:val="131B2E"/>
                 <w:sz w:val="15"/>
               </w:rPr>
-              <w:t>75.5</w:t>
+              <w:t>69.0</w:t>
             </w:r>
           </w:p>
         </w:tc>
@@ -5420,7 +5420,7 @@
                 <w:color w:val="131B2E"/>
                 <w:sz w:val="15"/>
               </w:rPr>
-              <w:t>SÍ</w:t>
+              <w:t>No</w:t>
             </w:r>
           </w:p>
         </w:tc>
@@ -5440,7 +5440,7 @@
                 <w:color w:val="131B2E"/>
                 <w:sz w:val="15"/>
               </w:rPr>
-              <w:t>Encaje idéntico al de BEEI, ciclo rápido y licencia CC BY. Menor visibilidad (CiteScore 2,8 frente a 4,2) y APC del doble. También está en la lista.</w:t>
+              <w:t>Único Q3 verificado, 305 artículos al año, licencia CC BY y PDF de descarga libre comprobada. En contra: APC de USD 850, 6-12 páginas y ningún plazo de revisión declarado.</w:t>
             </w:r>
           </w:p>
         </w:tc>
@@ -5508,7 +5508,7 @@
           <w:color w:val="131B2E"/>
           <w:sz w:val="17"/>
         </w:rPr>
-        <w:t>, la puntuación más alta de las nueve, por delante de BEEI (84.0). Es además la única de las cuatro elegidas sin objeción administrativa pendiente.</w:t>
+        <w:t>, la puntuación más alta de las nueve, por delante de IJSSE (75.5). Es además la única de las cuatro elegidas sin objeción administrativa pendiente.</w:t>
       </w:r>
     </w:p>
     <w:p>

--- a/docs/entregables/09-matriz-revistas/Matriz-decision-revistas.docx
+++ b/docs/entregables/09-matriz-revistas/Matriz-decision-revistas.docx
@@ -617,7 +617,7 @@
                 <w:color w:val="131B2E"/>
                 <w:sz w:val="15"/>
               </w:rPr>
-              <w:t>Supera con reserva</w:t>
+              <w:t>Supera</w:t>
             </w:r>
           </w:p>
         </w:tc>
@@ -637,7 +637,7 @@
                 <w:color w:val="131B2E"/>
                 <w:sz w:val="15"/>
               </w:rPr>
-              <w:t xml:space="preserve">ISSN confirmado, ficha en Scopus, política de revisión y tarifas publicadas, y </w:t>
+              <w:t xml:space="preserve">ISSN confirmado, política de revisión y tarifas publicadas, y </w:t>
             </w:r>
             <w:r>
               <w:rPr>
@@ -661,7 +661,7 @@
                 <w:color w:val="131B2E"/>
                 <w:sz w:val="15"/>
               </w:rPr>
-              <w:t>La reserva es concreta</w:t>
+              <w:t>Cobertura de Scopus confirmada el 02/09/2026 en la ficha de fuente: «Years currently covered by Scopus: from 2008 to 2026»</w:t>
             </w:r>
             <w:r>
               <w:rPr>
@@ -669,7 +669,7 @@
                 <w:color w:val="131B2E"/>
                 <w:sz w:val="15"/>
               </w:rPr>
-              <w:t>: hay que confirmar que su cobertura en Scopus sigue activa, porque TELKOMNIKA, IJECE e IJEECS —revistas del mismo perfil de alto volumen— fueron descontinuadas en 2025</w:t>
+              <w:t>, sin aviso de descontinuación. Era la reserva más importante del expediente y queda cerrada</w:t>
             </w:r>
           </w:p>
         </w:tc>
